--- a/zhaocai-modules/zhaocai-business/src/main/resources/templates/template.docx
+++ b/zhaocai-modules/zhaocai-business/src/main/resources/templates/template.docx
@@ -1,6 +1,6 @@
 
 <file path=word/document.xml><?xml version="1.0" encoding="utf-8"?>
-<w:document xmlns:wpc="http://schemas.microsoft.com/office/word/2010/wordprocessingCanvas" xmlns:cx="http://schemas.microsoft.com/office/drawing/2014/chartex" xmlns:cx1="http://schemas.microsoft.com/office/drawing/2015/9/8/chartex" xmlns:cx2="http://schemas.microsoft.com/office/drawing/2015/10/21/chartex" xmlns:cx3="http://schemas.microsoft.com/office/drawing/2016/5/9/chartex" xmlns:cx4="http://schemas.microsoft.com/office/drawing/2016/5/10/chartex" xmlns:cx5="http://schemas.microsoft.com/office/drawing/2016/5/11/chartex" xmlns:cx6="http://schemas.microsoft.com/office/drawing/2016/5/12/chartex" xmlns:cx7="http://schemas.microsoft.com/office/drawing/2016/5/13/chartex" xmlns:cx8="http://schemas.microsoft.com/office/drawing/2016/5/14/chartex" xmlns:mc="http://schemas.openxmlformats.org/markup-compatibility/2006" xmlns:aink="http://schemas.microsoft.com/office/drawing/2016/ink" xmlns:am3d="http://schemas.microsoft.com/office/drawing/2017/model3d" xmlns:o="urn:schemas-microsoft-com:office:office" xmlns:oel="http://schemas.microsoft.com/office/2019/extlst" xmlns:r="http://schemas.openxmlformats.org/officeDocument/2006/relationships" xmlns:m="http://schemas.openxmlformats.org/officeDocument/2006/math" xmlns:v="urn:schemas-microsoft-com:vml" xmlns:wp14="http://schemas.microsoft.com/office/word/2010/wordprocessingDrawing" xmlns:wp="http://schemas.openxmlformats.org/drawingml/2006/wordprocessingDrawing" xmlns:w10="urn:schemas-microsoft-com:office:word" xmlns:w="http://schemas.openxmlformats.org/wordprocessingml/2006/main" xmlns:w14="http://schemas.microsoft.com/office/word/2010/wordml" xmlns:w15="http://schemas.microsoft.com/office/word/2012/wordml" xmlns:w16cex="http://schemas.microsoft.com/office/word/2018/wordml/cex" xmlns:w16cid="http://schemas.microsoft.com/office/word/2016/wordml/cid" xmlns:w16="http://schemas.microsoft.com/office/word/2018/wordml" xmlns:w16du="http://schemas.microsoft.com/office/word/2023/wordml/word16du" xmlns:w16sdtdh="http://schemas.microsoft.com/office/word/2020/wordml/sdtdatahash" xmlns:w16sdtfl="http://schemas.microsoft.com/office/word/2024/wordml/sdtformatlock" xmlns:w16se="http://schemas.microsoft.com/office/word/2015/wordml/symex" xmlns:wpg="http://schemas.microsoft.com/office/word/2010/wordprocessingGroup" xmlns:wpi="http://schemas.microsoft.com/office/word/2010/wordprocessingInk" xmlns:wne="http://schemas.microsoft.com/office/word/2006/wordml" xmlns:wps="http://schemas.microsoft.com/office/word/2010/wordprocessingShape" mc:Ignorable="w14 w15 w16se w16cid w16 w16cex w16sdtdh w16sdtfl w16du wp14">
+<w:document xmlns:wpc="http://schemas.microsoft.com/office/word/2010/wordprocessingCanvas" xmlns:mc="http://schemas.openxmlformats.org/markup-compatibility/2006" xmlns:o="urn:schemas-microsoft-com:office:office" xmlns:r="http://schemas.openxmlformats.org/officeDocument/2006/relationships" xmlns:m="http://schemas.openxmlformats.org/officeDocument/2006/math" xmlns:v="urn:schemas-microsoft-com:vml" xmlns:wp14="http://schemas.microsoft.com/office/word/2010/wordprocessingDrawing" xmlns:wp="http://schemas.openxmlformats.org/drawingml/2006/wordprocessingDrawing" xmlns:w="http://schemas.openxmlformats.org/wordprocessingml/2006/main" xmlns:w14="http://schemas.microsoft.com/office/word/2010/wordml" xmlns:w10="urn:schemas-microsoft-com:office:word" xmlns:w15="http://schemas.microsoft.com/office/word/2012/wordml" xmlns:wpg="http://schemas.microsoft.com/office/word/2010/wordprocessingGroup" xmlns:wpi="http://schemas.microsoft.com/office/word/2010/wordprocessingInk" xmlns:wne="http://schemas.microsoft.com/office/word/2006/wordml" xmlns:wps="http://schemas.microsoft.com/office/word/2010/wordprocessingShape" xmlns:wpsCustomData="http://www.wps.cn/officeDocument/2013/wpsCustomData" mc:Ignorable="w14 w15 wp14">
   <w:body>
     <w:p>
       <w:pPr>
@@ -8,7 +8,7 @@
         <w:ind w:left="322"/>
         <w:jc w:val="center"/>
         <w:rPr>
-          <w:rFonts w:ascii="Microsoft YaHei UI" w:eastAsia="Microsoft YaHei UI" w:hAnsi="Microsoft YaHei UI" w:cs="Microsoft YaHei UI" w:hint="eastAsia"/>
+          <w:rFonts w:hint="eastAsia" w:ascii="Microsoft YaHei UI" w:hAnsi="Microsoft YaHei UI" w:eastAsia="Microsoft YaHei UI" w:cs="Microsoft YaHei UI"/>
           <w:b/>
           <w:color w:val="2D3033"/>
           <w:sz w:val="36"/>
@@ -17,7 +17,7 @@
       </w:pPr>
       <w:r>
         <w:rPr>
-          <w:rFonts w:ascii="Microsoft YaHei UI" w:eastAsia="Microsoft YaHei UI" w:hAnsi="Microsoft YaHei UI" w:cs="Microsoft YaHei UI" w:hint="eastAsia"/>
+          <w:rFonts w:hint="eastAsia" w:ascii="Microsoft YaHei UI" w:hAnsi="Microsoft YaHei UI" w:eastAsia="Microsoft YaHei UI" w:cs="Microsoft YaHei UI"/>
           <w:b/>
           <w:color w:val="2D3033"/>
           <w:sz w:val="36"/>
@@ -26,10 +26,9 @@
         </w:rPr>
         <w:t>{{</w:t>
       </w:r>
-      <w:proofErr w:type="spellStart"/>
       <w:r>
         <w:rPr>
-          <w:rFonts w:ascii="Microsoft YaHei UI" w:eastAsia="Microsoft YaHei UI" w:hAnsi="Microsoft YaHei UI" w:cs="Microsoft YaHei UI"/>
+          <w:rFonts w:ascii="Microsoft YaHei UI" w:hAnsi="Microsoft YaHei UI" w:eastAsia="Microsoft YaHei UI" w:cs="Microsoft YaHei UI"/>
           <w:b/>
           <w:color w:val="2D3033"/>
           <w:sz w:val="36"/>
@@ -40,7 +39,7 @@
       </w:r>
       <w:r>
         <w:rPr>
-          <w:rFonts w:ascii="Microsoft YaHei UI" w:eastAsia="Microsoft YaHei UI" w:hAnsi="Microsoft YaHei UI" w:cs="Microsoft YaHei UI" w:hint="eastAsia"/>
+          <w:rFonts w:hint="eastAsia" w:ascii="Microsoft YaHei UI" w:hAnsi="Microsoft YaHei UI" w:eastAsia="Microsoft YaHei UI" w:cs="Microsoft YaHei UI"/>
           <w:b/>
           <w:color w:val="2D3033"/>
           <w:sz w:val="36"/>
@@ -51,30 +50,18 @@
       </w:r>
       <w:r>
         <w:rPr>
-          <w:rFonts w:ascii="Microsoft YaHei UI" w:eastAsia="Microsoft YaHei UI" w:hAnsi="Microsoft YaHei UI" w:cs="Microsoft YaHei UI"/>
+          <w:rFonts w:ascii="Microsoft YaHei UI" w:hAnsi="Microsoft YaHei UI" w:eastAsia="Microsoft YaHei UI" w:cs="Microsoft YaHei UI"/>
           <w:b/>
           <w:color w:val="2D3033"/>
           <w:sz w:val="36"/>
           <w:szCs w:val="36"/>
           <w:u w:val="single" w:color="000000"/>
         </w:rPr>
-        <w:t>agreement</w:t>
+        <w:t>agreementName</w:t>
       </w:r>
       <w:r>
         <w:rPr>
-          <w:rFonts w:ascii="Microsoft YaHei UI" w:eastAsia="Microsoft YaHei UI" w:hAnsi="Microsoft YaHei UI" w:cs="Microsoft YaHei UI"/>
-          <w:b/>
-          <w:color w:val="2D3033"/>
-          <w:sz w:val="36"/>
-          <w:szCs w:val="36"/>
-          <w:u w:val="single" w:color="000000"/>
-        </w:rPr>
-        <w:t>Name</w:t>
-      </w:r>
-      <w:proofErr w:type="spellEnd"/>
-      <w:r>
-        <w:rPr>
-          <w:rFonts w:ascii="Microsoft YaHei UI" w:eastAsia="Microsoft YaHei UI" w:hAnsi="Microsoft YaHei UI" w:cs="Microsoft YaHei UI" w:hint="eastAsia"/>
+          <w:rFonts w:hint="eastAsia" w:ascii="Microsoft YaHei UI" w:hAnsi="Microsoft YaHei UI" w:eastAsia="Microsoft YaHei UI" w:cs="Microsoft YaHei UI"/>
           <w:b/>
           <w:color w:val="2D3033"/>
           <w:sz w:val="36"/>
@@ -85,7 +72,7 @@
       </w:r>
       <w:r>
         <w:rPr>
-          <w:rFonts w:ascii="Microsoft YaHei UI" w:eastAsia="Microsoft YaHei UI" w:hAnsi="Microsoft YaHei UI" w:cs="Microsoft YaHei UI"/>
+          <w:rFonts w:ascii="Microsoft YaHei UI" w:hAnsi="Microsoft YaHei UI" w:eastAsia="Microsoft YaHei UI" w:cs="Microsoft YaHei UI"/>
           <w:b/>
           <w:color w:val="2D3033"/>
           <w:sz w:val="36"/>
@@ -106,7 +93,7 @@
       </w:pPr>
       <w:r>
         <w:rPr>
-          <w:rFonts w:eastAsiaTheme="minorEastAsia" w:hint="eastAsia"/>
+          <w:rFonts w:hint="eastAsia" w:eastAsiaTheme="minorEastAsia"/>
           <w:b/>
           <w:bCs/>
           <w:sz w:val="36"/>
@@ -129,18 +116,24 @@
     </w:p>
     <w:tbl>
       <w:tblPr>
-        <w:tblStyle w:val="af2"/>
+        <w:tblStyle w:val="17"/>
         <w:tblW w:w="0" w:type="auto"/>
+        <w:tblInd w:w="0" w:type="dxa"/>
         <w:tblBorders>
-          <w:top w:val="single" w:sz="4" w:space="0" w:color="808080" w:themeColor="background1" w:themeShade="80"/>
-          <w:left w:val="single" w:sz="4" w:space="0" w:color="808080" w:themeColor="background1" w:themeShade="80"/>
-          <w:bottom w:val="single" w:sz="4" w:space="0" w:color="808080" w:themeColor="background1" w:themeShade="80"/>
-          <w:right w:val="single" w:sz="4" w:space="0" w:color="808080" w:themeColor="background1" w:themeShade="80"/>
-          <w:insideH w:val="single" w:sz="4" w:space="0" w:color="808080" w:themeColor="background1" w:themeShade="80"/>
-          <w:insideV w:val="single" w:sz="4" w:space="0" w:color="808080" w:themeColor="background1" w:themeShade="80"/>
+          <w:top w:val="single" w:color="7F7F7F" w:themeColor="background1" w:themeShade="80" w:sz="4" w:space="0"/>
+          <w:left w:val="single" w:color="7F7F7F" w:themeColor="background1" w:themeShade="80" w:sz="4" w:space="0"/>
+          <w:bottom w:val="single" w:color="7F7F7F" w:themeColor="background1" w:themeShade="80" w:sz="4" w:space="0"/>
+          <w:right w:val="single" w:color="7F7F7F" w:themeColor="background1" w:themeShade="80" w:sz="4" w:space="0"/>
+          <w:insideH w:val="single" w:color="7F7F7F" w:themeColor="background1" w:themeShade="80" w:sz="4" w:space="0"/>
+          <w:insideV w:val="single" w:color="7F7F7F" w:themeColor="background1" w:themeShade="80" w:sz="4" w:space="0"/>
         </w:tblBorders>
         <w:tblLayout w:type="fixed"/>
-        <w:tblLook w:val="04A0" w:firstRow="1" w:lastRow="0" w:firstColumn="1" w:lastColumn="0" w:noHBand="0" w:noVBand="1"/>
+        <w:tblCellMar>
+          <w:top w:w="0" w:type="dxa"/>
+          <w:left w:w="108" w:type="dxa"/>
+          <w:bottom w:w="0" w:type="dxa"/>
+          <w:right w:w="108" w:type="dxa"/>
+        </w:tblCellMar>
       </w:tblPr>
       <w:tblGrid>
         <w:gridCol w:w="1838"/>
@@ -149,8 +142,24 @@
         <w:gridCol w:w="3084"/>
       </w:tblGrid>
       <w:tr>
+        <w:tblPrEx>
+          <w:tblBorders>
+            <w:top w:val="single" w:color="7F7F7F" w:themeColor="background1" w:themeShade="80" w:sz="4" w:space="0"/>
+            <w:left w:val="single" w:color="7F7F7F" w:themeColor="background1" w:themeShade="80" w:sz="4" w:space="0"/>
+            <w:bottom w:val="single" w:color="7F7F7F" w:themeColor="background1" w:themeShade="80" w:sz="4" w:space="0"/>
+            <w:right w:val="single" w:color="7F7F7F" w:themeColor="background1" w:themeShade="80" w:sz="4" w:space="0"/>
+            <w:insideH w:val="single" w:color="7F7F7F" w:themeColor="background1" w:themeShade="80" w:sz="4" w:space="0"/>
+            <w:insideV w:val="single" w:color="7F7F7F" w:themeColor="background1" w:themeShade="80" w:sz="4" w:space="0"/>
+          </w:tblBorders>
+          <w:tblCellMar>
+            <w:top w:w="0" w:type="dxa"/>
+            <w:left w:w="108" w:type="dxa"/>
+            <w:bottom w:w="0" w:type="dxa"/>
+            <w:right w:w="108" w:type="dxa"/>
+          </w:tblCellMar>
+        </w:tblPrEx>
         <w:trPr>
-          <w:trHeight w:val="737"/>
+          <w:trHeight w:val="737" w:hRule="atLeast"/>
         </w:trPr>
         <w:tc>
           <w:tcPr>
@@ -159,6 +168,7 @@
           </w:tcPr>
           <w:p>
             <w:pPr>
+              <w:spacing w:after="0"/>
               <w:jc w:val="right"/>
               <w:rPr>
                 <w:b/>
@@ -169,7 +179,7 @@
             </w:pPr>
             <w:r>
               <w:rPr>
-                <w:rFonts w:ascii="宋体" w:eastAsia="宋体" w:hAnsi="宋体" w:cs="宋体" w:hint="eastAsia"/>
+                <w:rFonts w:hint="eastAsia" w:ascii="宋体" w:hAnsi="宋体" w:eastAsia="宋体" w:cs="宋体"/>
                 <w:b/>
                 <w:bCs/>
                 <w:sz w:val="18"/>
@@ -186,43 +196,32 @@
           </w:tcPr>
           <w:p>
             <w:pPr>
-              <w:rPr>
-                <w:rFonts w:ascii="宋体" w:eastAsia="宋体" w:hAnsi="宋体" w:cs="宋体" w:hint="eastAsia"/>
-                <w:sz w:val="18"/>
-                <w:szCs w:val="18"/>
-              </w:rPr>
-            </w:pPr>
-            <w:r>
-              <w:rPr>
-                <w:rFonts w:ascii="宋体" w:eastAsia="宋体" w:hAnsi="宋体" w:cs="宋体" w:hint="eastAsia"/>
-                <w:sz w:val="18"/>
-                <w:szCs w:val="18"/>
-              </w:rPr>
-              <w:t>{{</w:t>
-            </w:r>
-            <w:proofErr w:type="spellStart"/>
-            <w:proofErr w:type="gramStart"/>
-            <w:r>
-              <w:rPr>
-                <w:rFonts w:ascii="宋体" w:eastAsia="宋体" w:hAnsi="宋体" w:cs="宋体" w:hint="eastAsia"/>
-                <w:sz w:val="18"/>
-                <w:szCs w:val="18"/>
-              </w:rPr>
-              <w:t>agreement.</w:t>
-            </w:r>
-            <w:r>
-              <w:rPr>
-                <w:rFonts w:ascii="宋体" w:eastAsia="宋体" w:hAnsi="宋体" w:cs="宋体"/>
+              <w:spacing w:after="0"/>
+              <w:rPr>
+                <w:rFonts w:hint="eastAsia" w:ascii="宋体" w:hAnsi="宋体" w:eastAsia="宋体" w:cs="宋体"/>
+                <w:sz w:val="18"/>
+                <w:szCs w:val="18"/>
+              </w:rPr>
+            </w:pPr>
+            <w:r>
+              <w:rPr>
+                <w:rFonts w:hint="eastAsia" w:ascii="宋体" w:hAnsi="宋体" w:eastAsia="宋体" w:cs="宋体"/>
+                <w:sz w:val="18"/>
+                <w:szCs w:val="18"/>
+              </w:rPr>
+              <w:t>{{agreement.</w:t>
+            </w:r>
+            <w:r>
+              <w:rPr>
+                <w:rFonts w:ascii="宋体" w:hAnsi="宋体" w:eastAsia="宋体" w:cs="宋体"/>
                 <w:sz w:val="18"/>
                 <w:szCs w:val="18"/>
               </w:rPr>
               <w:t>belongOrganizationName</w:t>
             </w:r>
-            <w:proofErr w:type="spellEnd"/>
-            <w:proofErr w:type="gramEnd"/>
-            <w:r>
-              <w:rPr>
-                <w:rFonts w:ascii="宋体" w:eastAsia="宋体" w:hAnsi="宋体" w:cs="宋体" w:hint="eastAsia"/>
+            <w:r>
+              <w:rPr>
+                <w:rFonts w:hint="eastAsia" w:ascii="宋体" w:hAnsi="宋体" w:eastAsia="宋体" w:cs="宋体"/>
                 <w:sz w:val="18"/>
                 <w:szCs w:val="18"/>
               </w:rPr>
@@ -237,6 +236,7 @@
           </w:tcPr>
           <w:p>
             <w:pPr>
+              <w:spacing w:after="0"/>
               <w:jc w:val="right"/>
               <w:rPr>
                 <w:b/>
@@ -247,7 +247,7 @@
             </w:pPr>
             <w:r>
               <w:rPr>
-                <w:rFonts w:ascii="宋体" w:eastAsia="宋体" w:hAnsi="宋体" w:cs="宋体" w:hint="eastAsia"/>
+                <w:rFonts w:hint="eastAsia" w:ascii="宋体" w:hAnsi="宋体" w:eastAsia="宋体" w:cs="宋体"/>
                 <w:b/>
                 <w:bCs/>
                 <w:sz w:val="18"/>
@@ -264,43 +264,32 @@
           </w:tcPr>
           <w:p>
             <w:pPr>
-              <w:rPr>
-                <w:rFonts w:ascii="宋体" w:eastAsia="宋体" w:hAnsi="宋体" w:cs="宋体" w:hint="eastAsia"/>
-                <w:sz w:val="18"/>
-                <w:szCs w:val="18"/>
-              </w:rPr>
-            </w:pPr>
-            <w:r>
-              <w:rPr>
-                <w:rFonts w:ascii="宋体" w:eastAsia="宋体" w:hAnsi="宋体" w:cs="宋体" w:hint="eastAsia"/>
-                <w:sz w:val="18"/>
-                <w:szCs w:val="18"/>
-              </w:rPr>
-              <w:t>{{</w:t>
-            </w:r>
-            <w:proofErr w:type="spellStart"/>
-            <w:proofErr w:type="gramStart"/>
-            <w:r>
-              <w:rPr>
-                <w:rFonts w:ascii="宋体" w:eastAsia="宋体" w:hAnsi="宋体" w:cs="宋体" w:hint="eastAsia"/>
-                <w:sz w:val="18"/>
-                <w:szCs w:val="18"/>
-              </w:rPr>
-              <w:t>agreement.</w:t>
-            </w:r>
-            <w:r>
-              <w:rPr>
-                <w:rFonts w:ascii="宋体" w:eastAsia="宋体" w:hAnsi="宋体" w:cs="宋体"/>
+              <w:spacing w:after="0"/>
+              <w:rPr>
+                <w:rFonts w:hint="eastAsia" w:ascii="宋体" w:hAnsi="宋体" w:eastAsia="宋体" w:cs="宋体"/>
+                <w:sz w:val="18"/>
+                <w:szCs w:val="18"/>
+              </w:rPr>
+            </w:pPr>
+            <w:r>
+              <w:rPr>
+                <w:rFonts w:hint="eastAsia" w:ascii="宋体" w:hAnsi="宋体" w:eastAsia="宋体" w:cs="宋体"/>
+                <w:sz w:val="18"/>
+                <w:szCs w:val="18"/>
+              </w:rPr>
+              <w:t>{{agreement.</w:t>
+            </w:r>
+            <w:r>
+              <w:rPr>
+                <w:rFonts w:ascii="宋体" w:hAnsi="宋体" w:eastAsia="宋体" w:cs="宋体"/>
                 <w:sz w:val="18"/>
                 <w:szCs w:val="18"/>
               </w:rPr>
               <w:t>belongAccountingItem</w:t>
             </w:r>
-            <w:proofErr w:type="spellEnd"/>
-            <w:proofErr w:type="gramEnd"/>
-            <w:r>
-              <w:rPr>
-                <w:rFonts w:ascii="宋体" w:eastAsia="宋体" w:hAnsi="宋体" w:cs="宋体" w:hint="eastAsia"/>
+            <w:r>
+              <w:rPr>
+                <w:rFonts w:hint="eastAsia" w:ascii="宋体" w:hAnsi="宋体" w:eastAsia="宋体" w:cs="宋体"/>
                 <w:sz w:val="18"/>
                 <w:szCs w:val="18"/>
               </w:rPr>
@@ -310,8 +299,24 @@
         </w:tc>
       </w:tr>
       <w:tr>
+        <w:tblPrEx>
+          <w:tblBorders>
+            <w:top w:val="single" w:color="7F7F7F" w:themeColor="background1" w:themeShade="80" w:sz="4" w:space="0"/>
+            <w:left w:val="single" w:color="7F7F7F" w:themeColor="background1" w:themeShade="80" w:sz="4" w:space="0"/>
+            <w:bottom w:val="single" w:color="7F7F7F" w:themeColor="background1" w:themeShade="80" w:sz="4" w:space="0"/>
+            <w:right w:val="single" w:color="7F7F7F" w:themeColor="background1" w:themeShade="80" w:sz="4" w:space="0"/>
+            <w:insideH w:val="single" w:color="7F7F7F" w:themeColor="background1" w:themeShade="80" w:sz="4" w:space="0"/>
+            <w:insideV w:val="single" w:color="7F7F7F" w:themeColor="background1" w:themeShade="80" w:sz="4" w:space="0"/>
+          </w:tblBorders>
+          <w:tblCellMar>
+            <w:top w:w="0" w:type="dxa"/>
+            <w:left w:w="108" w:type="dxa"/>
+            <w:bottom w:w="0" w:type="dxa"/>
+            <w:right w:w="108" w:type="dxa"/>
+          </w:tblCellMar>
+        </w:tblPrEx>
         <w:trPr>
-          <w:trHeight w:val="567"/>
+          <w:trHeight w:val="567" w:hRule="atLeast"/>
         </w:trPr>
         <w:tc>
           <w:tcPr>
@@ -320,6 +325,7 @@
           </w:tcPr>
           <w:p>
             <w:pPr>
+              <w:spacing w:after="0"/>
               <w:jc w:val="right"/>
               <w:rPr>
                 <w:b/>
@@ -330,7 +336,7 @@
             </w:pPr>
             <w:r>
               <w:rPr>
-                <w:rFonts w:ascii="宋体" w:eastAsia="宋体" w:hAnsi="宋体" w:cs="宋体" w:hint="eastAsia"/>
+                <w:rFonts w:hint="eastAsia" w:ascii="宋体" w:hAnsi="宋体" w:eastAsia="宋体" w:cs="宋体"/>
                 <w:b/>
                 <w:bCs/>
                 <w:sz w:val="18"/>
@@ -347,43 +353,32 @@
           </w:tcPr>
           <w:p>
             <w:pPr>
-              <w:rPr>
-                <w:rFonts w:ascii="宋体" w:eastAsia="宋体" w:hAnsi="宋体" w:cs="宋体" w:hint="eastAsia"/>
-                <w:sz w:val="18"/>
-                <w:szCs w:val="18"/>
-              </w:rPr>
-            </w:pPr>
-            <w:r>
-              <w:rPr>
-                <w:rFonts w:ascii="宋体" w:eastAsia="宋体" w:hAnsi="宋体" w:cs="宋体" w:hint="eastAsia"/>
-                <w:sz w:val="18"/>
-                <w:szCs w:val="18"/>
-              </w:rPr>
-              <w:t>{{</w:t>
-            </w:r>
-            <w:proofErr w:type="spellStart"/>
-            <w:proofErr w:type="gramStart"/>
-            <w:r>
-              <w:rPr>
-                <w:rFonts w:ascii="宋体" w:eastAsia="宋体" w:hAnsi="宋体" w:cs="宋体" w:hint="eastAsia"/>
-                <w:sz w:val="18"/>
-                <w:szCs w:val="18"/>
-              </w:rPr>
-              <w:t>agreement.</w:t>
-            </w:r>
-            <w:r>
-              <w:rPr>
-                <w:rFonts w:ascii="宋体" w:eastAsia="宋体" w:hAnsi="宋体" w:cs="宋体"/>
+              <w:spacing w:after="0"/>
+              <w:rPr>
+                <w:rFonts w:hint="eastAsia" w:ascii="宋体" w:hAnsi="宋体" w:eastAsia="宋体" w:cs="宋体"/>
+                <w:sz w:val="18"/>
+                <w:szCs w:val="18"/>
+              </w:rPr>
+            </w:pPr>
+            <w:r>
+              <w:rPr>
+                <w:rFonts w:hint="eastAsia" w:ascii="宋体" w:hAnsi="宋体" w:eastAsia="宋体" w:cs="宋体"/>
+                <w:sz w:val="18"/>
+                <w:szCs w:val="18"/>
+              </w:rPr>
+              <w:t>{{agreement.</w:t>
+            </w:r>
+            <w:r>
+              <w:rPr>
+                <w:rFonts w:ascii="宋体" w:hAnsi="宋体" w:eastAsia="宋体" w:cs="宋体"/>
                 <w:sz w:val="18"/>
                 <w:szCs w:val="18"/>
               </w:rPr>
               <w:t>belongAccountingItemCode</w:t>
             </w:r>
-            <w:proofErr w:type="spellEnd"/>
-            <w:proofErr w:type="gramEnd"/>
-            <w:r>
-              <w:rPr>
-                <w:rFonts w:ascii="宋体" w:eastAsia="宋体" w:hAnsi="宋体" w:cs="宋体" w:hint="eastAsia"/>
+            <w:r>
+              <w:rPr>
+                <w:rFonts w:hint="eastAsia" w:ascii="宋体" w:hAnsi="宋体" w:eastAsia="宋体" w:cs="宋体"/>
                 <w:sz w:val="18"/>
                 <w:szCs w:val="18"/>
               </w:rPr>
@@ -398,6 +393,7 @@
           </w:tcPr>
           <w:p>
             <w:pPr>
+              <w:spacing w:after="0"/>
               <w:jc w:val="right"/>
               <w:rPr>
                 <w:b/>
@@ -408,7 +404,7 @@
             </w:pPr>
             <w:r>
               <w:rPr>
-                <w:rFonts w:ascii="宋体" w:eastAsia="宋体" w:hAnsi="宋体" w:cs="宋体" w:hint="eastAsia"/>
+                <w:rFonts w:hint="eastAsia" w:ascii="宋体" w:hAnsi="宋体" w:eastAsia="宋体" w:cs="宋体"/>
                 <w:b/>
                 <w:bCs/>
                 <w:sz w:val="18"/>
@@ -422,49 +418,38 @@
           <w:tcPr>
             <w:tcW w:w="3084" w:type="dxa"/>
             <w:tcBorders>
-              <w:bottom w:val="single" w:sz="4" w:space="0" w:color="A6A6A6" w:themeColor="background1" w:themeShade="A6"/>
+              <w:bottom w:val="single" w:color="A5A5A5" w:themeColor="background1" w:themeShade="A6" w:sz="4" w:space="0"/>
             </w:tcBorders>
             <w:vAlign w:val="center"/>
           </w:tcPr>
           <w:p>
             <w:pPr>
-              <w:rPr>
-                <w:rFonts w:ascii="宋体" w:eastAsia="宋体" w:hAnsi="宋体" w:cs="宋体" w:hint="eastAsia"/>
-                <w:sz w:val="18"/>
-                <w:szCs w:val="18"/>
-              </w:rPr>
-            </w:pPr>
-            <w:r>
-              <w:rPr>
-                <w:rFonts w:ascii="宋体" w:eastAsia="宋体" w:hAnsi="宋体" w:cs="宋体" w:hint="eastAsia"/>
-                <w:sz w:val="18"/>
-                <w:szCs w:val="18"/>
-              </w:rPr>
-              <w:t>{{</w:t>
-            </w:r>
-            <w:proofErr w:type="spellStart"/>
-            <w:proofErr w:type="gramStart"/>
-            <w:r>
-              <w:rPr>
-                <w:rFonts w:ascii="宋体" w:eastAsia="宋体" w:hAnsi="宋体" w:cs="宋体" w:hint="eastAsia"/>
-                <w:sz w:val="18"/>
-                <w:szCs w:val="18"/>
-              </w:rPr>
-              <w:t>agreement.</w:t>
-            </w:r>
-            <w:r>
-              <w:rPr>
-                <w:rFonts w:ascii="宋体" w:eastAsia="宋体" w:hAnsi="宋体" w:cs="宋体"/>
+              <w:spacing w:after="0"/>
+              <w:rPr>
+                <w:rFonts w:hint="eastAsia" w:ascii="宋体" w:hAnsi="宋体" w:eastAsia="宋体" w:cs="宋体"/>
+                <w:sz w:val="18"/>
+                <w:szCs w:val="18"/>
+              </w:rPr>
+            </w:pPr>
+            <w:r>
+              <w:rPr>
+                <w:rFonts w:hint="eastAsia" w:ascii="宋体" w:hAnsi="宋体" w:eastAsia="宋体" w:cs="宋体"/>
+                <w:sz w:val="18"/>
+                <w:szCs w:val="18"/>
+              </w:rPr>
+              <w:t>{{agreement.</w:t>
+            </w:r>
+            <w:r>
+              <w:rPr>
+                <w:rFonts w:ascii="宋体" w:hAnsi="宋体" w:eastAsia="宋体" w:cs="宋体"/>
                 <w:sz w:val="18"/>
                 <w:szCs w:val="18"/>
               </w:rPr>
               <w:t>agreementName</w:t>
             </w:r>
-            <w:proofErr w:type="spellEnd"/>
-            <w:proofErr w:type="gramEnd"/>
-            <w:r>
-              <w:rPr>
-                <w:rFonts w:ascii="宋体" w:eastAsia="宋体" w:hAnsi="宋体" w:cs="宋体" w:hint="eastAsia"/>
+            <w:r>
+              <w:rPr>
+                <w:rFonts w:hint="eastAsia" w:ascii="宋体" w:hAnsi="宋体" w:eastAsia="宋体" w:cs="宋体"/>
                 <w:sz w:val="18"/>
                 <w:szCs w:val="18"/>
               </w:rPr>
@@ -474,8 +459,24 @@
         </w:tc>
       </w:tr>
       <w:tr>
+        <w:tblPrEx>
+          <w:tblBorders>
+            <w:top w:val="single" w:color="7F7F7F" w:themeColor="background1" w:themeShade="80" w:sz="4" w:space="0"/>
+            <w:left w:val="single" w:color="7F7F7F" w:themeColor="background1" w:themeShade="80" w:sz="4" w:space="0"/>
+            <w:bottom w:val="single" w:color="7F7F7F" w:themeColor="background1" w:themeShade="80" w:sz="4" w:space="0"/>
+            <w:right w:val="single" w:color="7F7F7F" w:themeColor="background1" w:themeShade="80" w:sz="4" w:space="0"/>
+            <w:insideH w:val="single" w:color="7F7F7F" w:themeColor="background1" w:themeShade="80" w:sz="4" w:space="0"/>
+            <w:insideV w:val="single" w:color="7F7F7F" w:themeColor="background1" w:themeShade="80" w:sz="4" w:space="0"/>
+          </w:tblBorders>
+          <w:tblCellMar>
+            <w:top w:w="0" w:type="dxa"/>
+            <w:left w:w="108" w:type="dxa"/>
+            <w:bottom w:w="0" w:type="dxa"/>
+            <w:right w:w="108" w:type="dxa"/>
+          </w:tblCellMar>
+        </w:tblPrEx>
         <w:trPr>
-          <w:trHeight w:val="567"/>
+          <w:trHeight w:val="567" w:hRule="atLeast"/>
         </w:trPr>
         <w:tc>
           <w:tcPr>
@@ -484,6 +485,7 @@
           </w:tcPr>
           <w:p>
             <w:pPr>
+              <w:spacing w:after="0"/>
               <w:jc w:val="right"/>
               <w:rPr>
                 <w:b/>
@@ -494,7 +496,7 @@
             </w:pPr>
             <w:r>
               <w:rPr>
-                <w:rFonts w:ascii="宋体" w:eastAsia="宋体" w:hAnsi="宋体" w:cs="宋体" w:hint="eastAsia"/>
+                <w:rFonts w:hint="eastAsia" w:ascii="宋体" w:hAnsi="宋体" w:eastAsia="宋体" w:cs="宋体"/>
                 <w:b/>
                 <w:bCs/>
                 <w:sz w:val="18"/>
@@ -511,43 +513,32 @@
           </w:tcPr>
           <w:p>
             <w:pPr>
-              <w:rPr>
-                <w:rFonts w:ascii="宋体" w:eastAsia="宋体" w:hAnsi="宋体" w:cs="宋体" w:hint="eastAsia"/>
-                <w:sz w:val="18"/>
-                <w:szCs w:val="18"/>
-              </w:rPr>
-            </w:pPr>
-            <w:r>
-              <w:rPr>
-                <w:rFonts w:ascii="宋体" w:eastAsia="宋体" w:hAnsi="宋体" w:cs="宋体" w:hint="eastAsia"/>
-                <w:sz w:val="18"/>
-                <w:szCs w:val="18"/>
-              </w:rPr>
-              <w:t>{{</w:t>
-            </w:r>
-            <w:proofErr w:type="spellStart"/>
-            <w:proofErr w:type="gramStart"/>
-            <w:r>
-              <w:rPr>
-                <w:rFonts w:ascii="宋体" w:eastAsia="宋体" w:hAnsi="宋体" w:cs="宋体" w:hint="eastAsia"/>
-                <w:sz w:val="18"/>
-                <w:szCs w:val="18"/>
-              </w:rPr>
-              <w:t>agreement.</w:t>
-            </w:r>
-            <w:r>
-              <w:rPr>
-                <w:rFonts w:ascii="宋体" w:eastAsia="宋体" w:hAnsi="宋体" w:cs="宋体"/>
+              <w:spacing w:after="0"/>
+              <w:rPr>
+                <w:rFonts w:hint="eastAsia" w:ascii="宋体" w:hAnsi="宋体" w:eastAsia="宋体" w:cs="宋体"/>
+                <w:sz w:val="18"/>
+                <w:szCs w:val="18"/>
+              </w:rPr>
+            </w:pPr>
+            <w:r>
+              <w:rPr>
+                <w:rFonts w:hint="eastAsia" w:ascii="宋体" w:hAnsi="宋体" w:eastAsia="宋体" w:cs="宋体"/>
+                <w:sz w:val="18"/>
+                <w:szCs w:val="18"/>
+              </w:rPr>
+              <w:t>{{agreement.</w:t>
+            </w:r>
+            <w:r>
+              <w:rPr>
+                <w:rFonts w:ascii="宋体" w:hAnsi="宋体" w:eastAsia="宋体" w:cs="宋体"/>
                 <w:sz w:val="18"/>
                 <w:szCs w:val="18"/>
               </w:rPr>
               <w:t>agreementCode</w:t>
             </w:r>
-            <w:proofErr w:type="spellEnd"/>
-            <w:proofErr w:type="gramEnd"/>
-            <w:r>
-              <w:rPr>
-                <w:rFonts w:ascii="宋体" w:eastAsia="宋体" w:hAnsi="宋体" w:cs="宋体" w:hint="eastAsia"/>
+            <w:r>
+              <w:rPr>
+                <w:rFonts w:hint="eastAsia" w:ascii="宋体" w:hAnsi="宋体" w:eastAsia="宋体" w:cs="宋体"/>
                 <w:sz w:val="18"/>
                 <w:szCs w:val="18"/>
               </w:rPr>
@@ -559,12 +550,13 @@
           <w:tcPr>
             <w:tcW w:w="1843" w:type="dxa"/>
             <w:tcBorders>
-              <w:right w:val="single" w:sz="4" w:space="0" w:color="A6A6A6" w:themeColor="background1" w:themeShade="A6"/>
+              <w:right w:val="single" w:color="A5A5A5" w:themeColor="background1" w:themeShade="A6" w:sz="4" w:space="0"/>
             </w:tcBorders>
             <w:vAlign w:val="center"/>
           </w:tcPr>
           <w:p>
             <w:pPr>
+              <w:spacing w:after="0"/>
               <w:jc w:val="right"/>
               <w:rPr>
                 <w:b/>
@@ -575,7 +567,7 @@
             </w:pPr>
             <w:r>
               <w:rPr>
-                <w:rFonts w:ascii="宋体" w:eastAsia="宋体" w:hAnsi="宋体" w:cs="宋体" w:hint="eastAsia"/>
+                <w:rFonts w:hint="eastAsia" w:ascii="宋体" w:hAnsi="宋体" w:eastAsia="宋体" w:cs="宋体"/>
                 <w:b/>
                 <w:bCs/>
                 <w:sz w:val="18"/>
@@ -589,52 +581,41 @@
           <w:tcPr>
             <w:tcW w:w="3084" w:type="dxa"/>
             <w:tcBorders>
-              <w:top w:val="single" w:sz="4" w:space="0" w:color="A6A6A6" w:themeColor="background1" w:themeShade="A6"/>
-              <w:left w:val="single" w:sz="4" w:space="0" w:color="A6A6A6" w:themeColor="background1" w:themeShade="A6"/>
-              <w:bottom w:val="single" w:sz="4" w:space="0" w:color="A6A6A6" w:themeColor="background1" w:themeShade="A6"/>
-              <w:right w:val="single" w:sz="4" w:space="0" w:color="A6A6A6" w:themeColor="background1" w:themeShade="A6"/>
+              <w:top w:val="single" w:color="A5A5A5" w:themeColor="background1" w:themeShade="A6" w:sz="4" w:space="0"/>
+              <w:left w:val="single" w:color="A5A5A5" w:themeColor="background1" w:themeShade="A6" w:sz="4" w:space="0"/>
+              <w:bottom w:val="single" w:color="A5A5A5" w:themeColor="background1" w:themeShade="A6" w:sz="4" w:space="0"/>
+              <w:right w:val="single" w:color="A5A5A5" w:themeColor="background1" w:themeShade="A6" w:sz="4" w:space="0"/>
             </w:tcBorders>
             <w:vAlign w:val="center"/>
           </w:tcPr>
           <w:p>
             <w:pPr>
-              <w:rPr>
-                <w:rFonts w:ascii="宋体" w:eastAsia="宋体" w:hAnsi="宋体" w:cs="宋体" w:hint="eastAsia"/>
-                <w:sz w:val="18"/>
-                <w:szCs w:val="18"/>
-              </w:rPr>
-            </w:pPr>
-            <w:r>
-              <w:rPr>
-                <w:rFonts w:ascii="宋体" w:eastAsia="宋体" w:hAnsi="宋体" w:cs="宋体" w:hint="eastAsia"/>
-                <w:sz w:val="18"/>
-                <w:szCs w:val="18"/>
-              </w:rPr>
-              <w:t>{{</w:t>
-            </w:r>
-            <w:proofErr w:type="spellStart"/>
-            <w:proofErr w:type="gramStart"/>
-            <w:r>
-              <w:rPr>
-                <w:rFonts w:ascii="宋体" w:eastAsia="宋体" w:hAnsi="宋体" w:cs="宋体" w:hint="eastAsia"/>
-                <w:sz w:val="18"/>
-                <w:szCs w:val="18"/>
-              </w:rPr>
-              <w:t>agreement.</w:t>
-            </w:r>
-            <w:r>
-              <w:rPr>
-                <w:rFonts w:ascii="宋体" w:eastAsia="宋体" w:hAnsi="宋体" w:cs="宋体"/>
+              <w:spacing w:after="0"/>
+              <w:rPr>
+                <w:rFonts w:hint="eastAsia" w:ascii="宋体" w:hAnsi="宋体" w:eastAsia="宋体" w:cs="宋体"/>
+                <w:sz w:val="18"/>
+                <w:szCs w:val="18"/>
+              </w:rPr>
+            </w:pPr>
+            <w:r>
+              <w:rPr>
+                <w:rFonts w:hint="eastAsia" w:ascii="宋体" w:hAnsi="宋体" w:eastAsia="宋体" w:cs="宋体"/>
+                <w:sz w:val="18"/>
+                <w:szCs w:val="18"/>
+              </w:rPr>
+              <w:t>{{agreement.</w:t>
+            </w:r>
+            <w:r>
+              <w:rPr>
+                <w:rFonts w:ascii="宋体" w:hAnsi="宋体" w:eastAsia="宋体" w:cs="宋体"/>
                 <w:sz w:val="18"/>
                 <w:szCs w:val="18"/>
               </w:rPr>
               <w:t>innerAgreementCode</w:t>
             </w:r>
-            <w:proofErr w:type="spellEnd"/>
-            <w:proofErr w:type="gramEnd"/>
-            <w:r>
-              <w:rPr>
-                <w:rFonts w:ascii="宋体" w:eastAsia="宋体" w:hAnsi="宋体" w:cs="宋体" w:hint="eastAsia"/>
+            <w:r>
+              <w:rPr>
+                <w:rFonts w:hint="eastAsia" w:ascii="宋体" w:hAnsi="宋体" w:eastAsia="宋体" w:cs="宋体"/>
                 <w:sz w:val="18"/>
                 <w:szCs w:val="18"/>
               </w:rPr>
@@ -644,8 +625,24 @@
         </w:tc>
       </w:tr>
       <w:tr>
+        <w:tblPrEx>
+          <w:tblBorders>
+            <w:top w:val="single" w:color="7F7F7F" w:themeColor="background1" w:themeShade="80" w:sz="4" w:space="0"/>
+            <w:left w:val="single" w:color="7F7F7F" w:themeColor="background1" w:themeShade="80" w:sz="4" w:space="0"/>
+            <w:bottom w:val="single" w:color="7F7F7F" w:themeColor="background1" w:themeShade="80" w:sz="4" w:space="0"/>
+            <w:right w:val="single" w:color="7F7F7F" w:themeColor="background1" w:themeShade="80" w:sz="4" w:space="0"/>
+            <w:insideH w:val="single" w:color="7F7F7F" w:themeColor="background1" w:themeShade="80" w:sz="4" w:space="0"/>
+            <w:insideV w:val="single" w:color="7F7F7F" w:themeColor="background1" w:themeShade="80" w:sz="4" w:space="0"/>
+          </w:tblBorders>
+          <w:tblCellMar>
+            <w:top w:w="0" w:type="dxa"/>
+            <w:left w:w="108" w:type="dxa"/>
+            <w:bottom w:w="0" w:type="dxa"/>
+            <w:right w:w="108" w:type="dxa"/>
+          </w:tblCellMar>
+        </w:tblPrEx>
         <w:trPr>
-          <w:trHeight w:val="567"/>
+          <w:trHeight w:val="567" w:hRule="atLeast"/>
         </w:trPr>
         <w:tc>
           <w:tcPr>
@@ -654,6 +651,7 @@
           </w:tcPr>
           <w:p>
             <w:pPr>
+              <w:spacing w:after="0"/>
               <w:jc w:val="right"/>
               <w:rPr>
                 <w:b/>
@@ -664,7 +662,7 @@
             </w:pPr>
             <w:r>
               <w:rPr>
-                <w:rFonts w:ascii="宋体" w:eastAsia="宋体" w:hAnsi="宋体" w:cs="宋体" w:hint="eastAsia"/>
+                <w:rFonts w:hint="eastAsia" w:ascii="宋体" w:hAnsi="宋体" w:eastAsia="宋体" w:cs="宋体"/>
                 <w:b/>
                 <w:bCs/>
                 <w:sz w:val="18"/>
@@ -681,43 +679,32 @@
           </w:tcPr>
           <w:p>
             <w:pPr>
-              <w:rPr>
-                <w:rFonts w:ascii="宋体" w:eastAsia="宋体" w:hAnsi="宋体" w:cs="宋体" w:hint="eastAsia"/>
-                <w:sz w:val="18"/>
-                <w:szCs w:val="18"/>
-              </w:rPr>
-            </w:pPr>
-            <w:r>
-              <w:rPr>
-                <w:rFonts w:ascii="宋体" w:eastAsia="宋体" w:hAnsi="宋体" w:cs="宋体" w:hint="eastAsia"/>
-                <w:sz w:val="18"/>
-                <w:szCs w:val="18"/>
-              </w:rPr>
-              <w:t>{{</w:t>
-            </w:r>
-            <w:proofErr w:type="spellStart"/>
-            <w:proofErr w:type="gramStart"/>
-            <w:r>
-              <w:rPr>
-                <w:rFonts w:ascii="宋体" w:eastAsia="宋体" w:hAnsi="宋体" w:cs="宋体" w:hint="eastAsia"/>
-                <w:sz w:val="18"/>
-                <w:szCs w:val="18"/>
-              </w:rPr>
-              <w:t>agreement.</w:t>
-            </w:r>
-            <w:r>
-              <w:rPr>
-                <w:rFonts w:ascii="宋体" w:eastAsia="宋体" w:hAnsi="宋体" w:cs="宋体"/>
+              <w:spacing w:after="0"/>
+              <w:rPr>
+                <w:rFonts w:hint="eastAsia" w:ascii="宋体" w:hAnsi="宋体" w:eastAsia="宋体" w:cs="宋体"/>
+                <w:sz w:val="18"/>
+                <w:szCs w:val="18"/>
+              </w:rPr>
+            </w:pPr>
+            <w:r>
+              <w:rPr>
+                <w:rFonts w:hint="eastAsia" w:ascii="宋体" w:hAnsi="宋体" w:eastAsia="宋体" w:cs="宋体"/>
+                <w:sz w:val="18"/>
+                <w:szCs w:val="18"/>
+              </w:rPr>
+              <w:t>{{agreement.</w:t>
+            </w:r>
+            <w:r>
+              <w:rPr>
+                <w:rFonts w:ascii="宋体" w:hAnsi="宋体" w:eastAsia="宋体" w:cs="宋体"/>
                 <w:sz w:val="18"/>
                 <w:szCs w:val="18"/>
               </w:rPr>
               <w:t>partyAName</w:t>
             </w:r>
-            <w:proofErr w:type="spellEnd"/>
-            <w:proofErr w:type="gramEnd"/>
-            <w:r>
-              <w:rPr>
-                <w:rFonts w:ascii="宋体" w:eastAsia="宋体" w:hAnsi="宋体" w:cs="宋体" w:hint="eastAsia"/>
+            <w:r>
+              <w:rPr>
+                <w:rFonts w:hint="eastAsia" w:ascii="宋体" w:hAnsi="宋体" w:eastAsia="宋体" w:cs="宋体"/>
                 <w:sz w:val="18"/>
                 <w:szCs w:val="18"/>
               </w:rPr>
@@ -732,6 +719,7 @@
           </w:tcPr>
           <w:p>
             <w:pPr>
+              <w:spacing w:after="0"/>
               <w:jc w:val="right"/>
               <w:rPr>
                 <w:b/>
@@ -742,7 +730,7 @@
             </w:pPr>
             <w:r>
               <w:rPr>
-                <w:rFonts w:ascii="宋体" w:eastAsia="宋体" w:hAnsi="宋体" w:cs="宋体" w:hint="eastAsia"/>
+                <w:rFonts w:hint="eastAsia" w:ascii="宋体" w:hAnsi="宋体" w:eastAsia="宋体" w:cs="宋体"/>
                 <w:b/>
                 <w:bCs/>
                 <w:sz w:val="18"/>
@@ -756,49 +744,38 @@
           <w:tcPr>
             <w:tcW w:w="3084" w:type="dxa"/>
             <w:tcBorders>
-              <w:top w:val="single" w:sz="4" w:space="0" w:color="A6A6A6" w:themeColor="background1" w:themeShade="A6"/>
+              <w:top w:val="single" w:color="A5A5A5" w:themeColor="background1" w:themeShade="A6" w:sz="4" w:space="0"/>
             </w:tcBorders>
             <w:vAlign w:val="center"/>
           </w:tcPr>
           <w:p>
             <w:pPr>
-              <w:rPr>
-                <w:rFonts w:ascii="宋体" w:eastAsia="宋体" w:hAnsi="宋体" w:cs="宋体" w:hint="eastAsia"/>
-                <w:sz w:val="18"/>
-                <w:szCs w:val="18"/>
-              </w:rPr>
-            </w:pPr>
-            <w:r>
-              <w:rPr>
-                <w:rFonts w:ascii="宋体" w:eastAsia="宋体" w:hAnsi="宋体" w:cs="宋体" w:hint="eastAsia"/>
-                <w:sz w:val="18"/>
-                <w:szCs w:val="18"/>
-              </w:rPr>
-              <w:t>{{</w:t>
-            </w:r>
-            <w:proofErr w:type="spellStart"/>
-            <w:proofErr w:type="gramStart"/>
-            <w:r>
-              <w:rPr>
-                <w:rFonts w:ascii="宋体" w:eastAsia="宋体" w:hAnsi="宋体" w:cs="宋体" w:hint="eastAsia"/>
-                <w:sz w:val="18"/>
-                <w:szCs w:val="18"/>
-              </w:rPr>
-              <w:t>agreement.</w:t>
-            </w:r>
-            <w:r>
-              <w:rPr>
-                <w:rFonts w:ascii="宋体" w:eastAsia="宋体" w:hAnsi="宋体" w:cs="宋体"/>
+              <w:spacing w:after="0"/>
+              <w:rPr>
+                <w:rFonts w:hint="eastAsia" w:ascii="宋体" w:hAnsi="宋体" w:eastAsia="宋体" w:cs="宋体"/>
+                <w:sz w:val="18"/>
+                <w:szCs w:val="18"/>
+              </w:rPr>
+            </w:pPr>
+            <w:r>
+              <w:rPr>
+                <w:rFonts w:hint="eastAsia" w:ascii="宋体" w:hAnsi="宋体" w:eastAsia="宋体" w:cs="宋体"/>
+                <w:sz w:val="18"/>
+                <w:szCs w:val="18"/>
+              </w:rPr>
+              <w:t>{{agreement.</w:t>
+            </w:r>
+            <w:r>
+              <w:rPr>
+                <w:rFonts w:ascii="宋体" w:hAnsi="宋体" w:eastAsia="宋体" w:cs="宋体"/>
                 <w:sz w:val="18"/>
                 <w:szCs w:val="18"/>
               </w:rPr>
               <w:t>partyBName</w:t>
             </w:r>
-            <w:proofErr w:type="spellEnd"/>
-            <w:proofErr w:type="gramEnd"/>
-            <w:r>
-              <w:rPr>
-                <w:rFonts w:ascii="宋体" w:eastAsia="宋体" w:hAnsi="宋体" w:cs="宋体" w:hint="eastAsia"/>
+            <w:r>
+              <w:rPr>
+                <w:rFonts w:hint="eastAsia" w:ascii="宋体" w:hAnsi="宋体" w:eastAsia="宋体" w:cs="宋体"/>
                 <w:sz w:val="18"/>
                 <w:szCs w:val="18"/>
               </w:rPr>
@@ -808,8 +785,24 @@
         </w:tc>
       </w:tr>
       <w:tr>
+        <w:tblPrEx>
+          <w:tblBorders>
+            <w:top w:val="single" w:color="7F7F7F" w:themeColor="background1" w:themeShade="80" w:sz="4" w:space="0"/>
+            <w:left w:val="single" w:color="7F7F7F" w:themeColor="background1" w:themeShade="80" w:sz="4" w:space="0"/>
+            <w:bottom w:val="single" w:color="7F7F7F" w:themeColor="background1" w:themeShade="80" w:sz="4" w:space="0"/>
+            <w:right w:val="single" w:color="7F7F7F" w:themeColor="background1" w:themeShade="80" w:sz="4" w:space="0"/>
+            <w:insideH w:val="single" w:color="7F7F7F" w:themeColor="background1" w:themeShade="80" w:sz="4" w:space="0"/>
+            <w:insideV w:val="single" w:color="7F7F7F" w:themeColor="background1" w:themeShade="80" w:sz="4" w:space="0"/>
+          </w:tblBorders>
+          <w:tblCellMar>
+            <w:top w:w="0" w:type="dxa"/>
+            <w:left w:w="108" w:type="dxa"/>
+            <w:bottom w:w="0" w:type="dxa"/>
+            <w:right w:w="108" w:type="dxa"/>
+          </w:tblCellMar>
+        </w:tblPrEx>
         <w:trPr>
-          <w:trHeight w:val="567"/>
+          <w:trHeight w:val="567" w:hRule="atLeast"/>
         </w:trPr>
         <w:tc>
           <w:tcPr>
@@ -818,6 +811,7 @@
           </w:tcPr>
           <w:p>
             <w:pPr>
+              <w:spacing w:after="0"/>
               <w:jc w:val="right"/>
               <w:rPr>
                 <w:b/>
@@ -828,7 +822,7 @@
             </w:pPr>
             <w:r>
               <w:rPr>
-                <w:rFonts w:ascii="宋体" w:eastAsia="宋体" w:hAnsi="宋体" w:cs="宋体" w:hint="eastAsia"/>
+                <w:rFonts w:hint="eastAsia" w:ascii="宋体" w:hAnsi="宋体" w:eastAsia="宋体" w:cs="宋体"/>
                 <w:b/>
                 <w:bCs/>
                 <w:sz w:val="18"/>
@@ -845,43 +839,32 @@
           </w:tcPr>
           <w:p>
             <w:pPr>
-              <w:rPr>
-                <w:rFonts w:ascii="宋体" w:eastAsia="宋体" w:hAnsi="宋体" w:cs="宋体" w:hint="eastAsia"/>
-                <w:sz w:val="18"/>
-                <w:szCs w:val="18"/>
-              </w:rPr>
-            </w:pPr>
-            <w:r>
-              <w:rPr>
-                <w:rFonts w:ascii="宋体" w:eastAsia="宋体" w:hAnsi="宋体" w:cs="宋体" w:hint="eastAsia"/>
-                <w:sz w:val="18"/>
-                <w:szCs w:val="18"/>
-              </w:rPr>
-              <w:t>{{</w:t>
-            </w:r>
-            <w:proofErr w:type="spellStart"/>
-            <w:proofErr w:type="gramStart"/>
-            <w:r>
-              <w:rPr>
-                <w:rFonts w:ascii="宋体" w:eastAsia="宋体" w:hAnsi="宋体" w:cs="宋体" w:hint="eastAsia"/>
-                <w:sz w:val="18"/>
-                <w:szCs w:val="18"/>
-              </w:rPr>
-              <w:t>agreement.</w:t>
-            </w:r>
-            <w:r>
-              <w:rPr>
-                <w:rFonts w:ascii="宋体" w:eastAsia="宋体" w:hAnsi="宋体" w:cs="宋体"/>
+              <w:spacing w:after="0"/>
+              <w:rPr>
+                <w:rFonts w:hint="eastAsia" w:ascii="宋体" w:hAnsi="宋体" w:eastAsia="宋体" w:cs="宋体"/>
+                <w:sz w:val="18"/>
+                <w:szCs w:val="18"/>
+              </w:rPr>
+            </w:pPr>
+            <w:r>
+              <w:rPr>
+                <w:rFonts w:hint="eastAsia" w:ascii="宋体" w:hAnsi="宋体" w:eastAsia="宋体" w:cs="宋体"/>
+                <w:sz w:val="18"/>
+                <w:szCs w:val="18"/>
+              </w:rPr>
+              <w:t>{{agreement.</w:t>
+            </w:r>
+            <w:r>
+              <w:rPr>
+                <w:rFonts w:ascii="宋体" w:hAnsi="宋体" w:eastAsia="宋体" w:cs="宋体"/>
                 <w:sz w:val="18"/>
                 <w:szCs w:val="18"/>
               </w:rPr>
               <w:t>expenditureBusinessTypeText</w:t>
             </w:r>
-            <w:proofErr w:type="spellEnd"/>
-            <w:proofErr w:type="gramEnd"/>
-            <w:r>
-              <w:rPr>
-                <w:rFonts w:ascii="宋体" w:eastAsia="宋体" w:hAnsi="宋体" w:cs="宋体" w:hint="eastAsia"/>
+            <w:r>
+              <w:rPr>
+                <w:rFonts w:hint="eastAsia" w:ascii="宋体" w:hAnsi="宋体" w:eastAsia="宋体" w:cs="宋体"/>
                 <w:sz w:val="18"/>
                 <w:szCs w:val="18"/>
               </w:rPr>
@@ -896,6 +879,7 @@
           </w:tcPr>
           <w:p>
             <w:pPr>
+              <w:spacing w:after="0"/>
               <w:jc w:val="right"/>
               <w:rPr>
                 <w:b/>
@@ -906,7 +890,7 @@
             </w:pPr>
             <w:r>
               <w:rPr>
-                <w:rFonts w:ascii="宋体" w:eastAsia="宋体" w:hAnsi="宋体" w:cs="宋体" w:hint="eastAsia"/>
+                <w:rFonts w:hint="eastAsia" w:ascii="宋体" w:hAnsi="宋体" w:eastAsia="宋体" w:cs="宋体"/>
                 <w:b/>
                 <w:bCs/>
                 <w:sz w:val="18"/>
@@ -923,43 +907,32 @@
           </w:tcPr>
           <w:p>
             <w:pPr>
-              <w:rPr>
-                <w:rFonts w:ascii="宋体" w:eastAsia="宋体" w:hAnsi="宋体" w:cs="宋体" w:hint="eastAsia"/>
-                <w:sz w:val="18"/>
-                <w:szCs w:val="18"/>
-              </w:rPr>
-            </w:pPr>
-            <w:r>
-              <w:rPr>
-                <w:rFonts w:ascii="宋体" w:eastAsia="宋体" w:hAnsi="宋体" w:cs="宋体" w:hint="eastAsia"/>
-                <w:sz w:val="18"/>
-                <w:szCs w:val="18"/>
-              </w:rPr>
-              <w:t>{{</w:t>
-            </w:r>
-            <w:proofErr w:type="spellStart"/>
-            <w:proofErr w:type="gramStart"/>
-            <w:r>
-              <w:rPr>
-                <w:rFonts w:ascii="宋体" w:eastAsia="宋体" w:hAnsi="宋体" w:cs="宋体" w:hint="eastAsia"/>
-                <w:sz w:val="18"/>
-                <w:szCs w:val="18"/>
-              </w:rPr>
-              <w:t>agreement.</w:t>
-            </w:r>
-            <w:r>
-              <w:rPr>
-                <w:rFonts w:ascii="宋体" w:eastAsia="宋体" w:hAnsi="宋体" w:cs="宋体"/>
+              <w:spacing w:after="0"/>
+              <w:rPr>
+                <w:rFonts w:hint="eastAsia" w:ascii="宋体" w:hAnsi="宋体" w:eastAsia="宋体" w:cs="宋体"/>
+                <w:sz w:val="18"/>
+                <w:szCs w:val="18"/>
+              </w:rPr>
+            </w:pPr>
+            <w:r>
+              <w:rPr>
+                <w:rFonts w:hint="eastAsia" w:ascii="宋体" w:hAnsi="宋体" w:eastAsia="宋体" w:cs="宋体"/>
+                <w:sz w:val="18"/>
+                <w:szCs w:val="18"/>
+              </w:rPr>
+              <w:t>{{agreement.</w:t>
+            </w:r>
+            <w:r>
+              <w:rPr>
+                <w:rFonts w:ascii="宋体" w:hAnsi="宋体" w:eastAsia="宋体" w:cs="宋体"/>
                 <w:sz w:val="18"/>
                 <w:szCs w:val="18"/>
               </w:rPr>
               <w:t>subjectMatterName</w:t>
             </w:r>
-            <w:proofErr w:type="spellEnd"/>
-            <w:proofErr w:type="gramEnd"/>
-            <w:r>
-              <w:rPr>
-                <w:rFonts w:ascii="宋体" w:eastAsia="宋体" w:hAnsi="宋体" w:cs="宋体" w:hint="eastAsia"/>
+            <w:r>
+              <w:rPr>
+                <w:rFonts w:hint="eastAsia" w:ascii="宋体" w:hAnsi="宋体" w:eastAsia="宋体" w:cs="宋体"/>
                 <w:sz w:val="18"/>
                 <w:szCs w:val="18"/>
               </w:rPr>
@@ -969,8 +942,24 @@
         </w:tc>
       </w:tr>
       <w:tr>
+        <w:tblPrEx>
+          <w:tblBorders>
+            <w:top w:val="single" w:color="7F7F7F" w:themeColor="background1" w:themeShade="80" w:sz="4" w:space="0"/>
+            <w:left w:val="single" w:color="7F7F7F" w:themeColor="background1" w:themeShade="80" w:sz="4" w:space="0"/>
+            <w:bottom w:val="single" w:color="7F7F7F" w:themeColor="background1" w:themeShade="80" w:sz="4" w:space="0"/>
+            <w:right w:val="single" w:color="7F7F7F" w:themeColor="background1" w:themeShade="80" w:sz="4" w:space="0"/>
+            <w:insideH w:val="single" w:color="7F7F7F" w:themeColor="background1" w:themeShade="80" w:sz="4" w:space="0"/>
+            <w:insideV w:val="single" w:color="7F7F7F" w:themeColor="background1" w:themeShade="80" w:sz="4" w:space="0"/>
+          </w:tblBorders>
+          <w:tblCellMar>
+            <w:top w:w="0" w:type="dxa"/>
+            <w:left w:w="108" w:type="dxa"/>
+            <w:bottom w:w="0" w:type="dxa"/>
+            <w:right w:w="108" w:type="dxa"/>
+          </w:tblCellMar>
+        </w:tblPrEx>
         <w:trPr>
-          <w:trHeight w:val="567"/>
+          <w:trHeight w:val="567" w:hRule="atLeast"/>
         </w:trPr>
         <w:tc>
           <w:tcPr>
@@ -979,6 +968,7 @@
           </w:tcPr>
           <w:p>
             <w:pPr>
+              <w:spacing w:after="0"/>
               <w:jc w:val="right"/>
               <w:rPr>
                 <w:b/>
@@ -989,7 +979,7 @@
             </w:pPr>
             <w:r>
               <w:rPr>
-                <w:rFonts w:ascii="宋体" w:eastAsia="宋体" w:hAnsi="宋体" w:cs="宋体" w:hint="eastAsia"/>
+                <w:rFonts w:hint="eastAsia" w:ascii="宋体" w:hAnsi="宋体" w:eastAsia="宋体" w:cs="宋体"/>
                 <w:b/>
                 <w:bCs/>
                 <w:sz w:val="18"/>
@@ -1006,43 +996,32 @@
           </w:tcPr>
           <w:p>
             <w:pPr>
-              <w:rPr>
-                <w:rFonts w:ascii="宋体" w:eastAsia="宋体" w:hAnsi="宋体" w:cs="宋体" w:hint="eastAsia"/>
-                <w:sz w:val="18"/>
-                <w:szCs w:val="18"/>
-              </w:rPr>
-            </w:pPr>
-            <w:r>
-              <w:rPr>
-                <w:rFonts w:ascii="宋体" w:eastAsia="宋体" w:hAnsi="宋体" w:cs="宋体" w:hint="eastAsia"/>
-                <w:sz w:val="18"/>
-                <w:szCs w:val="18"/>
-              </w:rPr>
-              <w:t>{{</w:t>
-            </w:r>
-            <w:proofErr w:type="spellStart"/>
-            <w:proofErr w:type="gramStart"/>
-            <w:r>
-              <w:rPr>
-                <w:rFonts w:ascii="宋体" w:eastAsia="宋体" w:hAnsi="宋体" w:cs="宋体" w:hint="eastAsia"/>
-                <w:sz w:val="18"/>
-                <w:szCs w:val="18"/>
-              </w:rPr>
-              <w:t>agreement.</w:t>
-            </w:r>
-            <w:r>
-              <w:rPr>
-                <w:rFonts w:ascii="宋体" w:eastAsia="宋体" w:hAnsi="宋体" w:cs="宋体"/>
+              <w:spacing w:after="0"/>
+              <w:rPr>
+                <w:rFonts w:hint="eastAsia" w:ascii="宋体" w:hAnsi="宋体" w:eastAsia="宋体" w:cs="宋体"/>
+                <w:sz w:val="18"/>
+                <w:szCs w:val="18"/>
+              </w:rPr>
+            </w:pPr>
+            <w:r>
+              <w:rPr>
+                <w:rFonts w:hint="eastAsia" w:ascii="宋体" w:hAnsi="宋体" w:eastAsia="宋体" w:cs="宋体"/>
+                <w:sz w:val="18"/>
+                <w:szCs w:val="18"/>
+              </w:rPr>
+              <w:t>{{agreement.</w:t>
+            </w:r>
+            <w:r>
+              <w:rPr>
+                <w:rFonts w:ascii="宋体" w:hAnsi="宋体" w:eastAsia="宋体" w:cs="宋体"/>
                 <w:sz w:val="18"/>
                 <w:szCs w:val="18"/>
               </w:rPr>
               <w:t>paymentCycleText</w:t>
             </w:r>
-            <w:proofErr w:type="spellEnd"/>
-            <w:proofErr w:type="gramEnd"/>
-            <w:r>
-              <w:rPr>
-                <w:rFonts w:ascii="宋体" w:eastAsia="宋体" w:hAnsi="宋体" w:cs="宋体" w:hint="eastAsia"/>
+            <w:r>
+              <w:rPr>
+                <w:rFonts w:hint="eastAsia" w:ascii="宋体" w:hAnsi="宋体" w:eastAsia="宋体" w:cs="宋体"/>
                 <w:sz w:val="18"/>
                 <w:szCs w:val="18"/>
               </w:rPr>
@@ -1057,6 +1036,7 @@
           </w:tcPr>
           <w:p>
             <w:pPr>
+              <w:spacing w:after="0"/>
               <w:jc w:val="right"/>
               <w:rPr>
                 <w:b/>
@@ -1067,7 +1047,7 @@
             </w:pPr>
             <w:r>
               <w:rPr>
-                <w:rFonts w:ascii="宋体" w:eastAsia="宋体" w:hAnsi="宋体" w:cs="宋体" w:hint="eastAsia"/>
+                <w:rFonts w:hint="eastAsia" w:ascii="宋体" w:hAnsi="宋体" w:eastAsia="宋体" w:cs="宋体"/>
                 <w:b/>
                 <w:bCs/>
                 <w:sz w:val="18"/>
@@ -1084,43 +1064,32 @@
           </w:tcPr>
           <w:p>
             <w:pPr>
-              <w:rPr>
-                <w:rFonts w:ascii="宋体" w:eastAsia="宋体" w:hAnsi="宋体" w:cs="宋体" w:hint="eastAsia"/>
-                <w:sz w:val="18"/>
-                <w:szCs w:val="18"/>
-              </w:rPr>
-            </w:pPr>
-            <w:r>
-              <w:rPr>
-                <w:rFonts w:ascii="宋体" w:eastAsia="宋体" w:hAnsi="宋体" w:cs="宋体" w:hint="eastAsia"/>
-                <w:sz w:val="18"/>
-                <w:szCs w:val="18"/>
-              </w:rPr>
-              <w:t>{{</w:t>
-            </w:r>
-            <w:proofErr w:type="spellStart"/>
-            <w:proofErr w:type="gramStart"/>
-            <w:r>
-              <w:rPr>
-                <w:rFonts w:ascii="宋体" w:eastAsia="宋体" w:hAnsi="宋体" w:cs="宋体" w:hint="eastAsia"/>
-                <w:sz w:val="18"/>
-                <w:szCs w:val="18"/>
-              </w:rPr>
-              <w:t>agreement.</w:t>
-            </w:r>
-            <w:r>
-              <w:rPr>
-                <w:rFonts w:ascii="宋体" w:eastAsia="宋体" w:hAnsi="宋体" w:cs="宋体"/>
+              <w:spacing w:after="0"/>
+              <w:rPr>
+                <w:rFonts w:hint="eastAsia" w:ascii="宋体" w:hAnsi="宋体" w:eastAsia="宋体" w:cs="宋体"/>
+                <w:sz w:val="18"/>
+                <w:szCs w:val="18"/>
+              </w:rPr>
+            </w:pPr>
+            <w:r>
+              <w:rPr>
+                <w:rFonts w:hint="eastAsia" w:ascii="宋体" w:hAnsi="宋体" w:eastAsia="宋体" w:cs="宋体"/>
+                <w:sz w:val="18"/>
+                <w:szCs w:val="18"/>
+              </w:rPr>
+              <w:t>{{agreement.</w:t>
+            </w:r>
+            <w:r>
+              <w:rPr>
+                <w:rFonts w:ascii="宋体" w:hAnsi="宋体" w:eastAsia="宋体" w:cs="宋体"/>
                 <w:sz w:val="18"/>
                 <w:szCs w:val="18"/>
               </w:rPr>
               <w:t>paymentWayText</w:t>
             </w:r>
-            <w:proofErr w:type="spellEnd"/>
-            <w:proofErr w:type="gramEnd"/>
-            <w:r>
-              <w:rPr>
-                <w:rFonts w:ascii="宋体" w:eastAsia="宋体" w:hAnsi="宋体" w:cs="宋体" w:hint="eastAsia"/>
+            <w:r>
+              <w:rPr>
+                <w:rFonts w:hint="eastAsia" w:ascii="宋体" w:hAnsi="宋体" w:eastAsia="宋体" w:cs="宋体"/>
                 <w:sz w:val="18"/>
                 <w:szCs w:val="18"/>
               </w:rPr>
@@ -1130,8 +1099,24 @@
         </w:tc>
       </w:tr>
       <w:tr>
+        <w:tblPrEx>
+          <w:tblBorders>
+            <w:top w:val="single" w:color="7F7F7F" w:themeColor="background1" w:themeShade="80" w:sz="4" w:space="0"/>
+            <w:left w:val="single" w:color="7F7F7F" w:themeColor="background1" w:themeShade="80" w:sz="4" w:space="0"/>
+            <w:bottom w:val="single" w:color="7F7F7F" w:themeColor="background1" w:themeShade="80" w:sz="4" w:space="0"/>
+            <w:right w:val="single" w:color="7F7F7F" w:themeColor="background1" w:themeShade="80" w:sz="4" w:space="0"/>
+            <w:insideH w:val="single" w:color="7F7F7F" w:themeColor="background1" w:themeShade="80" w:sz="4" w:space="0"/>
+            <w:insideV w:val="single" w:color="7F7F7F" w:themeColor="background1" w:themeShade="80" w:sz="4" w:space="0"/>
+          </w:tblBorders>
+          <w:tblCellMar>
+            <w:top w:w="0" w:type="dxa"/>
+            <w:left w:w="108" w:type="dxa"/>
+            <w:bottom w:w="0" w:type="dxa"/>
+            <w:right w:w="108" w:type="dxa"/>
+          </w:tblCellMar>
+        </w:tblPrEx>
         <w:trPr>
-          <w:trHeight w:val="567"/>
+          <w:trHeight w:val="567" w:hRule="atLeast"/>
         </w:trPr>
         <w:tc>
           <w:tcPr>
@@ -1140,6 +1125,7 @@
           </w:tcPr>
           <w:p>
             <w:pPr>
+              <w:spacing w:after="0"/>
               <w:jc w:val="right"/>
               <w:rPr>
                 <w:b/>
@@ -1150,7 +1136,7 @@
             </w:pPr>
             <w:r>
               <w:rPr>
-                <w:rFonts w:ascii="宋体" w:eastAsia="宋体" w:hAnsi="宋体" w:cs="宋体" w:hint="eastAsia"/>
+                <w:rFonts w:hint="eastAsia" w:ascii="宋体" w:hAnsi="宋体" w:eastAsia="宋体" w:cs="宋体"/>
                 <w:b/>
                 <w:bCs/>
                 <w:sz w:val="18"/>
@@ -1167,43 +1153,32 @@
           </w:tcPr>
           <w:p>
             <w:pPr>
-              <w:rPr>
-                <w:rFonts w:ascii="宋体" w:eastAsia="宋体" w:hAnsi="宋体" w:cs="宋体" w:hint="eastAsia"/>
-                <w:sz w:val="18"/>
-                <w:szCs w:val="18"/>
-              </w:rPr>
-            </w:pPr>
-            <w:r>
-              <w:rPr>
-                <w:rFonts w:ascii="宋体" w:eastAsia="宋体" w:hAnsi="宋体" w:cs="宋体" w:hint="eastAsia"/>
-                <w:sz w:val="18"/>
-                <w:szCs w:val="18"/>
-              </w:rPr>
-              <w:t>{{</w:t>
-            </w:r>
-            <w:proofErr w:type="spellStart"/>
-            <w:proofErr w:type="gramStart"/>
-            <w:r>
-              <w:rPr>
-                <w:rFonts w:ascii="宋体" w:eastAsia="宋体" w:hAnsi="宋体" w:cs="宋体" w:hint="eastAsia"/>
-                <w:sz w:val="18"/>
-                <w:szCs w:val="18"/>
-              </w:rPr>
-              <w:t>agreement.</w:t>
-            </w:r>
-            <w:r>
-              <w:rPr>
-                <w:rFonts w:ascii="宋体" w:eastAsia="宋体" w:hAnsi="宋体" w:cs="宋体"/>
+              <w:spacing w:after="0"/>
+              <w:rPr>
+                <w:rFonts w:hint="eastAsia" w:ascii="宋体" w:hAnsi="宋体" w:eastAsia="宋体" w:cs="宋体"/>
+                <w:sz w:val="18"/>
+                <w:szCs w:val="18"/>
+              </w:rPr>
+            </w:pPr>
+            <w:r>
+              <w:rPr>
+                <w:rFonts w:hint="eastAsia" w:ascii="宋体" w:hAnsi="宋体" w:eastAsia="宋体" w:cs="宋体"/>
+                <w:sz w:val="18"/>
+                <w:szCs w:val="18"/>
+              </w:rPr>
+              <w:t>{{agreement.</w:t>
+            </w:r>
+            <w:r>
+              <w:rPr>
+                <w:rFonts w:ascii="宋体" w:hAnsi="宋体" w:eastAsia="宋体" w:cs="宋体"/>
                 <w:sz w:val="18"/>
                 <w:szCs w:val="18"/>
               </w:rPr>
               <w:t>partyBLegalName</w:t>
             </w:r>
-            <w:proofErr w:type="spellEnd"/>
-            <w:proofErr w:type="gramEnd"/>
-            <w:r>
-              <w:rPr>
-                <w:rFonts w:ascii="宋体" w:eastAsia="宋体" w:hAnsi="宋体" w:cs="宋体" w:hint="eastAsia"/>
+            <w:r>
+              <w:rPr>
+                <w:rFonts w:hint="eastAsia" w:ascii="宋体" w:hAnsi="宋体" w:eastAsia="宋体" w:cs="宋体"/>
                 <w:sz w:val="18"/>
                 <w:szCs w:val="18"/>
               </w:rPr>
@@ -1218,6 +1193,7 @@
           </w:tcPr>
           <w:p>
             <w:pPr>
+              <w:spacing w:after="0"/>
               <w:jc w:val="right"/>
               <w:rPr>
                 <w:b/>
@@ -1228,7 +1204,7 @@
             </w:pPr>
             <w:r>
               <w:rPr>
-                <w:rFonts w:ascii="宋体" w:eastAsia="宋体" w:hAnsi="宋体" w:cs="宋体" w:hint="eastAsia"/>
+                <w:rFonts w:hint="eastAsia" w:ascii="宋体" w:hAnsi="宋体" w:eastAsia="宋体" w:cs="宋体"/>
                 <w:b/>
                 <w:bCs/>
                 <w:sz w:val="18"/>
@@ -1245,43 +1221,32 @@
           </w:tcPr>
           <w:p>
             <w:pPr>
-              <w:rPr>
-                <w:rFonts w:ascii="宋体" w:eastAsia="宋体" w:hAnsi="宋体" w:cs="宋体" w:hint="eastAsia"/>
-                <w:sz w:val="18"/>
-                <w:szCs w:val="18"/>
-              </w:rPr>
-            </w:pPr>
-            <w:r>
-              <w:rPr>
-                <w:rFonts w:ascii="宋体" w:eastAsia="宋体" w:hAnsi="宋体" w:cs="宋体" w:hint="eastAsia"/>
-                <w:sz w:val="18"/>
-                <w:szCs w:val="18"/>
-              </w:rPr>
-              <w:t>{{</w:t>
-            </w:r>
-            <w:proofErr w:type="spellStart"/>
-            <w:proofErr w:type="gramStart"/>
-            <w:r>
-              <w:rPr>
-                <w:rFonts w:ascii="宋体" w:eastAsia="宋体" w:hAnsi="宋体" w:cs="宋体" w:hint="eastAsia"/>
-                <w:sz w:val="18"/>
-                <w:szCs w:val="18"/>
-              </w:rPr>
-              <w:t>agreement.</w:t>
-            </w:r>
-            <w:r>
-              <w:rPr>
-                <w:rFonts w:ascii="宋体" w:eastAsia="宋体" w:hAnsi="宋体" w:cs="宋体"/>
+              <w:spacing w:after="0"/>
+              <w:rPr>
+                <w:rFonts w:hint="eastAsia" w:ascii="宋体" w:hAnsi="宋体" w:eastAsia="宋体" w:cs="宋体"/>
+                <w:sz w:val="18"/>
+                <w:szCs w:val="18"/>
+              </w:rPr>
+            </w:pPr>
+            <w:r>
+              <w:rPr>
+                <w:rFonts w:hint="eastAsia" w:ascii="宋体" w:hAnsi="宋体" w:eastAsia="宋体" w:cs="宋体"/>
+                <w:sz w:val="18"/>
+                <w:szCs w:val="18"/>
+              </w:rPr>
+              <w:t>{{agreement.</w:t>
+            </w:r>
+            <w:r>
+              <w:rPr>
+                <w:rFonts w:ascii="宋体" w:hAnsi="宋体" w:eastAsia="宋体" w:cs="宋体"/>
                 <w:sz w:val="18"/>
                 <w:szCs w:val="18"/>
               </w:rPr>
               <w:t>partyBLegalIdCard</w:t>
             </w:r>
-            <w:proofErr w:type="spellEnd"/>
-            <w:proofErr w:type="gramEnd"/>
-            <w:r>
-              <w:rPr>
-                <w:rFonts w:ascii="宋体" w:eastAsia="宋体" w:hAnsi="宋体" w:cs="宋体" w:hint="eastAsia"/>
+            <w:r>
+              <w:rPr>
+                <w:rFonts w:hint="eastAsia" w:ascii="宋体" w:hAnsi="宋体" w:eastAsia="宋体" w:cs="宋体"/>
                 <w:sz w:val="18"/>
                 <w:szCs w:val="18"/>
               </w:rPr>
@@ -1291,8 +1256,24 @@
         </w:tc>
       </w:tr>
       <w:tr>
+        <w:tblPrEx>
+          <w:tblBorders>
+            <w:top w:val="single" w:color="7F7F7F" w:themeColor="background1" w:themeShade="80" w:sz="4" w:space="0"/>
+            <w:left w:val="single" w:color="7F7F7F" w:themeColor="background1" w:themeShade="80" w:sz="4" w:space="0"/>
+            <w:bottom w:val="single" w:color="7F7F7F" w:themeColor="background1" w:themeShade="80" w:sz="4" w:space="0"/>
+            <w:right w:val="single" w:color="7F7F7F" w:themeColor="background1" w:themeShade="80" w:sz="4" w:space="0"/>
+            <w:insideH w:val="single" w:color="7F7F7F" w:themeColor="background1" w:themeShade="80" w:sz="4" w:space="0"/>
+            <w:insideV w:val="single" w:color="7F7F7F" w:themeColor="background1" w:themeShade="80" w:sz="4" w:space="0"/>
+          </w:tblBorders>
+          <w:tblCellMar>
+            <w:top w:w="0" w:type="dxa"/>
+            <w:left w:w="108" w:type="dxa"/>
+            <w:bottom w:w="0" w:type="dxa"/>
+            <w:right w:w="108" w:type="dxa"/>
+          </w:tblCellMar>
+        </w:tblPrEx>
         <w:trPr>
-          <w:trHeight w:val="567"/>
+          <w:trHeight w:val="567" w:hRule="atLeast"/>
         </w:trPr>
         <w:tc>
           <w:tcPr>
@@ -1301,6 +1282,7 @@
           </w:tcPr>
           <w:p>
             <w:pPr>
+              <w:spacing w:after="0"/>
               <w:jc w:val="right"/>
               <w:rPr>
                 <w:b/>
@@ -1311,7 +1293,7 @@
             </w:pPr>
             <w:r>
               <w:rPr>
-                <w:rFonts w:ascii="宋体" w:eastAsia="宋体" w:hAnsi="宋体" w:cs="宋体" w:hint="eastAsia"/>
+                <w:rFonts w:hint="eastAsia" w:ascii="宋体" w:hAnsi="宋体" w:eastAsia="宋体" w:cs="宋体"/>
                 <w:b/>
                 <w:bCs/>
                 <w:sz w:val="18"/>
@@ -1328,43 +1310,32 @@
           </w:tcPr>
           <w:p>
             <w:pPr>
-              <w:rPr>
-                <w:rFonts w:ascii="宋体" w:eastAsia="宋体" w:hAnsi="宋体" w:cs="宋体" w:hint="eastAsia"/>
-                <w:sz w:val="18"/>
-                <w:szCs w:val="18"/>
-              </w:rPr>
-            </w:pPr>
-            <w:r>
-              <w:rPr>
-                <w:rFonts w:ascii="宋体" w:eastAsia="宋体" w:hAnsi="宋体" w:cs="宋体" w:hint="eastAsia"/>
-                <w:sz w:val="18"/>
-                <w:szCs w:val="18"/>
-              </w:rPr>
-              <w:t>{{</w:t>
-            </w:r>
-            <w:proofErr w:type="spellStart"/>
-            <w:proofErr w:type="gramStart"/>
-            <w:r>
-              <w:rPr>
-                <w:rFonts w:ascii="宋体" w:eastAsia="宋体" w:hAnsi="宋体" w:cs="宋体" w:hint="eastAsia"/>
-                <w:sz w:val="18"/>
-                <w:szCs w:val="18"/>
-              </w:rPr>
-              <w:t>agreement.</w:t>
-            </w:r>
-            <w:r>
-              <w:rPr>
-                <w:rFonts w:ascii="宋体" w:eastAsia="宋体" w:hAnsi="宋体" w:cs="宋体"/>
+              <w:spacing w:after="0"/>
+              <w:rPr>
+                <w:rFonts w:hint="eastAsia" w:ascii="宋体" w:hAnsi="宋体" w:eastAsia="宋体" w:cs="宋体"/>
+                <w:sz w:val="18"/>
+                <w:szCs w:val="18"/>
+              </w:rPr>
+            </w:pPr>
+            <w:r>
+              <w:rPr>
+                <w:rFonts w:hint="eastAsia" w:ascii="宋体" w:hAnsi="宋体" w:eastAsia="宋体" w:cs="宋体"/>
+                <w:sz w:val="18"/>
+                <w:szCs w:val="18"/>
+              </w:rPr>
+              <w:t>{{agreement.</w:t>
+            </w:r>
+            <w:r>
+              <w:rPr>
+                <w:rFonts w:ascii="宋体" w:hAnsi="宋体" w:eastAsia="宋体" w:cs="宋体"/>
                 <w:sz w:val="18"/>
                 <w:szCs w:val="18"/>
               </w:rPr>
               <w:t>partyBLegalPhone</w:t>
             </w:r>
-            <w:proofErr w:type="spellEnd"/>
-            <w:proofErr w:type="gramEnd"/>
-            <w:r>
-              <w:rPr>
-                <w:rFonts w:ascii="宋体" w:eastAsia="宋体" w:hAnsi="宋体" w:cs="宋体" w:hint="eastAsia"/>
+            <w:r>
+              <w:rPr>
+                <w:rFonts w:hint="eastAsia" w:ascii="宋体" w:hAnsi="宋体" w:eastAsia="宋体" w:cs="宋体"/>
                 <w:sz w:val="18"/>
                 <w:szCs w:val="18"/>
               </w:rPr>
@@ -1379,6 +1350,7 @@
           </w:tcPr>
           <w:p>
             <w:pPr>
+              <w:spacing w:after="0"/>
               <w:jc w:val="right"/>
               <w:rPr>
                 <w:b/>
@@ -1389,7 +1361,7 @@
             </w:pPr>
             <w:r>
               <w:rPr>
-                <w:rFonts w:ascii="宋体" w:eastAsia="宋体" w:hAnsi="宋体" w:cs="宋体" w:hint="eastAsia"/>
+                <w:rFonts w:hint="eastAsia" w:ascii="宋体" w:hAnsi="宋体" w:eastAsia="宋体" w:cs="宋体"/>
                 <w:b/>
                 <w:bCs/>
                 <w:sz w:val="18"/>
@@ -1406,43 +1378,32 @@
           </w:tcPr>
           <w:p>
             <w:pPr>
-              <w:rPr>
-                <w:rFonts w:ascii="宋体" w:eastAsia="宋体" w:hAnsi="宋体" w:cs="宋体" w:hint="eastAsia"/>
-                <w:sz w:val="18"/>
-                <w:szCs w:val="18"/>
-              </w:rPr>
-            </w:pPr>
-            <w:r>
-              <w:rPr>
-                <w:rFonts w:ascii="宋体" w:eastAsia="宋体" w:hAnsi="宋体" w:cs="宋体" w:hint="eastAsia"/>
-                <w:sz w:val="18"/>
-                <w:szCs w:val="18"/>
-              </w:rPr>
-              <w:t>{{</w:t>
-            </w:r>
-            <w:proofErr w:type="spellStart"/>
-            <w:proofErr w:type="gramStart"/>
-            <w:r>
-              <w:rPr>
-                <w:rFonts w:ascii="宋体" w:eastAsia="宋体" w:hAnsi="宋体" w:cs="宋体" w:hint="eastAsia"/>
-                <w:sz w:val="18"/>
-                <w:szCs w:val="18"/>
-              </w:rPr>
-              <w:t>agreement.</w:t>
-            </w:r>
-            <w:r>
-              <w:rPr>
-                <w:rFonts w:ascii="宋体" w:eastAsia="宋体" w:hAnsi="宋体" w:cs="宋体"/>
+              <w:spacing w:after="0"/>
+              <w:rPr>
+                <w:rFonts w:hint="eastAsia" w:ascii="宋体" w:hAnsi="宋体" w:eastAsia="宋体" w:cs="宋体"/>
+                <w:sz w:val="18"/>
+                <w:szCs w:val="18"/>
+              </w:rPr>
+            </w:pPr>
+            <w:r>
+              <w:rPr>
+                <w:rFonts w:hint="eastAsia" w:ascii="宋体" w:hAnsi="宋体" w:eastAsia="宋体" w:cs="宋体"/>
+                <w:sz w:val="18"/>
+                <w:szCs w:val="18"/>
+              </w:rPr>
+              <w:t>{{agreement.</w:t>
+            </w:r>
+            <w:r>
+              <w:rPr>
+                <w:rFonts w:ascii="宋体" w:hAnsi="宋体" w:eastAsia="宋体" w:cs="宋体"/>
                 <w:sz w:val="18"/>
                 <w:szCs w:val="18"/>
               </w:rPr>
               <w:t>partyBResponsibleName</w:t>
             </w:r>
-            <w:proofErr w:type="spellEnd"/>
-            <w:proofErr w:type="gramEnd"/>
-            <w:r>
-              <w:rPr>
-                <w:rFonts w:ascii="宋体" w:eastAsia="宋体" w:hAnsi="宋体" w:cs="宋体" w:hint="eastAsia"/>
+            <w:r>
+              <w:rPr>
+                <w:rFonts w:hint="eastAsia" w:ascii="宋体" w:hAnsi="宋体" w:eastAsia="宋体" w:cs="宋体"/>
                 <w:sz w:val="18"/>
                 <w:szCs w:val="18"/>
               </w:rPr>
@@ -1452,8 +1413,24 @@
         </w:tc>
       </w:tr>
       <w:tr>
+        <w:tblPrEx>
+          <w:tblBorders>
+            <w:top w:val="single" w:color="7F7F7F" w:themeColor="background1" w:themeShade="80" w:sz="4" w:space="0"/>
+            <w:left w:val="single" w:color="7F7F7F" w:themeColor="background1" w:themeShade="80" w:sz="4" w:space="0"/>
+            <w:bottom w:val="single" w:color="7F7F7F" w:themeColor="background1" w:themeShade="80" w:sz="4" w:space="0"/>
+            <w:right w:val="single" w:color="7F7F7F" w:themeColor="background1" w:themeShade="80" w:sz="4" w:space="0"/>
+            <w:insideH w:val="single" w:color="7F7F7F" w:themeColor="background1" w:themeShade="80" w:sz="4" w:space="0"/>
+            <w:insideV w:val="single" w:color="7F7F7F" w:themeColor="background1" w:themeShade="80" w:sz="4" w:space="0"/>
+          </w:tblBorders>
+          <w:tblCellMar>
+            <w:top w:w="0" w:type="dxa"/>
+            <w:left w:w="108" w:type="dxa"/>
+            <w:bottom w:w="0" w:type="dxa"/>
+            <w:right w:w="108" w:type="dxa"/>
+          </w:tblCellMar>
+        </w:tblPrEx>
         <w:trPr>
-          <w:trHeight w:val="567"/>
+          <w:trHeight w:val="567" w:hRule="atLeast"/>
         </w:trPr>
         <w:tc>
           <w:tcPr>
@@ -1462,6 +1439,7 @@
           </w:tcPr>
           <w:p>
             <w:pPr>
+              <w:spacing w:after="0"/>
               <w:jc w:val="right"/>
               <w:rPr>
                 <w:b/>
@@ -1472,7 +1450,7 @@
             </w:pPr>
             <w:r>
               <w:rPr>
-                <w:rFonts w:ascii="宋体" w:eastAsia="宋体" w:hAnsi="宋体" w:cs="宋体" w:hint="eastAsia"/>
+                <w:rFonts w:hint="eastAsia" w:ascii="宋体" w:hAnsi="宋体" w:eastAsia="宋体" w:cs="宋体"/>
                 <w:b/>
                 <w:bCs/>
                 <w:sz w:val="18"/>
@@ -1489,43 +1467,32 @@
           </w:tcPr>
           <w:p>
             <w:pPr>
-              <w:rPr>
-                <w:rFonts w:ascii="宋体" w:eastAsia="宋体" w:hAnsi="宋体" w:cs="宋体" w:hint="eastAsia"/>
-                <w:sz w:val="18"/>
-                <w:szCs w:val="18"/>
-              </w:rPr>
-            </w:pPr>
-            <w:r>
-              <w:rPr>
-                <w:rFonts w:ascii="宋体" w:eastAsia="宋体" w:hAnsi="宋体" w:cs="宋体" w:hint="eastAsia"/>
-                <w:sz w:val="18"/>
-                <w:szCs w:val="18"/>
-              </w:rPr>
-              <w:t>{{</w:t>
-            </w:r>
-            <w:proofErr w:type="spellStart"/>
-            <w:proofErr w:type="gramStart"/>
-            <w:r>
-              <w:rPr>
-                <w:rFonts w:ascii="宋体" w:eastAsia="宋体" w:hAnsi="宋体" w:cs="宋体" w:hint="eastAsia"/>
-                <w:sz w:val="18"/>
-                <w:szCs w:val="18"/>
-              </w:rPr>
-              <w:t>agreement.</w:t>
-            </w:r>
-            <w:r>
-              <w:rPr>
-                <w:rFonts w:ascii="宋体" w:eastAsia="宋体" w:hAnsi="宋体" w:cs="宋体"/>
+              <w:spacing w:after="0"/>
+              <w:rPr>
+                <w:rFonts w:hint="eastAsia" w:ascii="宋体" w:hAnsi="宋体" w:eastAsia="宋体" w:cs="宋体"/>
+                <w:sz w:val="18"/>
+                <w:szCs w:val="18"/>
+              </w:rPr>
+            </w:pPr>
+            <w:r>
+              <w:rPr>
+                <w:rFonts w:hint="eastAsia" w:ascii="宋体" w:hAnsi="宋体" w:eastAsia="宋体" w:cs="宋体"/>
+                <w:sz w:val="18"/>
+                <w:szCs w:val="18"/>
+              </w:rPr>
+              <w:t>{{agreement.</w:t>
+            </w:r>
+            <w:r>
+              <w:rPr>
+                <w:rFonts w:ascii="宋体" w:hAnsi="宋体" w:eastAsia="宋体" w:cs="宋体"/>
                 <w:sz w:val="18"/>
                 <w:szCs w:val="18"/>
               </w:rPr>
               <w:t>partyBResponsibleIdCard</w:t>
             </w:r>
-            <w:proofErr w:type="spellEnd"/>
-            <w:proofErr w:type="gramEnd"/>
-            <w:r>
-              <w:rPr>
-                <w:rFonts w:ascii="宋体" w:eastAsia="宋体" w:hAnsi="宋体" w:cs="宋体" w:hint="eastAsia"/>
+            <w:r>
+              <w:rPr>
+                <w:rFonts w:hint="eastAsia" w:ascii="宋体" w:hAnsi="宋体" w:eastAsia="宋体" w:cs="宋体"/>
                 <w:sz w:val="18"/>
                 <w:szCs w:val="18"/>
               </w:rPr>
@@ -1540,6 +1507,7 @@
           </w:tcPr>
           <w:p>
             <w:pPr>
+              <w:spacing w:after="0"/>
               <w:jc w:val="right"/>
               <w:rPr>
                 <w:b/>
@@ -1550,7 +1518,7 @@
             </w:pPr>
             <w:r>
               <w:rPr>
-                <w:rFonts w:ascii="宋体" w:eastAsia="宋体" w:hAnsi="宋体" w:cs="宋体" w:hint="eastAsia"/>
+                <w:rFonts w:hint="eastAsia" w:ascii="宋体" w:hAnsi="宋体" w:eastAsia="宋体" w:cs="宋体"/>
                 <w:b/>
                 <w:bCs/>
                 <w:sz w:val="18"/>
@@ -1567,43 +1535,32 @@
           </w:tcPr>
           <w:p>
             <w:pPr>
-              <w:rPr>
-                <w:rFonts w:ascii="宋体" w:eastAsia="宋体" w:hAnsi="宋体" w:cs="宋体" w:hint="eastAsia"/>
-                <w:sz w:val="18"/>
-                <w:szCs w:val="18"/>
-              </w:rPr>
-            </w:pPr>
-            <w:r>
-              <w:rPr>
-                <w:rFonts w:ascii="宋体" w:eastAsia="宋体" w:hAnsi="宋体" w:cs="宋体" w:hint="eastAsia"/>
-                <w:sz w:val="18"/>
-                <w:szCs w:val="18"/>
-              </w:rPr>
-              <w:t>{{</w:t>
-            </w:r>
-            <w:proofErr w:type="spellStart"/>
-            <w:proofErr w:type="gramStart"/>
-            <w:r>
-              <w:rPr>
-                <w:rFonts w:ascii="宋体" w:eastAsia="宋体" w:hAnsi="宋体" w:cs="宋体" w:hint="eastAsia"/>
-                <w:sz w:val="18"/>
-                <w:szCs w:val="18"/>
-              </w:rPr>
-              <w:t>agreement.</w:t>
-            </w:r>
-            <w:r>
-              <w:rPr>
-                <w:rFonts w:ascii="宋体" w:eastAsia="宋体" w:hAnsi="宋体" w:cs="宋体"/>
+              <w:spacing w:after="0"/>
+              <w:rPr>
+                <w:rFonts w:hint="eastAsia" w:ascii="宋体" w:hAnsi="宋体" w:eastAsia="宋体" w:cs="宋体"/>
+                <w:sz w:val="18"/>
+                <w:szCs w:val="18"/>
+              </w:rPr>
+            </w:pPr>
+            <w:r>
+              <w:rPr>
+                <w:rFonts w:hint="eastAsia" w:ascii="宋体" w:hAnsi="宋体" w:eastAsia="宋体" w:cs="宋体"/>
+                <w:sz w:val="18"/>
+                <w:szCs w:val="18"/>
+              </w:rPr>
+              <w:t>{{agreement.</w:t>
+            </w:r>
+            <w:r>
+              <w:rPr>
+                <w:rFonts w:ascii="宋体" w:hAnsi="宋体" w:eastAsia="宋体" w:cs="宋体"/>
                 <w:sz w:val="18"/>
                 <w:szCs w:val="18"/>
               </w:rPr>
               <w:t>partyBResponsiblePhone</w:t>
             </w:r>
-            <w:proofErr w:type="spellEnd"/>
-            <w:proofErr w:type="gramEnd"/>
-            <w:r>
-              <w:rPr>
-                <w:rFonts w:ascii="宋体" w:eastAsia="宋体" w:hAnsi="宋体" w:cs="宋体" w:hint="eastAsia"/>
+            <w:r>
+              <w:rPr>
+                <w:rFonts w:hint="eastAsia" w:ascii="宋体" w:hAnsi="宋体" w:eastAsia="宋体" w:cs="宋体"/>
                 <w:sz w:val="18"/>
                 <w:szCs w:val="18"/>
               </w:rPr>
@@ -1613,8 +1570,24 @@
         </w:tc>
       </w:tr>
       <w:tr>
+        <w:tblPrEx>
+          <w:tblBorders>
+            <w:top w:val="single" w:color="7F7F7F" w:themeColor="background1" w:themeShade="80" w:sz="4" w:space="0"/>
+            <w:left w:val="single" w:color="7F7F7F" w:themeColor="background1" w:themeShade="80" w:sz="4" w:space="0"/>
+            <w:bottom w:val="single" w:color="7F7F7F" w:themeColor="background1" w:themeShade="80" w:sz="4" w:space="0"/>
+            <w:right w:val="single" w:color="7F7F7F" w:themeColor="background1" w:themeShade="80" w:sz="4" w:space="0"/>
+            <w:insideH w:val="single" w:color="7F7F7F" w:themeColor="background1" w:themeShade="80" w:sz="4" w:space="0"/>
+            <w:insideV w:val="single" w:color="7F7F7F" w:themeColor="background1" w:themeShade="80" w:sz="4" w:space="0"/>
+          </w:tblBorders>
+          <w:tblCellMar>
+            <w:top w:w="0" w:type="dxa"/>
+            <w:left w:w="108" w:type="dxa"/>
+            <w:bottom w:w="0" w:type="dxa"/>
+            <w:right w:w="108" w:type="dxa"/>
+          </w:tblCellMar>
+        </w:tblPrEx>
         <w:trPr>
-          <w:trHeight w:val="567"/>
+          <w:trHeight w:val="567" w:hRule="atLeast"/>
         </w:trPr>
         <w:tc>
           <w:tcPr>
@@ -1623,6 +1596,7 @@
           </w:tcPr>
           <w:p>
             <w:pPr>
+              <w:spacing w:after="0"/>
               <w:jc w:val="right"/>
               <w:rPr>
                 <w:b/>
@@ -1633,7 +1607,7 @@
             </w:pPr>
             <w:r>
               <w:rPr>
-                <w:rFonts w:ascii="宋体" w:eastAsia="宋体" w:hAnsi="宋体" w:cs="宋体" w:hint="eastAsia"/>
+                <w:rFonts w:hint="eastAsia" w:ascii="宋体" w:hAnsi="宋体" w:eastAsia="宋体" w:cs="宋体"/>
                 <w:b/>
                 <w:bCs/>
                 <w:sz w:val="18"/>
@@ -1652,7 +1626,7 @@
             </w:r>
             <w:r>
               <w:rPr>
-                <w:rFonts w:ascii="宋体" w:eastAsia="宋体" w:hAnsi="宋体" w:cs="宋体" w:hint="eastAsia"/>
+                <w:rFonts w:hint="eastAsia" w:ascii="宋体" w:hAnsi="宋体" w:eastAsia="宋体" w:cs="宋体"/>
                 <w:b/>
                 <w:bCs/>
                 <w:sz w:val="18"/>
@@ -1678,43 +1652,32 @@
           </w:tcPr>
           <w:p>
             <w:pPr>
-              <w:rPr>
-                <w:rFonts w:ascii="宋体" w:eastAsia="宋体" w:hAnsi="宋体" w:cs="宋体" w:hint="eastAsia"/>
-                <w:sz w:val="18"/>
-                <w:szCs w:val="18"/>
-              </w:rPr>
-            </w:pPr>
-            <w:r>
-              <w:rPr>
-                <w:rFonts w:ascii="宋体" w:eastAsia="宋体" w:hAnsi="宋体" w:cs="宋体" w:hint="eastAsia"/>
-                <w:sz w:val="18"/>
-                <w:szCs w:val="18"/>
-              </w:rPr>
-              <w:t>{{</w:t>
-            </w:r>
-            <w:proofErr w:type="spellStart"/>
-            <w:proofErr w:type="gramStart"/>
-            <w:r>
-              <w:rPr>
-                <w:rFonts w:ascii="宋体" w:eastAsia="宋体" w:hAnsi="宋体" w:cs="宋体" w:hint="eastAsia"/>
-                <w:sz w:val="18"/>
-                <w:szCs w:val="18"/>
-              </w:rPr>
-              <w:t>agreement.</w:t>
-            </w:r>
-            <w:r>
-              <w:rPr>
-                <w:rFonts w:ascii="宋体" w:eastAsia="宋体" w:hAnsi="宋体" w:cs="宋体"/>
+              <w:spacing w:after="0"/>
+              <w:rPr>
+                <w:rFonts w:hint="eastAsia" w:ascii="宋体" w:hAnsi="宋体" w:eastAsia="宋体" w:cs="宋体"/>
+                <w:sz w:val="18"/>
+                <w:szCs w:val="18"/>
+              </w:rPr>
+            </w:pPr>
+            <w:r>
+              <w:rPr>
+                <w:rFonts w:hint="eastAsia" w:ascii="宋体" w:hAnsi="宋体" w:eastAsia="宋体" w:cs="宋体"/>
+                <w:sz w:val="18"/>
+                <w:szCs w:val="18"/>
+              </w:rPr>
+              <w:t>{{agreement.</w:t>
+            </w:r>
+            <w:r>
+              <w:rPr>
+                <w:rFonts w:ascii="宋体" w:hAnsi="宋体" w:eastAsia="宋体" w:cs="宋体"/>
                 <w:sz w:val="18"/>
                 <w:szCs w:val="18"/>
               </w:rPr>
               <w:t>agreementPerformCountry</w:t>
             </w:r>
-            <w:proofErr w:type="spellEnd"/>
-            <w:proofErr w:type="gramEnd"/>
-            <w:r>
-              <w:rPr>
-                <w:rFonts w:ascii="宋体" w:eastAsia="宋体" w:hAnsi="宋体" w:cs="宋体" w:hint="eastAsia"/>
+            <w:r>
+              <w:rPr>
+                <w:rFonts w:hint="eastAsia" w:ascii="宋体" w:hAnsi="宋体" w:eastAsia="宋体" w:cs="宋体"/>
                 <w:sz w:val="18"/>
                 <w:szCs w:val="18"/>
               </w:rPr>
@@ -1729,6 +1692,7 @@
           </w:tcPr>
           <w:p>
             <w:pPr>
+              <w:spacing w:after="0"/>
               <w:jc w:val="right"/>
               <w:rPr>
                 <w:b/>
@@ -1739,7 +1703,7 @@
             </w:pPr>
             <w:r>
               <w:rPr>
-                <w:rFonts w:ascii="宋体" w:eastAsia="宋体" w:hAnsi="宋体" w:cs="宋体" w:hint="eastAsia"/>
+                <w:rFonts w:hint="eastAsia" w:ascii="宋体" w:hAnsi="宋体" w:eastAsia="宋体" w:cs="宋体"/>
                 <w:b/>
                 <w:bCs/>
                 <w:sz w:val="18"/>
@@ -1758,7 +1722,7 @@
             </w:r>
             <w:r>
               <w:rPr>
-                <w:rFonts w:ascii="宋体" w:eastAsia="宋体" w:hAnsi="宋体" w:cs="宋体" w:hint="eastAsia"/>
+                <w:rFonts w:hint="eastAsia" w:ascii="宋体" w:hAnsi="宋体" w:eastAsia="宋体" w:cs="宋体"/>
                 <w:b/>
                 <w:bCs/>
                 <w:sz w:val="18"/>
@@ -1784,43 +1748,32 @@
           </w:tcPr>
           <w:p>
             <w:pPr>
-              <w:rPr>
-                <w:rFonts w:ascii="宋体" w:eastAsia="宋体" w:hAnsi="宋体" w:cs="宋体" w:hint="eastAsia"/>
-                <w:sz w:val="18"/>
-                <w:szCs w:val="18"/>
-              </w:rPr>
-            </w:pPr>
-            <w:r>
-              <w:rPr>
-                <w:rFonts w:ascii="宋体" w:eastAsia="宋体" w:hAnsi="宋体" w:cs="宋体" w:hint="eastAsia"/>
-                <w:sz w:val="18"/>
-                <w:szCs w:val="18"/>
-              </w:rPr>
-              <w:t>{{</w:t>
-            </w:r>
-            <w:proofErr w:type="spellStart"/>
-            <w:proofErr w:type="gramStart"/>
-            <w:r>
-              <w:rPr>
-                <w:rFonts w:ascii="宋体" w:eastAsia="宋体" w:hAnsi="宋体" w:cs="宋体" w:hint="eastAsia"/>
-                <w:sz w:val="18"/>
-                <w:szCs w:val="18"/>
-              </w:rPr>
-              <w:t>agreement.</w:t>
-            </w:r>
-            <w:r>
-              <w:rPr>
-                <w:rFonts w:ascii="宋体" w:eastAsia="宋体" w:hAnsi="宋体" w:cs="宋体"/>
+              <w:spacing w:after="0"/>
+              <w:rPr>
+                <w:rFonts w:hint="eastAsia" w:ascii="宋体" w:hAnsi="宋体" w:eastAsia="宋体" w:cs="宋体"/>
+                <w:sz w:val="18"/>
+                <w:szCs w:val="18"/>
+              </w:rPr>
+            </w:pPr>
+            <w:r>
+              <w:rPr>
+                <w:rFonts w:hint="eastAsia" w:ascii="宋体" w:hAnsi="宋体" w:eastAsia="宋体" w:cs="宋体"/>
+                <w:sz w:val="18"/>
+                <w:szCs w:val="18"/>
+              </w:rPr>
+              <w:t>{{agreement.</w:t>
+            </w:r>
+            <w:r>
+              <w:rPr>
+                <w:rFonts w:ascii="宋体" w:hAnsi="宋体" w:eastAsia="宋体" w:cs="宋体"/>
                 <w:sz w:val="18"/>
                 <w:szCs w:val="18"/>
               </w:rPr>
               <w:t>agreementPerformDistrict</w:t>
             </w:r>
-            <w:proofErr w:type="spellEnd"/>
-            <w:proofErr w:type="gramEnd"/>
-            <w:r>
-              <w:rPr>
-                <w:rFonts w:ascii="宋体" w:eastAsia="宋体" w:hAnsi="宋体" w:cs="宋体" w:hint="eastAsia"/>
+            <w:r>
+              <w:rPr>
+                <w:rFonts w:hint="eastAsia" w:ascii="宋体" w:hAnsi="宋体" w:eastAsia="宋体" w:cs="宋体"/>
                 <w:sz w:val="18"/>
                 <w:szCs w:val="18"/>
               </w:rPr>
@@ -1830,8 +1783,24 @@
         </w:tc>
       </w:tr>
       <w:tr>
+        <w:tblPrEx>
+          <w:tblBorders>
+            <w:top w:val="single" w:color="7F7F7F" w:themeColor="background1" w:themeShade="80" w:sz="4" w:space="0"/>
+            <w:left w:val="single" w:color="7F7F7F" w:themeColor="background1" w:themeShade="80" w:sz="4" w:space="0"/>
+            <w:bottom w:val="single" w:color="7F7F7F" w:themeColor="background1" w:themeShade="80" w:sz="4" w:space="0"/>
+            <w:right w:val="single" w:color="7F7F7F" w:themeColor="background1" w:themeShade="80" w:sz="4" w:space="0"/>
+            <w:insideH w:val="single" w:color="7F7F7F" w:themeColor="background1" w:themeShade="80" w:sz="4" w:space="0"/>
+            <w:insideV w:val="single" w:color="7F7F7F" w:themeColor="background1" w:themeShade="80" w:sz="4" w:space="0"/>
+          </w:tblBorders>
+          <w:tblCellMar>
+            <w:top w:w="0" w:type="dxa"/>
+            <w:left w:w="108" w:type="dxa"/>
+            <w:bottom w:w="0" w:type="dxa"/>
+            <w:right w:w="108" w:type="dxa"/>
+          </w:tblCellMar>
+        </w:tblPrEx>
         <w:trPr>
-          <w:trHeight w:val="567"/>
+          <w:trHeight w:val="567" w:hRule="atLeast"/>
         </w:trPr>
         <w:tc>
           <w:tcPr>
@@ -1840,6 +1809,7 @@
           </w:tcPr>
           <w:p>
             <w:pPr>
+              <w:spacing w:after="0"/>
               <w:jc w:val="right"/>
               <w:rPr>
                 <w:b/>
@@ -1850,7 +1820,7 @@
             </w:pPr>
             <w:r>
               <w:rPr>
-                <w:rFonts w:ascii="宋体" w:eastAsia="宋体" w:hAnsi="宋体" w:cs="宋体" w:hint="eastAsia"/>
+                <w:rFonts w:hint="eastAsia" w:ascii="宋体" w:hAnsi="宋体" w:eastAsia="宋体" w:cs="宋体"/>
                 <w:b/>
                 <w:bCs/>
                 <w:sz w:val="18"/>
@@ -1867,43 +1837,32 @@
           </w:tcPr>
           <w:p>
             <w:pPr>
-              <w:rPr>
-                <w:rFonts w:ascii="宋体" w:eastAsia="宋体" w:hAnsi="宋体" w:cs="宋体" w:hint="eastAsia"/>
-                <w:sz w:val="18"/>
-                <w:szCs w:val="18"/>
-              </w:rPr>
-            </w:pPr>
-            <w:r>
-              <w:rPr>
-                <w:rFonts w:ascii="宋体" w:eastAsia="宋体" w:hAnsi="宋体" w:cs="宋体" w:hint="eastAsia"/>
-                <w:sz w:val="18"/>
-                <w:szCs w:val="18"/>
-              </w:rPr>
-              <w:t>{{</w:t>
-            </w:r>
-            <w:proofErr w:type="spellStart"/>
-            <w:proofErr w:type="gramStart"/>
-            <w:r>
-              <w:rPr>
-                <w:rFonts w:ascii="宋体" w:eastAsia="宋体" w:hAnsi="宋体" w:cs="宋体" w:hint="eastAsia"/>
-                <w:sz w:val="18"/>
-                <w:szCs w:val="18"/>
-              </w:rPr>
-              <w:t>agreement.</w:t>
-            </w:r>
-            <w:r>
-              <w:rPr>
-                <w:rFonts w:ascii="宋体" w:eastAsia="宋体" w:hAnsi="宋体" w:cs="宋体"/>
+              <w:spacing w:after="0"/>
+              <w:rPr>
+                <w:rFonts w:hint="eastAsia" w:ascii="宋体" w:hAnsi="宋体" w:eastAsia="宋体" w:cs="宋体"/>
+                <w:sz w:val="18"/>
+                <w:szCs w:val="18"/>
+              </w:rPr>
+            </w:pPr>
+            <w:r>
+              <w:rPr>
+                <w:rFonts w:hint="eastAsia" w:ascii="宋体" w:hAnsi="宋体" w:eastAsia="宋体" w:cs="宋体"/>
+                <w:sz w:val="18"/>
+                <w:szCs w:val="18"/>
+              </w:rPr>
+              <w:t>{{agreement.</w:t>
+            </w:r>
+            <w:r>
+              <w:rPr>
+                <w:rFonts w:ascii="宋体" w:hAnsi="宋体" w:eastAsia="宋体" w:cs="宋体"/>
                 <w:sz w:val="18"/>
                 <w:szCs w:val="18"/>
               </w:rPr>
               <w:t>agreementPerformAddress</w:t>
             </w:r>
-            <w:proofErr w:type="spellEnd"/>
-            <w:proofErr w:type="gramEnd"/>
-            <w:r>
-              <w:rPr>
-                <w:rFonts w:ascii="宋体" w:eastAsia="宋体" w:hAnsi="宋体" w:cs="宋体" w:hint="eastAsia"/>
+            <w:r>
+              <w:rPr>
+                <w:rFonts w:hint="eastAsia" w:ascii="宋体" w:hAnsi="宋体" w:eastAsia="宋体" w:cs="宋体"/>
                 <w:sz w:val="18"/>
                 <w:szCs w:val="18"/>
               </w:rPr>
@@ -1918,6 +1877,7 @@
           </w:tcPr>
           <w:p>
             <w:pPr>
+              <w:spacing w:after="0"/>
               <w:jc w:val="right"/>
               <w:rPr>
                 <w:b/>
@@ -1928,7 +1888,7 @@
             </w:pPr>
             <w:r>
               <w:rPr>
-                <w:rFonts w:ascii="宋体" w:eastAsia="宋体" w:hAnsi="宋体" w:cs="宋体" w:hint="eastAsia"/>
+                <w:rFonts w:hint="eastAsia" w:ascii="宋体" w:hAnsi="宋体" w:eastAsia="宋体" w:cs="宋体"/>
                 <w:b/>
                 <w:bCs/>
                 <w:sz w:val="18"/>
@@ -1945,43 +1905,32 @@
           </w:tcPr>
           <w:p>
             <w:pPr>
-              <w:rPr>
-                <w:rFonts w:ascii="宋体" w:eastAsia="宋体" w:hAnsi="宋体" w:cs="宋体" w:hint="eastAsia"/>
-                <w:sz w:val="18"/>
-                <w:szCs w:val="18"/>
-              </w:rPr>
-            </w:pPr>
-            <w:r>
-              <w:rPr>
-                <w:rFonts w:ascii="宋体" w:eastAsia="宋体" w:hAnsi="宋体" w:cs="宋体" w:hint="eastAsia"/>
-                <w:sz w:val="18"/>
-                <w:szCs w:val="18"/>
-              </w:rPr>
-              <w:t>{{</w:t>
-            </w:r>
-            <w:proofErr w:type="spellStart"/>
-            <w:proofErr w:type="gramStart"/>
-            <w:r>
-              <w:rPr>
-                <w:rFonts w:ascii="宋体" w:eastAsia="宋体" w:hAnsi="宋体" w:cs="宋体" w:hint="eastAsia"/>
-                <w:sz w:val="18"/>
-                <w:szCs w:val="18"/>
-              </w:rPr>
-              <w:t>agreement.</w:t>
-            </w:r>
-            <w:r>
-              <w:rPr>
-                <w:rFonts w:ascii="宋体" w:eastAsia="宋体" w:hAnsi="宋体" w:cs="宋体"/>
+              <w:spacing w:after="0"/>
+              <w:rPr>
+                <w:rFonts w:hint="eastAsia" w:ascii="宋体" w:hAnsi="宋体" w:eastAsia="宋体" w:cs="宋体"/>
+                <w:sz w:val="18"/>
+                <w:szCs w:val="18"/>
+              </w:rPr>
+            </w:pPr>
+            <w:r>
+              <w:rPr>
+                <w:rFonts w:hint="eastAsia" w:ascii="宋体" w:hAnsi="宋体" w:eastAsia="宋体" w:cs="宋体"/>
+                <w:sz w:val="18"/>
+                <w:szCs w:val="18"/>
+              </w:rPr>
+              <w:t>{{agreement.</w:t>
+            </w:r>
+            <w:r>
+              <w:rPr>
+                <w:rFonts w:ascii="宋体" w:hAnsi="宋体" w:eastAsia="宋体" w:cs="宋体"/>
                 <w:sz w:val="18"/>
                 <w:szCs w:val="18"/>
               </w:rPr>
               <w:t>rentalMethodText</w:t>
             </w:r>
-            <w:proofErr w:type="spellEnd"/>
-            <w:proofErr w:type="gramEnd"/>
-            <w:r>
-              <w:rPr>
-                <w:rFonts w:ascii="宋体" w:eastAsia="宋体" w:hAnsi="宋体" w:cs="宋体" w:hint="eastAsia"/>
+            <w:r>
+              <w:rPr>
+                <w:rFonts w:hint="eastAsia" w:ascii="宋体" w:hAnsi="宋体" w:eastAsia="宋体" w:cs="宋体"/>
                 <w:sz w:val="18"/>
                 <w:szCs w:val="18"/>
               </w:rPr>
@@ -1991,8 +1940,24 @@
         </w:tc>
       </w:tr>
       <w:tr>
+        <w:tblPrEx>
+          <w:tblBorders>
+            <w:top w:val="single" w:color="7F7F7F" w:themeColor="background1" w:themeShade="80" w:sz="4" w:space="0"/>
+            <w:left w:val="single" w:color="7F7F7F" w:themeColor="background1" w:themeShade="80" w:sz="4" w:space="0"/>
+            <w:bottom w:val="single" w:color="7F7F7F" w:themeColor="background1" w:themeShade="80" w:sz="4" w:space="0"/>
+            <w:right w:val="single" w:color="7F7F7F" w:themeColor="background1" w:themeShade="80" w:sz="4" w:space="0"/>
+            <w:insideH w:val="single" w:color="7F7F7F" w:themeColor="background1" w:themeShade="80" w:sz="4" w:space="0"/>
+            <w:insideV w:val="single" w:color="7F7F7F" w:themeColor="background1" w:themeShade="80" w:sz="4" w:space="0"/>
+          </w:tblBorders>
+          <w:tblCellMar>
+            <w:top w:w="0" w:type="dxa"/>
+            <w:left w:w="108" w:type="dxa"/>
+            <w:bottom w:w="0" w:type="dxa"/>
+            <w:right w:w="108" w:type="dxa"/>
+          </w:tblCellMar>
+        </w:tblPrEx>
         <w:trPr>
-          <w:trHeight w:val="567"/>
+          <w:trHeight w:val="567" w:hRule="atLeast"/>
         </w:trPr>
         <w:tc>
           <w:tcPr>
@@ -2001,6 +1966,7 @@
           </w:tcPr>
           <w:p>
             <w:pPr>
+              <w:spacing w:after="0"/>
               <w:jc w:val="right"/>
               <w:rPr>
                 <w:b/>
@@ -2011,7 +1977,7 @@
             </w:pPr>
             <w:r>
               <w:rPr>
-                <w:rFonts w:ascii="宋体" w:eastAsia="宋体" w:hAnsi="宋体" w:cs="宋体" w:hint="eastAsia"/>
+                <w:rFonts w:hint="eastAsia" w:ascii="宋体" w:hAnsi="宋体" w:eastAsia="宋体" w:cs="宋体"/>
                 <w:b/>
                 <w:bCs/>
                 <w:sz w:val="18"/>
@@ -2028,43 +1994,32 @@
           </w:tcPr>
           <w:p>
             <w:pPr>
-              <w:rPr>
-                <w:rFonts w:ascii="宋体" w:eastAsia="宋体" w:hAnsi="宋体" w:cs="宋体" w:hint="eastAsia"/>
-                <w:sz w:val="18"/>
-                <w:szCs w:val="18"/>
-              </w:rPr>
-            </w:pPr>
-            <w:r>
-              <w:rPr>
-                <w:rFonts w:ascii="宋体" w:eastAsia="宋体" w:hAnsi="宋体" w:cs="宋体" w:hint="eastAsia"/>
-                <w:sz w:val="18"/>
-                <w:szCs w:val="18"/>
-              </w:rPr>
-              <w:t>{{</w:t>
-            </w:r>
-            <w:proofErr w:type="spellStart"/>
-            <w:proofErr w:type="gramStart"/>
-            <w:r>
-              <w:rPr>
-                <w:rFonts w:ascii="宋体" w:eastAsia="宋体" w:hAnsi="宋体" w:cs="宋体" w:hint="eastAsia"/>
-                <w:sz w:val="18"/>
-                <w:szCs w:val="18"/>
-              </w:rPr>
-              <w:t>agreement.</w:t>
-            </w:r>
-            <w:r>
-              <w:rPr>
-                <w:rFonts w:ascii="宋体" w:eastAsia="宋体" w:hAnsi="宋体" w:cs="宋体"/>
+              <w:spacing w:after="0"/>
+              <w:rPr>
+                <w:rFonts w:hint="eastAsia" w:ascii="宋体" w:hAnsi="宋体" w:eastAsia="宋体" w:cs="宋体"/>
+                <w:sz w:val="18"/>
+                <w:szCs w:val="18"/>
+              </w:rPr>
+            </w:pPr>
+            <w:r>
+              <w:rPr>
+                <w:rFonts w:hint="eastAsia" w:ascii="宋体" w:hAnsi="宋体" w:eastAsia="宋体" w:cs="宋体"/>
+                <w:sz w:val="18"/>
+                <w:szCs w:val="18"/>
+              </w:rPr>
+              <w:t>{{agreement.</w:t>
+            </w:r>
+            <w:r>
+              <w:rPr>
+                <w:rFonts w:ascii="宋体" w:hAnsi="宋体" w:eastAsia="宋体" w:cs="宋体"/>
                 <w:sz w:val="18"/>
                 <w:szCs w:val="18"/>
               </w:rPr>
               <w:t>specialMachineryRental</w:t>
             </w:r>
-            <w:proofErr w:type="spellEnd"/>
-            <w:proofErr w:type="gramEnd"/>
-            <w:r>
-              <w:rPr>
-                <w:rFonts w:ascii="宋体" w:eastAsia="宋体" w:hAnsi="宋体" w:cs="宋体" w:hint="eastAsia"/>
+            <w:r>
+              <w:rPr>
+                <w:rFonts w:hint="eastAsia" w:ascii="宋体" w:hAnsi="宋体" w:eastAsia="宋体" w:cs="宋体"/>
                 <w:sz w:val="18"/>
                 <w:szCs w:val="18"/>
               </w:rPr>
@@ -2079,6 +2034,7 @@
           </w:tcPr>
           <w:p>
             <w:pPr>
+              <w:spacing w:after="0"/>
               <w:jc w:val="right"/>
               <w:rPr>
                 <w:rFonts w:eastAsiaTheme="minorEastAsia"/>
@@ -2090,7 +2046,7 @@
             </w:pPr>
             <w:r>
               <w:rPr>
-                <w:rFonts w:ascii="宋体" w:eastAsia="宋体" w:hAnsi="宋体" w:cs="宋体" w:hint="eastAsia"/>
+                <w:rFonts w:hint="eastAsia" w:ascii="宋体" w:hAnsi="宋体" w:eastAsia="宋体" w:cs="宋体"/>
                 <w:b/>
                 <w:bCs/>
                 <w:sz w:val="18"/>
@@ -2107,29 +2063,20 @@
           </w:tcPr>
           <w:p>
             <w:pPr>
-              <w:rPr>
-                <w:rFonts w:eastAsiaTheme="minorEastAsia"/>
-                <w:sz w:val="18"/>
-                <w:szCs w:val="18"/>
-              </w:rPr>
-            </w:pPr>
-            <w:r>
-              <w:rPr>
-                <w:rFonts w:eastAsiaTheme="minorEastAsia" w:hint="eastAsia"/>
-                <w:sz w:val="18"/>
-                <w:szCs w:val="18"/>
-              </w:rPr>
-              <w:t>{{</w:t>
-            </w:r>
-            <w:proofErr w:type="spellStart"/>
-            <w:proofErr w:type="gramStart"/>
-            <w:r>
-              <w:rPr>
-                <w:rFonts w:eastAsiaTheme="minorEastAsia" w:hint="eastAsia"/>
-                <w:sz w:val="18"/>
-                <w:szCs w:val="18"/>
-              </w:rPr>
-              <w:t>agreement.</w:t>
+              <w:spacing w:after="0"/>
+              <w:rPr>
+                <w:rFonts w:eastAsiaTheme="minorEastAsia"/>
+                <w:sz w:val="18"/>
+                <w:szCs w:val="18"/>
+              </w:rPr>
+            </w:pPr>
+            <w:r>
+              <w:rPr>
+                <w:rFonts w:hint="eastAsia" w:eastAsiaTheme="minorEastAsia"/>
+                <w:sz w:val="18"/>
+                <w:szCs w:val="18"/>
+              </w:rPr>
+              <w:t>{{agreement.</w:t>
             </w:r>
             <w:r>
               <w:rPr>
@@ -2139,11 +2086,9 @@
               </w:rPr>
               <w:t>priceFormText</w:t>
             </w:r>
-            <w:proofErr w:type="spellEnd"/>
-            <w:proofErr w:type="gramEnd"/>
-            <w:r>
-              <w:rPr>
-                <w:rFonts w:eastAsiaTheme="minorEastAsia" w:hint="eastAsia"/>
+            <w:r>
+              <w:rPr>
+                <w:rFonts w:hint="eastAsia" w:eastAsiaTheme="minorEastAsia"/>
                 <w:sz w:val="18"/>
                 <w:szCs w:val="18"/>
               </w:rPr>
@@ -2153,8 +2098,24 @@
         </w:tc>
       </w:tr>
       <w:tr>
+        <w:tblPrEx>
+          <w:tblBorders>
+            <w:top w:val="single" w:color="7F7F7F" w:themeColor="background1" w:themeShade="80" w:sz="4" w:space="0"/>
+            <w:left w:val="single" w:color="7F7F7F" w:themeColor="background1" w:themeShade="80" w:sz="4" w:space="0"/>
+            <w:bottom w:val="single" w:color="7F7F7F" w:themeColor="background1" w:themeShade="80" w:sz="4" w:space="0"/>
+            <w:right w:val="single" w:color="7F7F7F" w:themeColor="background1" w:themeShade="80" w:sz="4" w:space="0"/>
+            <w:insideH w:val="single" w:color="7F7F7F" w:themeColor="background1" w:themeShade="80" w:sz="4" w:space="0"/>
+            <w:insideV w:val="single" w:color="7F7F7F" w:themeColor="background1" w:themeShade="80" w:sz="4" w:space="0"/>
+          </w:tblBorders>
+          <w:tblCellMar>
+            <w:top w:w="0" w:type="dxa"/>
+            <w:left w:w="108" w:type="dxa"/>
+            <w:bottom w:w="0" w:type="dxa"/>
+            <w:right w:w="108" w:type="dxa"/>
+          </w:tblCellMar>
+        </w:tblPrEx>
         <w:trPr>
-          <w:trHeight w:val="567"/>
+          <w:trHeight w:val="567" w:hRule="atLeast"/>
         </w:trPr>
         <w:tc>
           <w:tcPr>
@@ -2163,18 +2124,19 @@
           </w:tcPr>
           <w:p>
             <w:pPr>
+              <w:spacing w:after="0"/>
               <w:jc w:val="right"/>
               <w:rPr>
-                <w:rFonts w:ascii="宋体" w:eastAsia="宋体" w:hAnsi="宋体" w:cs="宋体" w:hint="eastAsia"/>
-                <w:b/>
-                <w:bCs/>
-                <w:sz w:val="18"/>
-                <w:szCs w:val="18"/>
-              </w:rPr>
-            </w:pPr>
-            <w:r>
-              <w:rPr>
-                <w:rFonts w:ascii="宋体" w:eastAsia="宋体" w:hAnsi="宋体" w:cs="宋体"/>
+                <w:rFonts w:hint="eastAsia" w:ascii="宋体" w:hAnsi="宋体" w:eastAsia="宋体" w:cs="宋体"/>
+                <w:b/>
+                <w:bCs/>
+                <w:sz w:val="18"/>
+                <w:szCs w:val="18"/>
+              </w:rPr>
+            </w:pPr>
+            <w:r>
+              <w:rPr>
+                <w:rFonts w:ascii="宋体" w:hAnsi="宋体" w:eastAsia="宋体" w:cs="宋体"/>
                 <w:b/>
                 <w:bCs/>
                 <w:sz w:val="18"/>
@@ -2191,43 +2153,32 @@
           </w:tcPr>
           <w:p>
             <w:pPr>
-              <w:rPr>
-                <w:rFonts w:ascii="宋体" w:eastAsia="宋体" w:hAnsi="宋体" w:cs="宋体" w:hint="eastAsia"/>
-                <w:sz w:val="18"/>
-                <w:szCs w:val="18"/>
-              </w:rPr>
-            </w:pPr>
-            <w:r>
-              <w:rPr>
-                <w:rFonts w:ascii="宋体" w:eastAsia="宋体" w:hAnsi="宋体" w:cs="宋体" w:hint="eastAsia"/>
-                <w:sz w:val="18"/>
-                <w:szCs w:val="18"/>
-              </w:rPr>
-              <w:t>{{</w:t>
-            </w:r>
-            <w:proofErr w:type="spellStart"/>
-            <w:proofErr w:type="gramStart"/>
-            <w:r>
-              <w:rPr>
-                <w:rFonts w:ascii="宋体" w:eastAsia="宋体" w:hAnsi="宋体" w:cs="宋体" w:hint="eastAsia"/>
-                <w:sz w:val="18"/>
-                <w:szCs w:val="18"/>
-              </w:rPr>
-              <w:t>agreement.</w:t>
-            </w:r>
-            <w:r>
-              <w:rPr>
-                <w:rFonts w:ascii="宋体" w:eastAsia="宋体" w:hAnsi="宋体" w:cs="宋体"/>
+              <w:spacing w:after="0"/>
+              <w:rPr>
+                <w:rFonts w:hint="eastAsia" w:ascii="宋体" w:hAnsi="宋体" w:eastAsia="宋体" w:cs="宋体"/>
+                <w:sz w:val="18"/>
+                <w:szCs w:val="18"/>
+              </w:rPr>
+            </w:pPr>
+            <w:r>
+              <w:rPr>
+                <w:rFonts w:hint="eastAsia" w:ascii="宋体" w:hAnsi="宋体" w:eastAsia="宋体" w:cs="宋体"/>
+                <w:sz w:val="18"/>
+                <w:szCs w:val="18"/>
+              </w:rPr>
+              <w:t>{{agreement.</w:t>
+            </w:r>
+            <w:r>
+              <w:rPr>
+                <w:rFonts w:ascii="宋体" w:hAnsi="宋体" w:eastAsia="宋体" w:cs="宋体"/>
                 <w:sz w:val="18"/>
                 <w:szCs w:val="18"/>
               </w:rPr>
               <w:t>discountRatio</w:t>
             </w:r>
-            <w:proofErr w:type="spellEnd"/>
-            <w:proofErr w:type="gramEnd"/>
-            <w:r>
-              <w:rPr>
-                <w:rFonts w:ascii="宋体" w:eastAsia="宋体" w:hAnsi="宋体" w:cs="宋体" w:hint="eastAsia"/>
+            <w:r>
+              <w:rPr>
+                <w:rFonts w:hint="eastAsia" w:ascii="宋体" w:hAnsi="宋体" w:eastAsia="宋体" w:cs="宋体"/>
                 <w:sz w:val="18"/>
                 <w:szCs w:val="18"/>
               </w:rPr>
@@ -2242,18 +2193,19 @@
           </w:tcPr>
           <w:p>
             <w:pPr>
+              <w:spacing w:after="0"/>
               <w:jc w:val="right"/>
               <w:rPr>
-                <w:rFonts w:ascii="宋体" w:eastAsia="宋体" w:hAnsi="宋体" w:cs="宋体" w:hint="eastAsia"/>
-                <w:b/>
-                <w:bCs/>
-                <w:sz w:val="18"/>
-                <w:szCs w:val="18"/>
-              </w:rPr>
-            </w:pPr>
-            <w:r>
-              <w:rPr>
-                <w:rFonts w:ascii="宋体" w:eastAsia="宋体" w:hAnsi="宋体" w:cs="宋体"/>
+                <w:rFonts w:hint="eastAsia" w:ascii="宋体" w:hAnsi="宋体" w:eastAsia="宋体" w:cs="宋体"/>
+                <w:b/>
+                <w:bCs/>
+                <w:sz w:val="18"/>
+                <w:szCs w:val="18"/>
+              </w:rPr>
+            </w:pPr>
+            <w:r>
+              <w:rPr>
+                <w:rFonts w:ascii="宋体" w:hAnsi="宋体" w:eastAsia="宋体" w:cs="宋体"/>
                 <w:b/>
                 <w:bCs/>
                 <w:sz w:val="18"/>
@@ -2270,29 +2222,20 @@
           </w:tcPr>
           <w:p>
             <w:pPr>
-              <w:rPr>
-                <w:rFonts w:eastAsiaTheme="minorEastAsia"/>
-                <w:sz w:val="18"/>
-                <w:szCs w:val="18"/>
-              </w:rPr>
-            </w:pPr>
-            <w:r>
-              <w:rPr>
-                <w:rFonts w:eastAsiaTheme="minorEastAsia" w:hint="eastAsia"/>
-                <w:sz w:val="18"/>
-                <w:szCs w:val="18"/>
-              </w:rPr>
-              <w:t>{{</w:t>
-            </w:r>
-            <w:proofErr w:type="spellStart"/>
-            <w:proofErr w:type="gramStart"/>
-            <w:r>
-              <w:rPr>
-                <w:rFonts w:eastAsiaTheme="minorEastAsia" w:hint="eastAsia"/>
-                <w:sz w:val="18"/>
-                <w:szCs w:val="18"/>
-              </w:rPr>
-              <w:t>agreement.</w:t>
+              <w:spacing w:after="0"/>
+              <w:rPr>
+                <w:rFonts w:eastAsiaTheme="minorEastAsia"/>
+                <w:sz w:val="18"/>
+                <w:szCs w:val="18"/>
+              </w:rPr>
+            </w:pPr>
+            <w:r>
+              <w:rPr>
+                <w:rFonts w:hint="eastAsia" w:eastAsiaTheme="minorEastAsia"/>
+                <w:sz w:val="18"/>
+                <w:szCs w:val="18"/>
+              </w:rPr>
+              <w:t>{{agreement.</w:t>
             </w:r>
             <w:r>
               <w:rPr>
@@ -2302,11 +2245,9 @@
               </w:rPr>
               <w:t>scopeOfWork</w:t>
             </w:r>
-            <w:proofErr w:type="spellEnd"/>
-            <w:proofErr w:type="gramEnd"/>
-            <w:r>
-              <w:rPr>
-                <w:rFonts w:eastAsiaTheme="minorEastAsia" w:hint="eastAsia"/>
+            <w:r>
+              <w:rPr>
+                <w:rFonts w:hint="eastAsia" w:eastAsiaTheme="minorEastAsia"/>
                 <w:sz w:val="18"/>
                 <w:szCs w:val="18"/>
               </w:rPr>
@@ -2341,10 +2282,24 @@
     </w:p>
     <w:tbl>
       <w:tblPr>
-        <w:tblStyle w:val="af2"/>
+        <w:tblStyle w:val="17"/>
         <w:tblW w:w="0" w:type="auto"/>
+        <w:tblInd w:w="0" w:type="dxa"/>
+        <w:tblBorders>
+          <w:top w:val="single" w:color="auto" w:sz="4" w:space="0"/>
+          <w:left w:val="single" w:color="auto" w:sz="4" w:space="0"/>
+          <w:bottom w:val="single" w:color="auto" w:sz="4" w:space="0"/>
+          <w:right w:val="single" w:color="auto" w:sz="4" w:space="0"/>
+          <w:insideH w:val="single" w:color="auto" w:sz="4" w:space="0"/>
+          <w:insideV w:val="single" w:color="auto" w:sz="4" w:space="0"/>
+        </w:tblBorders>
         <w:tblLayout w:type="fixed"/>
-        <w:tblLook w:val="04A0" w:firstRow="1" w:lastRow="0" w:firstColumn="1" w:lastColumn="0" w:noHBand="0" w:noVBand="1"/>
+        <w:tblCellMar>
+          <w:top w:w="0" w:type="dxa"/>
+          <w:left w:w="108" w:type="dxa"/>
+          <w:bottom w:w="0" w:type="dxa"/>
+          <w:right w:w="108" w:type="dxa"/>
+        </w:tblCellMar>
       </w:tblPr>
       <w:tblGrid>
         <w:gridCol w:w="1838"/>
@@ -2353,6 +2308,22 @@
         <w:gridCol w:w="2943"/>
       </w:tblGrid>
       <w:tr>
+        <w:tblPrEx>
+          <w:tblBorders>
+            <w:top w:val="single" w:color="auto" w:sz="4" w:space="0"/>
+            <w:left w:val="single" w:color="auto" w:sz="4" w:space="0"/>
+            <w:bottom w:val="single" w:color="auto" w:sz="4" w:space="0"/>
+            <w:right w:val="single" w:color="auto" w:sz="4" w:space="0"/>
+            <w:insideH w:val="single" w:color="auto" w:sz="4" w:space="0"/>
+            <w:insideV w:val="single" w:color="auto" w:sz="4" w:space="0"/>
+          </w:tblBorders>
+          <w:tblCellMar>
+            <w:top w:w="0" w:type="dxa"/>
+            <w:left w:w="108" w:type="dxa"/>
+            <w:bottom w:w="0" w:type="dxa"/>
+            <w:right w:w="108" w:type="dxa"/>
+          </w:tblCellMar>
+        </w:tblPrEx>
         <w:tc>
           <w:tcPr>
             <w:tcW w:w="1838" w:type="dxa"/>
@@ -2360,6 +2331,7 @@
           </w:tcPr>
           <w:p>
             <w:pPr>
+              <w:spacing w:after="0"/>
               <w:jc w:val="right"/>
               <w:rPr>
                 <w:rFonts w:eastAsiaTheme="minorEastAsia"/>
@@ -2371,7 +2343,7 @@
             </w:pPr>
             <w:r>
               <w:rPr>
-                <w:rFonts w:ascii="宋体" w:eastAsia="宋体" w:hAnsi="宋体" w:cs="宋体" w:hint="eastAsia"/>
+                <w:rFonts w:hint="eastAsia" w:ascii="宋体" w:hAnsi="宋体" w:eastAsia="宋体" w:cs="宋体"/>
                 <w:b/>
                 <w:bCs/>
                 <w:sz w:val="20"/>
@@ -2388,28 +2360,20 @@
           </w:tcPr>
           <w:p>
             <w:pPr>
-              <w:rPr>
-                <w:rFonts w:eastAsiaTheme="minorEastAsia"/>
-                <w:sz w:val="20"/>
-                <w:szCs w:val="20"/>
-              </w:rPr>
-            </w:pPr>
-            <w:r>
-              <w:rPr>
-                <w:rFonts w:eastAsiaTheme="minorEastAsia" w:hint="eastAsia"/>
-                <w:sz w:val="20"/>
-                <w:szCs w:val="20"/>
-              </w:rPr>
-              <w:t>{{</w:t>
-            </w:r>
-            <w:proofErr w:type="spellStart"/>
-            <w:r>
-              <w:rPr>
-                <w:rFonts w:eastAsiaTheme="minorEastAsia" w:hint="eastAsia"/>
-                <w:sz w:val="20"/>
-                <w:szCs w:val="20"/>
-              </w:rPr>
-              <w:t>agreementPaymentItem.</w:t>
+              <w:spacing w:after="0"/>
+              <w:rPr>
+                <w:rFonts w:eastAsiaTheme="minorEastAsia"/>
+                <w:sz w:val="20"/>
+                <w:szCs w:val="20"/>
+              </w:rPr>
+            </w:pPr>
+            <w:r>
+              <w:rPr>
+                <w:rFonts w:hint="eastAsia" w:eastAsiaTheme="minorEastAsia"/>
+                <w:sz w:val="20"/>
+                <w:szCs w:val="20"/>
+              </w:rPr>
+              <w:t>{{agreementPaymentItem.</w:t>
             </w:r>
             <w:r>
               <w:rPr>
@@ -2419,10 +2383,9 @@
               </w:rPr>
               <w:t>invoiceTypeText</w:t>
             </w:r>
-            <w:proofErr w:type="spellEnd"/>
-            <w:r>
-              <w:rPr>
-                <w:rFonts w:eastAsiaTheme="minorEastAsia" w:hint="eastAsia"/>
+            <w:r>
+              <w:rPr>
+                <w:rFonts w:hint="eastAsia" w:eastAsiaTheme="minorEastAsia"/>
                 <w:sz w:val="20"/>
                 <w:szCs w:val="20"/>
               </w:rPr>
@@ -2437,6 +2400,7 @@
           </w:tcPr>
           <w:p>
             <w:pPr>
+              <w:spacing w:after="0"/>
               <w:jc w:val="right"/>
               <w:rPr>
                 <w:rFonts w:eastAsiaTheme="minorEastAsia"/>
@@ -2448,7 +2412,7 @@
             </w:pPr>
             <w:r>
               <w:rPr>
-                <w:rFonts w:ascii="宋体" w:eastAsia="宋体" w:hAnsi="宋体" w:cs="宋体" w:hint="eastAsia"/>
+                <w:rFonts w:hint="eastAsia" w:ascii="宋体" w:hAnsi="宋体" w:eastAsia="宋体" w:cs="宋体"/>
                 <w:b/>
                 <w:bCs/>
                 <w:sz w:val="20"/>
@@ -2474,28 +2438,20 @@
           </w:tcPr>
           <w:p>
             <w:pPr>
-              <w:rPr>
-                <w:rFonts w:eastAsiaTheme="minorEastAsia"/>
-                <w:sz w:val="20"/>
-                <w:szCs w:val="20"/>
-              </w:rPr>
-            </w:pPr>
-            <w:r>
-              <w:rPr>
-                <w:rFonts w:eastAsiaTheme="minorEastAsia" w:hint="eastAsia"/>
-                <w:sz w:val="20"/>
-                <w:szCs w:val="20"/>
-              </w:rPr>
-              <w:t>{{</w:t>
-            </w:r>
-            <w:proofErr w:type="spellStart"/>
-            <w:r>
-              <w:rPr>
-                <w:rFonts w:eastAsiaTheme="minorEastAsia" w:hint="eastAsia"/>
-                <w:sz w:val="20"/>
-                <w:szCs w:val="20"/>
-              </w:rPr>
-              <w:t>agreementPaymentItem.</w:t>
+              <w:spacing w:after="0"/>
+              <w:rPr>
+                <w:rFonts w:eastAsiaTheme="minorEastAsia"/>
+                <w:sz w:val="20"/>
+                <w:szCs w:val="20"/>
+              </w:rPr>
+            </w:pPr>
+            <w:r>
+              <w:rPr>
+                <w:rFonts w:hint="eastAsia" w:eastAsiaTheme="minorEastAsia"/>
+                <w:sz w:val="20"/>
+                <w:szCs w:val="20"/>
+              </w:rPr>
+              <w:t>{{agreementPaymentItem.</w:t>
             </w:r>
             <w:r>
               <w:rPr>
@@ -2505,10 +2461,9 @@
               </w:rPr>
               <w:t>contractTaxRate</w:t>
             </w:r>
-            <w:proofErr w:type="spellEnd"/>
-            <w:r>
-              <w:rPr>
-                <w:rFonts w:eastAsiaTheme="minorEastAsia" w:hint="eastAsia"/>
+            <w:r>
+              <w:rPr>
+                <w:rFonts w:hint="eastAsia" w:eastAsiaTheme="minorEastAsia"/>
                 <w:sz w:val="20"/>
                 <w:szCs w:val="20"/>
               </w:rPr>
@@ -2518,6 +2473,22 @@
         </w:tc>
       </w:tr>
       <w:tr>
+        <w:tblPrEx>
+          <w:tblBorders>
+            <w:top w:val="single" w:color="auto" w:sz="4" w:space="0"/>
+            <w:left w:val="single" w:color="auto" w:sz="4" w:space="0"/>
+            <w:bottom w:val="single" w:color="auto" w:sz="4" w:space="0"/>
+            <w:right w:val="single" w:color="auto" w:sz="4" w:space="0"/>
+            <w:insideH w:val="single" w:color="auto" w:sz="4" w:space="0"/>
+            <w:insideV w:val="single" w:color="auto" w:sz="4" w:space="0"/>
+          </w:tblBorders>
+          <w:tblCellMar>
+            <w:top w:w="0" w:type="dxa"/>
+            <w:left w:w="108" w:type="dxa"/>
+            <w:bottom w:w="0" w:type="dxa"/>
+            <w:right w:w="108" w:type="dxa"/>
+          </w:tblCellMar>
+        </w:tblPrEx>
         <w:tc>
           <w:tcPr>
             <w:tcW w:w="1838" w:type="dxa"/>
@@ -2525,18 +2496,19 @@
           </w:tcPr>
           <w:p>
             <w:pPr>
+              <w:spacing w:after="0"/>
               <w:jc w:val="right"/>
               <w:rPr>
-                <w:rFonts w:ascii="宋体" w:eastAsia="宋体" w:hAnsi="宋体" w:cs="宋体"/>
-                <w:b/>
-                <w:bCs/>
-                <w:sz w:val="20"/>
-                <w:szCs w:val="20"/>
-              </w:rPr>
-            </w:pPr>
-            <w:r>
-              <w:rPr>
-                <w:rFonts w:ascii="宋体" w:eastAsia="宋体" w:hAnsi="宋体" w:cs="宋体" w:hint="eastAsia"/>
+                <w:rFonts w:ascii="宋体" w:hAnsi="宋体" w:eastAsia="宋体" w:cs="宋体"/>
+                <w:b/>
+                <w:bCs/>
+                <w:sz w:val="20"/>
+                <w:szCs w:val="20"/>
+              </w:rPr>
+            </w:pPr>
+            <w:r>
+              <w:rPr>
+                <w:rFonts w:hint="eastAsia" w:ascii="宋体" w:hAnsi="宋体" w:eastAsia="宋体" w:cs="宋体"/>
                 <w:b/>
                 <w:bCs/>
                 <w:sz w:val="20"/>
@@ -2547,6 +2519,7 @@
           </w:p>
           <w:p>
             <w:pPr>
+              <w:spacing w:after="0"/>
               <w:jc w:val="right"/>
               <w:rPr>
                 <w:rFonts w:eastAsiaTheme="minorEastAsia"/>
@@ -2558,7 +2531,7 @@
             </w:pPr>
             <w:r>
               <w:rPr>
-                <w:rFonts w:ascii="宋体" w:eastAsia="宋体" w:hAnsi="宋体" w:cs="宋体" w:hint="eastAsia"/>
+                <w:rFonts w:hint="eastAsia" w:ascii="宋体" w:hAnsi="宋体" w:eastAsia="宋体" w:cs="宋体"/>
                 <w:b/>
                 <w:bCs/>
                 <w:sz w:val="20"/>
@@ -2584,28 +2557,20 @@
           </w:tcPr>
           <w:p>
             <w:pPr>
-              <w:rPr>
-                <w:rFonts w:eastAsiaTheme="minorEastAsia"/>
-                <w:sz w:val="20"/>
-                <w:szCs w:val="20"/>
-              </w:rPr>
-            </w:pPr>
-            <w:r>
-              <w:rPr>
-                <w:rFonts w:eastAsiaTheme="minorEastAsia" w:hint="eastAsia"/>
-                <w:sz w:val="20"/>
-                <w:szCs w:val="20"/>
-              </w:rPr>
-              <w:t>{{</w:t>
-            </w:r>
-            <w:proofErr w:type="spellStart"/>
-            <w:r>
-              <w:rPr>
-                <w:rFonts w:eastAsiaTheme="minorEastAsia" w:hint="eastAsia"/>
-                <w:sz w:val="20"/>
-                <w:szCs w:val="20"/>
-              </w:rPr>
-              <w:t>agreementPaymentItem.</w:t>
+              <w:spacing w:after="0"/>
+              <w:rPr>
+                <w:rFonts w:eastAsiaTheme="minorEastAsia"/>
+                <w:sz w:val="20"/>
+                <w:szCs w:val="20"/>
+              </w:rPr>
+            </w:pPr>
+            <w:r>
+              <w:rPr>
+                <w:rFonts w:hint="eastAsia" w:eastAsiaTheme="minorEastAsia"/>
+                <w:sz w:val="20"/>
+                <w:szCs w:val="20"/>
+              </w:rPr>
+              <w:t>{{agreementPaymentItem.</w:t>
             </w:r>
             <w:r>
               <w:rPr>
@@ -2615,10 +2580,9 @@
               </w:rPr>
               <w:t>prepaymentRatioText</w:t>
             </w:r>
-            <w:proofErr w:type="spellEnd"/>
-            <w:r>
-              <w:rPr>
-                <w:rFonts w:eastAsiaTheme="minorEastAsia" w:hint="eastAsia"/>
+            <w:r>
+              <w:rPr>
+                <w:rFonts w:hint="eastAsia" w:eastAsiaTheme="minorEastAsia"/>
                 <w:sz w:val="20"/>
                 <w:szCs w:val="20"/>
               </w:rPr>
@@ -2633,18 +2597,19 @@
           </w:tcPr>
           <w:p>
             <w:pPr>
+              <w:spacing w:after="0"/>
               <w:jc w:val="right"/>
               <w:rPr>
-                <w:rFonts w:ascii="宋体" w:eastAsia="宋体" w:hAnsi="宋体" w:cs="宋体"/>
-                <w:b/>
-                <w:bCs/>
-                <w:sz w:val="20"/>
-                <w:szCs w:val="20"/>
-              </w:rPr>
-            </w:pPr>
-            <w:r>
-              <w:rPr>
-                <w:rFonts w:ascii="宋体" w:eastAsia="宋体" w:hAnsi="宋体" w:cs="宋体" w:hint="eastAsia"/>
+                <w:rFonts w:ascii="宋体" w:hAnsi="宋体" w:eastAsia="宋体" w:cs="宋体"/>
+                <w:b/>
+                <w:bCs/>
+                <w:sz w:val="20"/>
+                <w:szCs w:val="20"/>
+              </w:rPr>
+            </w:pPr>
+            <w:r>
+              <w:rPr>
+                <w:rFonts w:hint="eastAsia" w:ascii="宋体" w:hAnsi="宋体" w:eastAsia="宋体" w:cs="宋体"/>
                 <w:b/>
                 <w:bCs/>
                 <w:sz w:val="20"/>
@@ -2655,6 +2620,7 @@
           </w:p>
           <w:p>
             <w:pPr>
+              <w:spacing w:after="0"/>
               <w:jc w:val="right"/>
               <w:rPr>
                 <w:rFonts w:eastAsiaTheme="minorEastAsia"/>
@@ -2666,7 +2632,7 @@
             </w:pPr>
             <w:r>
               <w:rPr>
-                <w:rFonts w:ascii="宋体" w:eastAsia="宋体" w:hAnsi="宋体" w:cs="宋体" w:hint="eastAsia"/>
+                <w:rFonts w:hint="eastAsia" w:ascii="宋体" w:hAnsi="宋体" w:eastAsia="宋体" w:cs="宋体"/>
                 <w:b/>
                 <w:bCs/>
                 <w:sz w:val="20"/>
@@ -2685,7 +2651,7 @@
             </w:r>
             <w:r>
               <w:rPr>
-                <w:rFonts w:ascii="宋体" w:eastAsia="宋体" w:hAnsi="宋体" w:cs="宋体" w:hint="eastAsia"/>
+                <w:rFonts w:hint="eastAsia" w:ascii="宋体" w:hAnsi="宋体" w:eastAsia="宋体" w:cs="宋体"/>
                 <w:b/>
                 <w:bCs/>
                 <w:sz w:val="20"/>
@@ -2711,28 +2677,20 @@
           </w:tcPr>
           <w:p>
             <w:pPr>
-              <w:rPr>
-                <w:rFonts w:eastAsiaTheme="minorEastAsia"/>
-                <w:sz w:val="20"/>
-                <w:szCs w:val="20"/>
-              </w:rPr>
-            </w:pPr>
-            <w:r>
-              <w:rPr>
-                <w:rFonts w:eastAsiaTheme="minorEastAsia" w:hint="eastAsia"/>
-                <w:sz w:val="20"/>
-                <w:szCs w:val="20"/>
-              </w:rPr>
-              <w:t>{{</w:t>
-            </w:r>
-            <w:proofErr w:type="spellStart"/>
-            <w:r>
-              <w:rPr>
-                <w:rFonts w:eastAsiaTheme="minorEastAsia" w:hint="eastAsia"/>
-                <w:sz w:val="20"/>
-                <w:szCs w:val="20"/>
-              </w:rPr>
-              <w:t>agreementPaymentItem.</w:t>
+              <w:spacing w:after="0"/>
+              <w:rPr>
+                <w:rFonts w:eastAsiaTheme="minorEastAsia"/>
+                <w:sz w:val="20"/>
+                <w:szCs w:val="20"/>
+              </w:rPr>
+            </w:pPr>
+            <w:r>
+              <w:rPr>
+                <w:rFonts w:hint="eastAsia" w:eastAsiaTheme="minorEastAsia"/>
+                <w:sz w:val="20"/>
+                <w:szCs w:val="20"/>
+              </w:rPr>
+              <w:t>{{agreementPaymentItem.</w:t>
             </w:r>
             <w:r>
               <w:rPr>
@@ -2742,10 +2700,9 @@
               </w:rPr>
               <w:t>prepaymentAmountText</w:t>
             </w:r>
-            <w:proofErr w:type="spellEnd"/>
-            <w:r>
-              <w:rPr>
-                <w:rFonts w:eastAsiaTheme="minorEastAsia" w:hint="eastAsia"/>
+            <w:r>
+              <w:rPr>
+                <w:rFonts w:hint="eastAsia" w:eastAsiaTheme="minorEastAsia"/>
                 <w:sz w:val="20"/>
                 <w:szCs w:val="20"/>
               </w:rPr>
@@ -2755,6 +2712,22 @@
         </w:tc>
       </w:tr>
       <w:tr>
+        <w:tblPrEx>
+          <w:tblBorders>
+            <w:top w:val="single" w:color="auto" w:sz="4" w:space="0"/>
+            <w:left w:val="single" w:color="auto" w:sz="4" w:space="0"/>
+            <w:bottom w:val="single" w:color="auto" w:sz="4" w:space="0"/>
+            <w:right w:val="single" w:color="auto" w:sz="4" w:space="0"/>
+            <w:insideH w:val="single" w:color="auto" w:sz="4" w:space="0"/>
+            <w:insideV w:val="single" w:color="auto" w:sz="4" w:space="0"/>
+          </w:tblBorders>
+          <w:tblCellMar>
+            <w:top w:w="0" w:type="dxa"/>
+            <w:left w:w="108" w:type="dxa"/>
+            <w:bottom w:w="0" w:type="dxa"/>
+            <w:right w:w="108" w:type="dxa"/>
+          </w:tblCellMar>
+        </w:tblPrEx>
         <w:tc>
           <w:tcPr>
             <w:tcW w:w="1838" w:type="dxa"/>
@@ -2762,6 +2735,7 @@
           </w:tcPr>
           <w:p>
             <w:pPr>
+              <w:spacing w:after="0"/>
               <w:jc w:val="right"/>
               <w:rPr>
                 <w:rFonts w:eastAsiaTheme="minorEastAsia"/>
@@ -2773,7 +2747,7 @@
             </w:pPr>
             <w:r>
               <w:rPr>
-                <w:rFonts w:ascii="宋体" w:eastAsia="宋体" w:hAnsi="宋体" w:cs="宋体" w:hint="eastAsia"/>
+                <w:rFonts w:hint="eastAsia" w:ascii="宋体" w:hAnsi="宋体" w:eastAsia="宋体" w:cs="宋体"/>
                 <w:b/>
                 <w:bCs/>
                 <w:sz w:val="20"/>
@@ -2790,28 +2764,20 @@
           </w:tcPr>
           <w:p>
             <w:pPr>
-              <w:rPr>
-                <w:rFonts w:eastAsiaTheme="minorEastAsia"/>
-                <w:sz w:val="20"/>
-                <w:szCs w:val="20"/>
-              </w:rPr>
-            </w:pPr>
-            <w:r>
-              <w:rPr>
-                <w:rFonts w:eastAsiaTheme="minorEastAsia" w:hint="eastAsia"/>
-                <w:sz w:val="20"/>
-                <w:szCs w:val="20"/>
-              </w:rPr>
-              <w:t>{{</w:t>
-            </w:r>
-            <w:proofErr w:type="spellStart"/>
-            <w:r>
-              <w:rPr>
-                <w:rFonts w:eastAsiaTheme="minorEastAsia" w:hint="eastAsia"/>
-                <w:sz w:val="20"/>
-                <w:szCs w:val="20"/>
-              </w:rPr>
-              <w:t>agreementPaymentItem.</w:t>
+              <w:spacing w:after="0"/>
+              <w:rPr>
+                <w:rFonts w:eastAsiaTheme="minorEastAsia"/>
+                <w:sz w:val="20"/>
+                <w:szCs w:val="20"/>
+              </w:rPr>
+            </w:pPr>
+            <w:r>
+              <w:rPr>
+                <w:rFonts w:hint="eastAsia" w:eastAsiaTheme="minorEastAsia"/>
+                <w:sz w:val="20"/>
+                <w:szCs w:val="20"/>
+              </w:rPr>
+              <w:t>{{agreementPaymentItem.</w:t>
             </w:r>
             <w:r>
               <w:rPr>
@@ -2821,10 +2787,9 @@
               </w:rPr>
               <w:t>prepaymentDeductionConditions</w:t>
             </w:r>
-            <w:proofErr w:type="spellEnd"/>
-            <w:r>
-              <w:rPr>
-                <w:rFonts w:eastAsiaTheme="minorEastAsia" w:hint="eastAsia"/>
+            <w:r>
+              <w:rPr>
+                <w:rFonts w:hint="eastAsia" w:eastAsiaTheme="minorEastAsia"/>
                 <w:sz w:val="20"/>
                 <w:szCs w:val="20"/>
               </w:rPr>
@@ -2839,18 +2804,19 @@
           </w:tcPr>
           <w:p>
             <w:pPr>
+              <w:spacing w:after="0"/>
               <w:jc w:val="right"/>
               <w:rPr>
-                <w:rFonts w:ascii="宋体" w:eastAsia="宋体" w:hAnsi="宋体" w:cs="宋体"/>
-                <w:b/>
-                <w:bCs/>
-                <w:sz w:val="20"/>
-                <w:szCs w:val="20"/>
-              </w:rPr>
-            </w:pPr>
-            <w:r>
-              <w:rPr>
-                <w:rFonts w:ascii="宋体" w:eastAsia="宋体" w:hAnsi="宋体" w:cs="宋体" w:hint="eastAsia"/>
+                <w:rFonts w:ascii="宋体" w:hAnsi="宋体" w:eastAsia="宋体" w:cs="宋体"/>
+                <w:b/>
+                <w:bCs/>
+                <w:sz w:val="20"/>
+                <w:szCs w:val="20"/>
+              </w:rPr>
+            </w:pPr>
+            <w:r>
+              <w:rPr>
+                <w:rFonts w:hint="eastAsia" w:ascii="宋体" w:hAnsi="宋体" w:eastAsia="宋体" w:cs="宋体"/>
                 <w:b/>
                 <w:bCs/>
                 <w:sz w:val="20"/>
@@ -2861,6 +2827,7 @@
           </w:p>
           <w:p>
             <w:pPr>
+              <w:spacing w:after="0"/>
               <w:jc w:val="right"/>
               <w:rPr>
                 <w:rFonts w:eastAsiaTheme="minorEastAsia"/>
@@ -2872,7 +2839,7 @@
             </w:pPr>
             <w:r>
               <w:rPr>
-                <w:rFonts w:ascii="宋体" w:eastAsia="宋体" w:hAnsi="宋体" w:cs="宋体" w:hint="eastAsia"/>
+                <w:rFonts w:hint="eastAsia" w:ascii="宋体" w:hAnsi="宋体" w:eastAsia="宋体" w:cs="宋体"/>
                 <w:b/>
                 <w:bCs/>
                 <w:sz w:val="20"/>
@@ -2898,28 +2865,20 @@
           </w:tcPr>
           <w:p>
             <w:pPr>
-              <w:rPr>
-                <w:rFonts w:eastAsiaTheme="minorEastAsia"/>
-                <w:sz w:val="20"/>
-                <w:szCs w:val="20"/>
-              </w:rPr>
-            </w:pPr>
-            <w:r>
-              <w:rPr>
-                <w:rFonts w:eastAsiaTheme="minorEastAsia" w:hint="eastAsia"/>
-                <w:sz w:val="20"/>
-                <w:szCs w:val="20"/>
-              </w:rPr>
-              <w:t>{{</w:t>
-            </w:r>
-            <w:proofErr w:type="spellStart"/>
-            <w:r>
-              <w:rPr>
-                <w:rFonts w:eastAsiaTheme="minorEastAsia" w:hint="eastAsia"/>
-                <w:sz w:val="20"/>
-                <w:szCs w:val="20"/>
-              </w:rPr>
-              <w:t>agreementPaymentItem.</w:t>
+              <w:spacing w:after="0"/>
+              <w:rPr>
+                <w:rFonts w:eastAsiaTheme="minorEastAsia"/>
+                <w:sz w:val="20"/>
+                <w:szCs w:val="20"/>
+              </w:rPr>
+            </w:pPr>
+            <w:r>
+              <w:rPr>
+                <w:rFonts w:hint="eastAsia" w:eastAsiaTheme="minorEastAsia"/>
+                <w:sz w:val="20"/>
+                <w:szCs w:val="20"/>
+              </w:rPr>
+              <w:t>{{agreementPaymentItem.</w:t>
             </w:r>
             <w:r>
               <w:rPr>
@@ -2929,10 +2888,9 @@
               </w:rPr>
               <w:t>prepaymentDeductionDeadlineText</w:t>
             </w:r>
-            <w:proofErr w:type="spellEnd"/>
-            <w:r>
-              <w:rPr>
-                <w:rFonts w:eastAsiaTheme="minorEastAsia" w:hint="eastAsia"/>
+            <w:r>
+              <w:rPr>
+                <w:rFonts w:hint="eastAsia" w:eastAsiaTheme="minorEastAsia"/>
                 <w:sz w:val="20"/>
                 <w:szCs w:val="20"/>
               </w:rPr>
@@ -2942,6 +2900,22 @@
         </w:tc>
       </w:tr>
       <w:tr>
+        <w:tblPrEx>
+          <w:tblBorders>
+            <w:top w:val="single" w:color="auto" w:sz="4" w:space="0"/>
+            <w:left w:val="single" w:color="auto" w:sz="4" w:space="0"/>
+            <w:bottom w:val="single" w:color="auto" w:sz="4" w:space="0"/>
+            <w:right w:val="single" w:color="auto" w:sz="4" w:space="0"/>
+            <w:insideH w:val="single" w:color="auto" w:sz="4" w:space="0"/>
+            <w:insideV w:val="single" w:color="auto" w:sz="4" w:space="0"/>
+          </w:tblBorders>
+          <w:tblCellMar>
+            <w:top w:w="0" w:type="dxa"/>
+            <w:left w:w="108" w:type="dxa"/>
+            <w:bottom w:w="0" w:type="dxa"/>
+            <w:right w:w="108" w:type="dxa"/>
+          </w:tblCellMar>
+        </w:tblPrEx>
         <w:tc>
           <w:tcPr>
             <w:tcW w:w="1838" w:type="dxa"/>
@@ -2949,18 +2923,19 @@
           </w:tcPr>
           <w:p>
             <w:pPr>
+              <w:spacing w:after="0"/>
               <w:jc w:val="right"/>
               <w:rPr>
-                <w:rFonts w:ascii="宋体" w:eastAsia="宋体" w:hAnsi="宋体" w:cs="宋体"/>
-                <w:b/>
-                <w:bCs/>
-                <w:sz w:val="20"/>
-                <w:szCs w:val="20"/>
-              </w:rPr>
-            </w:pPr>
-            <w:r>
-              <w:rPr>
-                <w:rFonts w:ascii="宋体" w:eastAsia="宋体" w:hAnsi="宋体" w:cs="宋体" w:hint="eastAsia"/>
+                <w:rFonts w:ascii="宋体" w:hAnsi="宋体" w:eastAsia="宋体" w:cs="宋体"/>
+                <w:b/>
+                <w:bCs/>
+                <w:sz w:val="20"/>
+                <w:szCs w:val="20"/>
+              </w:rPr>
+            </w:pPr>
+            <w:r>
+              <w:rPr>
+                <w:rFonts w:hint="eastAsia" w:ascii="宋体" w:hAnsi="宋体" w:eastAsia="宋体" w:cs="宋体"/>
                 <w:b/>
                 <w:bCs/>
                 <w:sz w:val="20"/>
@@ -2971,6 +2946,7 @@
           </w:p>
           <w:p>
             <w:pPr>
+              <w:spacing w:after="0"/>
               <w:jc w:val="right"/>
               <w:rPr>
                 <w:rFonts w:eastAsiaTheme="minorEastAsia"/>
@@ -2982,7 +2958,7 @@
             </w:pPr>
             <w:r>
               <w:rPr>
-                <w:rFonts w:ascii="宋体" w:eastAsia="宋体" w:hAnsi="宋体" w:cs="宋体" w:hint="eastAsia"/>
+                <w:rFonts w:hint="eastAsia" w:ascii="宋体" w:hAnsi="宋体" w:eastAsia="宋体" w:cs="宋体"/>
                 <w:b/>
                 <w:bCs/>
                 <w:sz w:val="20"/>
@@ -3008,28 +2984,20 @@
           </w:tcPr>
           <w:p>
             <w:pPr>
-              <w:rPr>
-                <w:rFonts w:eastAsiaTheme="minorEastAsia"/>
-                <w:sz w:val="20"/>
-                <w:szCs w:val="20"/>
-              </w:rPr>
-            </w:pPr>
-            <w:r>
-              <w:rPr>
-                <w:rFonts w:eastAsiaTheme="minorEastAsia" w:hint="eastAsia"/>
-                <w:sz w:val="20"/>
-                <w:szCs w:val="20"/>
-              </w:rPr>
-              <w:t>{{</w:t>
-            </w:r>
-            <w:proofErr w:type="spellStart"/>
-            <w:r>
-              <w:rPr>
-                <w:rFonts w:eastAsiaTheme="minorEastAsia" w:hint="eastAsia"/>
-                <w:sz w:val="20"/>
-                <w:szCs w:val="20"/>
-              </w:rPr>
-              <w:t>agreementPaymentItem.</w:t>
+              <w:spacing w:after="0"/>
+              <w:rPr>
+                <w:rFonts w:eastAsiaTheme="minorEastAsia"/>
+                <w:sz w:val="20"/>
+                <w:szCs w:val="20"/>
+              </w:rPr>
+            </w:pPr>
+            <w:r>
+              <w:rPr>
+                <w:rFonts w:hint="eastAsia" w:eastAsiaTheme="minorEastAsia"/>
+                <w:sz w:val="20"/>
+                <w:szCs w:val="20"/>
+              </w:rPr>
+              <w:t>{{agreementPaymentItem.</w:t>
             </w:r>
             <w:r>
               <w:rPr>
@@ -3039,10 +3007,9 @@
               </w:rPr>
               <w:t>outOfSettlementRatioText</w:t>
             </w:r>
-            <w:proofErr w:type="spellEnd"/>
-            <w:r>
-              <w:rPr>
-                <w:rFonts w:eastAsiaTheme="minorEastAsia" w:hint="eastAsia"/>
+            <w:r>
+              <w:rPr>
+                <w:rFonts w:hint="eastAsia" w:eastAsiaTheme="minorEastAsia"/>
                 <w:sz w:val="20"/>
                 <w:szCs w:val="20"/>
               </w:rPr>
@@ -3057,28 +3024,30 @@
           </w:tcPr>
           <w:p>
             <w:pPr>
+              <w:spacing w:after="0"/>
               <w:jc w:val="right"/>
               <w:rPr>
-                <w:rFonts w:ascii="宋体" w:eastAsia="宋体" w:hAnsi="宋体" w:cs="宋体"/>
-                <w:b/>
-                <w:bCs/>
-                <w:sz w:val="20"/>
-                <w:szCs w:val="20"/>
-              </w:rPr>
-            </w:pPr>
-            <w:r>
-              <w:rPr>
-                <w:rFonts w:ascii="宋体" w:eastAsia="宋体" w:hAnsi="宋体" w:cs="宋体"/>
-                <w:b/>
-                <w:bCs/>
-                <w:sz w:val="20"/>
-                <w:szCs w:val="20"/>
-              </w:rPr>
-              <w:t>是否关联</w:t>
-            </w:r>
-          </w:p>
-          <w:p>
-            <w:pPr>
+                <w:rFonts w:ascii="宋体" w:hAnsi="宋体" w:eastAsia="宋体" w:cs="宋体"/>
+                <w:b/>
+                <w:bCs/>
+                <w:sz w:val="20"/>
+                <w:szCs w:val="20"/>
+              </w:rPr>
+            </w:pPr>
+            <w:r>
+              <w:rPr>
+                <w:rFonts w:ascii="宋体" w:hAnsi="宋体" w:eastAsia="宋体" w:cs="宋体"/>
+                <w:b/>
+                <w:bCs/>
+                <w:sz w:val="20"/>
+                <w:szCs w:val="20"/>
+              </w:rPr>
+              <w:t>合同签订金额</w:t>
+            </w:r>
+          </w:p>
+          <w:p>
+            <w:pPr>
+              <w:spacing w:after="0"/>
               <w:jc w:val="right"/>
               <w:rPr>
                 <w:rFonts w:eastAsiaTheme="minorEastAsia"/>
@@ -3090,26 +3059,14 @@
             </w:pPr>
             <w:r>
               <w:rPr>
-                <w:rFonts w:ascii="宋体" w:eastAsia="宋体" w:hAnsi="宋体" w:cs="宋体"/>
-                <w:b/>
-                <w:bCs/>
-                <w:sz w:val="20"/>
-                <w:szCs w:val="20"/>
-              </w:rPr>
-              <w:t>我的</w:t>
-            </w:r>
-            <w:proofErr w:type="gramStart"/>
-            <w:r>
-              <w:rPr>
-                <w:rFonts w:ascii="宋体" w:eastAsia="宋体" w:hAnsi="宋体" w:cs="宋体"/>
-                <w:b/>
-                <w:bCs/>
-                <w:sz w:val="20"/>
-                <w:szCs w:val="20"/>
-              </w:rPr>
-              <w:t>钢铁网价格</w:t>
-            </w:r>
-            <w:proofErr w:type="gramEnd"/>
+                <w:rFonts w:ascii="宋体" w:hAnsi="宋体" w:eastAsia="宋体" w:cs="宋体"/>
+                <w:b/>
+                <w:bCs/>
+                <w:sz w:val="20"/>
+                <w:szCs w:val="20"/>
+              </w:rPr>
+              <w:t>(含税)</w:t>
+            </w:r>
           </w:p>
         </w:tc>
         <w:tc>
@@ -3119,41 +3076,32 @@
           </w:tcPr>
           <w:p>
             <w:pPr>
-              <w:rPr>
-                <w:rFonts w:eastAsiaTheme="minorEastAsia"/>
-                <w:sz w:val="20"/>
-                <w:szCs w:val="20"/>
-              </w:rPr>
-            </w:pPr>
-            <w:r>
-              <w:rPr>
-                <w:rFonts w:eastAsiaTheme="minorEastAsia" w:hint="eastAsia"/>
-                <w:sz w:val="20"/>
-                <w:szCs w:val="20"/>
-              </w:rPr>
-              <w:t>{{</w:t>
-            </w:r>
-            <w:proofErr w:type="spellStart"/>
-            <w:r>
-              <w:rPr>
-                <w:rFonts w:eastAsiaTheme="minorEastAsia" w:hint="eastAsia"/>
-                <w:sz w:val="20"/>
-                <w:szCs w:val="20"/>
-              </w:rPr>
-              <w:t>agreementPaymentItem.</w:t>
-            </w:r>
-            <w:r>
-              <w:rPr>
-                <w:rFonts w:eastAsiaTheme="minorEastAsia"/>
-                <w:sz w:val="20"/>
-                <w:szCs w:val="20"/>
-              </w:rPr>
-              <w:t>isRelatedMySteelText</w:t>
-            </w:r>
-            <w:proofErr w:type="spellEnd"/>
-            <w:r>
-              <w:rPr>
-                <w:rFonts w:eastAsiaTheme="minorEastAsia" w:hint="eastAsia"/>
+              <w:spacing w:after="0"/>
+              <w:rPr>
+                <w:rFonts w:eastAsiaTheme="minorEastAsia"/>
+                <w:sz w:val="20"/>
+                <w:szCs w:val="20"/>
+              </w:rPr>
+            </w:pPr>
+            <w:r>
+              <w:rPr>
+                <w:rFonts w:hint="eastAsia" w:eastAsiaTheme="minorEastAsia"/>
+                <w:sz w:val="20"/>
+                <w:szCs w:val="20"/>
+              </w:rPr>
+              <w:t>{{agreementPaymentItem.</w:t>
+            </w:r>
+            <w:r>
+              <w:rPr>
+                <w:rFonts w:eastAsiaTheme="minorEastAsia"/>
+                <w:sz w:val="20"/>
+                <w:szCs w:val="20"/>
+              </w:rPr>
+              <w:t>totalAmountIncTaxText</w:t>
+            </w:r>
+            <w:r>
+              <w:rPr>
+                <w:rFonts w:hint="eastAsia" w:eastAsiaTheme="minorEastAsia"/>
                 <w:sz w:val="20"/>
                 <w:szCs w:val="20"/>
               </w:rPr>
@@ -3163,6 +3111,22 @@
         </w:tc>
       </w:tr>
       <w:tr>
+        <w:tblPrEx>
+          <w:tblBorders>
+            <w:top w:val="single" w:color="auto" w:sz="4" w:space="0"/>
+            <w:left w:val="single" w:color="auto" w:sz="4" w:space="0"/>
+            <w:bottom w:val="single" w:color="auto" w:sz="4" w:space="0"/>
+            <w:right w:val="single" w:color="auto" w:sz="4" w:space="0"/>
+            <w:insideH w:val="single" w:color="auto" w:sz="4" w:space="0"/>
+            <w:insideV w:val="single" w:color="auto" w:sz="4" w:space="0"/>
+          </w:tblBorders>
+          <w:tblCellMar>
+            <w:top w:w="0" w:type="dxa"/>
+            <w:left w:w="108" w:type="dxa"/>
+            <w:bottom w:w="0" w:type="dxa"/>
+            <w:right w:w="108" w:type="dxa"/>
+          </w:tblCellMar>
+        </w:tblPrEx>
         <w:tc>
           <w:tcPr>
             <w:tcW w:w="1838" w:type="dxa"/>
@@ -3170,46 +3134,48 @@
           </w:tcPr>
           <w:p>
             <w:pPr>
+              <w:spacing w:after="0"/>
               <w:jc w:val="right"/>
               <w:rPr>
-                <w:rFonts w:ascii="宋体" w:eastAsia="宋体" w:hAnsi="宋体" w:cs="宋体"/>
-                <w:b/>
-                <w:bCs/>
-                <w:sz w:val="20"/>
-                <w:szCs w:val="20"/>
-              </w:rPr>
-            </w:pPr>
-            <w:r>
-              <w:rPr>
-                <w:rFonts w:ascii="宋体" w:eastAsia="宋体" w:hAnsi="宋体" w:cs="宋体"/>
-                <w:b/>
-                <w:bCs/>
-                <w:sz w:val="20"/>
-                <w:szCs w:val="20"/>
-              </w:rPr>
-              <w:t>我的钢铁网</w:t>
-            </w:r>
-          </w:p>
-          <w:p>
-            <w:pPr>
+                <w:rFonts w:ascii="宋体" w:hAnsi="宋体" w:eastAsia="宋体" w:cs="宋体"/>
+                <w:b/>
+                <w:bCs/>
+                <w:sz w:val="20"/>
+                <w:szCs w:val="20"/>
+              </w:rPr>
+            </w:pPr>
+            <w:r>
+              <w:rPr>
+                <w:rFonts w:ascii="宋体" w:hAnsi="宋体" w:eastAsia="宋体" w:cs="宋体"/>
+                <w:b/>
+                <w:bCs/>
+                <w:sz w:val="20"/>
+                <w:szCs w:val="20"/>
+              </w:rPr>
+              <w:t>合同签订金额</w:t>
+            </w:r>
+          </w:p>
+          <w:p>
+            <w:pPr>
+              <w:spacing w:after="0"/>
               <w:jc w:val="right"/>
               <w:rPr>
-                <w:rFonts w:eastAsiaTheme="minorEastAsia"/>
-                <w:b/>
-                <w:bCs/>
-                <w:sz w:val="20"/>
-                <w:szCs w:val="20"/>
-              </w:rPr>
-            </w:pPr>
-            <w:r>
-              <w:rPr>
-                <w:rFonts w:ascii="宋体" w:eastAsia="宋体" w:hAnsi="宋体" w:cs="宋体"/>
-                <w:b/>
-                <w:bCs/>
-                <w:sz w:val="20"/>
-                <w:szCs w:val="20"/>
-              </w:rPr>
-              <w:t>价格浮动值</w:t>
+                <w:rFonts w:hint="eastAsia" w:ascii="宋体" w:hAnsi="宋体" w:eastAsia="宋体" w:cs="宋体"/>
+                <w:b/>
+                <w:bCs/>
+                <w:sz w:val="20"/>
+                <w:szCs w:val="20"/>
+              </w:rPr>
+            </w:pPr>
+            <w:r>
+              <w:rPr>
+                <w:rFonts w:ascii="宋体" w:hAnsi="宋体" w:eastAsia="宋体" w:cs="宋体"/>
+                <w:b/>
+                <w:bCs/>
+                <w:sz w:val="20"/>
+                <w:szCs w:val="20"/>
+              </w:rPr>
+              <w:t>(不含税)</w:t>
             </w:r>
           </w:p>
         </w:tc>
@@ -3220,46 +3186,39 @@
           </w:tcPr>
           <w:p>
             <w:pPr>
-              <w:rPr>
-                <w:rFonts w:eastAsiaTheme="minorEastAsia"/>
-                <w:sz w:val="20"/>
-                <w:szCs w:val="20"/>
-              </w:rPr>
-            </w:pPr>
-            <w:r>
-              <w:rPr>
-                <w:rFonts w:eastAsiaTheme="minorEastAsia" w:hint="eastAsia"/>
-                <w:sz w:val="20"/>
-                <w:szCs w:val="20"/>
-              </w:rPr>
-              <w:t>{{</w:t>
-            </w:r>
-            <w:proofErr w:type="spellStart"/>
-            <w:r>
-              <w:rPr>
-                <w:rFonts w:eastAsiaTheme="minorEastAsia" w:hint="eastAsia"/>
-                <w:sz w:val="20"/>
-                <w:szCs w:val="20"/>
-              </w:rPr>
-              <w:t>agreementPaymentItem.</w:t>
-            </w:r>
-            <w:r>
-              <w:rPr>
-                <w:rFonts w:eastAsiaTheme="minorEastAsia"/>
-                <w:sz w:val="20"/>
-                <w:szCs w:val="20"/>
-              </w:rPr>
-              <w:t>mySteelPriceFluctuationText</w:t>
-            </w:r>
-            <w:proofErr w:type="spellEnd"/>
-            <w:r>
-              <w:rPr>
-                <w:rFonts w:eastAsiaTheme="minorEastAsia" w:hint="eastAsia"/>
+              <w:spacing w:after="0"/>
+              <w:rPr>
+                <w:rFonts w:eastAsiaTheme="minorEastAsia"/>
+                <w:sz w:val="20"/>
+                <w:szCs w:val="20"/>
+              </w:rPr>
+            </w:pPr>
+            <w:r>
+              <w:rPr>
+                <w:rFonts w:hint="eastAsia" w:eastAsiaTheme="minorEastAsia"/>
+                <w:sz w:val="20"/>
+                <w:szCs w:val="20"/>
+              </w:rPr>
+              <w:t>{{agreementPaymentItem.</w:t>
+            </w:r>
+            <w:r>
+              <w:rPr>
+                <w:rFonts w:eastAsiaTheme="minorEastAsia"/>
+                <w:sz w:val="20"/>
+                <w:szCs w:val="20"/>
+              </w:rPr>
+              <w:t>totalAmountExcTaxText</w:t>
+            </w:r>
+            <w:r>
+              <w:rPr>
+                <w:rFonts w:hint="eastAsia" w:eastAsiaTheme="minorEastAsia"/>
                 <w:sz w:val="20"/>
                 <w:szCs w:val="20"/>
               </w:rPr>
               <w:t>}}</w:t>
             </w:r>
+            <w:bookmarkStart w:id="0" w:name="_GoBack"/>
+            <w:bookmarkEnd w:id="0"/>
           </w:p>
         </w:tc>
         <w:tc>
@@ -3269,46 +3228,25 @@
           </w:tcPr>
           <w:p>
             <w:pPr>
+              <w:spacing w:after="0"/>
               <w:jc w:val="right"/>
               <w:rPr>
-                <w:rFonts w:ascii="宋体" w:eastAsia="宋体" w:hAnsi="宋体" w:cs="宋体"/>
-                <w:b/>
-                <w:bCs/>
-                <w:sz w:val="20"/>
-                <w:szCs w:val="20"/>
-              </w:rPr>
-            </w:pPr>
-            <w:r>
-              <w:rPr>
-                <w:rFonts w:ascii="宋体" w:eastAsia="宋体" w:hAnsi="宋体" w:cs="宋体"/>
-                <w:b/>
-                <w:bCs/>
-                <w:sz w:val="20"/>
-                <w:szCs w:val="20"/>
-              </w:rPr>
-              <w:t>合同签订金额</w:t>
-            </w:r>
-          </w:p>
-          <w:p>
-            <w:pPr>
-              <w:jc w:val="right"/>
-              <w:rPr>
-                <w:rFonts w:eastAsiaTheme="minorEastAsia"/>
-                <w:b/>
-                <w:bCs/>
-                <w:sz w:val="20"/>
-                <w:szCs w:val="20"/>
-              </w:rPr>
-            </w:pPr>
-            <w:r>
-              <w:rPr>
-                <w:rFonts w:ascii="宋体" w:eastAsia="宋体" w:hAnsi="宋体" w:cs="宋体"/>
-                <w:b/>
-                <w:bCs/>
-                <w:sz w:val="20"/>
-                <w:szCs w:val="20"/>
-              </w:rPr>
-              <w:t>(含税)</w:t>
+                <w:rFonts w:hint="eastAsia" w:ascii="宋体" w:hAnsi="宋体" w:eastAsia="宋体" w:cs="宋体"/>
+                <w:b/>
+                <w:bCs/>
+                <w:sz w:val="20"/>
+                <w:szCs w:val="20"/>
+              </w:rPr>
+            </w:pPr>
+            <w:r>
+              <w:rPr>
+                <w:rFonts w:ascii="宋体" w:hAnsi="宋体" w:eastAsia="宋体" w:cs="宋体"/>
+                <w:b/>
+                <w:bCs/>
+                <w:sz w:val="20"/>
+                <w:szCs w:val="20"/>
+              </w:rPr>
+              <w:t>币种</w:t>
             </w:r>
           </w:p>
         </w:tc>
@@ -3319,207 +3257,20 @@
           </w:tcPr>
           <w:p>
             <w:pPr>
-              <w:rPr>
-                <w:rFonts w:eastAsiaTheme="minorEastAsia"/>
-                <w:sz w:val="20"/>
-                <w:szCs w:val="20"/>
-              </w:rPr>
-            </w:pPr>
-            <w:r>
-              <w:rPr>
-                <w:rFonts w:eastAsiaTheme="minorEastAsia" w:hint="eastAsia"/>
-                <w:sz w:val="20"/>
-                <w:szCs w:val="20"/>
-              </w:rPr>
-              <w:t>{{</w:t>
-            </w:r>
-            <w:proofErr w:type="spellStart"/>
-            <w:r>
-              <w:rPr>
-                <w:rFonts w:eastAsiaTheme="minorEastAsia" w:hint="eastAsia"/>
-                <w:sz w:val="20"/>
-                <w:szCs w:val="20"/>
-              </w:rPr>
-              <w:t>agreementPaymentItem.</w:t>
-            </w:r>
-            <w:r>
-              <w:rPr>
-                <w:rFonts w:eastAsiaTheme="minorEastAsia"/>
-                <w:sz w:val="20"/>
-                <w:szCs w:val="20"/>
-              </w:rPr>
-              <w:t>totalAmountIncTaxText</w:t>
-            </w:r>
-            <w:proofErr w:type="spellEnd"/>
-            <w:r>
-              <w:rPr>
-                <w:rFonts w:eastAsiaTheme="minorEastAsia" w:hint="eastAsia"/>
-                <w:sz w:val="20"/>
-                <w:szCs w:val="20"/>
-              </w:rPr>
-              <w:t>}}</w:t>
-            </w:r>
-          </w:p>
-        </w:tc>
-      </w:tr>
-      <w:tr>
-        <w:tc>
-          <w:tcPr>
-            <w:tcW w:w="1838" w:type="dxa"/>
-            <w:vAlign w:val="center"/>
-          </w:tcPr>
-          <w:p>
-            <w:pPr>
-              <w:jc w:val="right"/>
-              <w:rPr>
-                <w:rFonts w:ascii="宋体" w:eastAsia="宋体" w:hAnsi="宋体" w:cs="宋体"/>
-                <w:b/>
-                <w:bCs/>
-                <w:sz w:val="20"/>
-                <w:szCs w:val="20"/>
-              </w:rPr>
-            </w:pPr>
-            <w:r>
-              <w:rPr>
-                <w:rFonts w:ascii="宋体" w:eastAsia="宋体" w:hAnsi="宋体" w:cs="宋体"/>
-                <w:b/>
-                <w:bCs/>
-                <w:sz w:val="20"/>
-                <w:szCs w:val="20"/>
-              </w:rPr>
-              <w:lastRenderedPageBreak/>
-              <w:t>合同签订金额</w:t>
-            </w:r>
-          </w:p>
-          <w:p>
-            <w:pPr>
-              <w:jc w:val="right"/>
-              <w:rPr>
-                <w:rFonts w:ascii="宋体" w:eastAsia="宋体" w:hAnsi="宋体" w:cs="宋体" w:hint="eastAsia"/>
-                <w:b/>
-                <w:bCs/>
-                <w:sz w:val="20"/>
-                <w:szCs w:val="20"/>
-              </w:rPr>
-            </w:pPr>
-            <w:r>
-              <w:rPr>
-                <w:rFonts w:ascii="宋体" w:eastAsia="宋体" w:hAnsi="宋体" w:cs="宋体"/>
-                <w:b/>
-                <w:bCs/>
-                <w:sz w:val="20"/>
-                <w:szCs w:val="20"/>
-              </w:rPr>
-              <w:t>(不含税)</w:t>
-            </w:r>
-          </w:p>
-        </w:tc>
-        <w:tc>
-          <w:tcPr>
-            <w:tcW w:w="2977" w:type="dxa"/>
-            <w:vAlign w:val="center"/>
-          </w:tcPr>
-          <w:p>
-            <w:pPr>
-              <w:rPr>
-                <w:rFonts w:eastAsiaTheme="minorEastAsia"/>
-                <w:sz w:val="20"/>
-                <w:szCs w:val="20"/>
-              </w:rPr>
-            </w:pPr>
-            <w:r>
-              <w:rPr>
-                <w:rFonts w:eastAsiaTheme="minorEastAsia" w:hint="eastAsia"/>
-                <w:sz w:val="20"/>
-                <w:szCs w:val="20"/>
-              </w:rPr>
-              <w:t>{{</w:t>
-            </w:r>
-            <w:proofErr w:type="spellStart"/>
-            <w:r>
-              <w:rPr>
-                <w:rFonts w:eastAsiaTheme="minorEastAsia" w:hint="eastAsia"/>
-                <w:sz w:val="20"/>
-                <w:szCs w:val="20"/>
-              </w:rPr>
-              <w:t>agreementPaymentItem.</w:t>
-            </w:r>
-            <w:r>
-              <w:rPr>
-                <w:rFonts w:eastAsiaTheme="minorEastAsia"/>
-                <w:sz w:val="20"/>
-                <w:szCs w:val="20"/>
-              </w:rPr>
-              <w:t>totalAmountExcTaxText</w:t>
-            </w:r>
-            <w:proofErr w:type="spellEnd"/>
-            <w:r>
-              <w:rPr>
-                <w:rFonts w:eastAsiaTheme="minorEastAsia" w:hint="eastAsia"/>
-                <w:sz w:val="20"/>
-                <w:szCs w:val="20"/>
-              </w:rPr>
-              <w:t>}}</w:t>
-            </w:r>
-          </w:p>
-        </w:tc>
-        <w:tc>
-          <w:tcPr>
-            <w:tcW w:w="1984" w:type="dxa"/>
-            <w:vAlign w:val="center"/>
-          </w:tcPr>
-          <w:p>
-            <w:pPr>
-              <w:jc w:val="right"/>
-              <w:rPr>
-                <w:rFonts w:ascii="宋体" w:eastAsia="宋体" w:hAnsi="宋体" w:cs="宋体" w:hint="eastAsia"/>
-                <w:b/>
-                <w:bCs/>
-                <w:sz w:val="20"/>
-                <w:szCs w:val="20"/>
-              </w:rPr>
-            </w:pPr>
-            <w:r>
-              <w:rPr>
-                <w:rFonts w:ascii="宋体" w:eastAsia="宋体" w:hAnsi="宋体" w:cs="宋体"/>
-                <w:b/>
-                <w:bCs/>
-                <w:sz w:val="20"/>
-                <w:szCs w:val="20"/>
-              </w:rPr>
-              <w:t>币种</w:t>
-            </w:r>
-          </w:p>
-        </w:tc>
-        <w:tc>
-          <w:tcPr>
-            <w:tcW w:w="2943" w:type="dxa"/>
-            <w:vAlign w:val="center"/>
-          </w:tcPr>
-          <w:p>
-            <w:pPr>
-              <w:rPr>
-                <w:rFonts w:eastAsiaTheme="minorEastAsia"/>
-                <w:sz w:val="20"/>
-                <w:szCs w:val="20"/>
-              </w:rPr>
-            </w:pPr>
-            <w:r>
-              <w:rPr>
-                <w:rFonts w:eastAsiaTheme="minorEastAsia" w:hint="eastAsia"/>
-                <w:sz w:val="20"/>
-                <w:szCs w:val="20"/>
-              </w:rPr>
-              <w:t>{{</w:t>
-            </w:r>
-            <w:proofErr w:type="spellStart"/>
-            <w:r>
-              <w:rPr>
-                <w:rFonts w:eastAsiaTheme="minorEastAsia" w:hint="eastAsia"/>
-                <w:sz w:val="20"/>
-                <w:szCs w:val="20"/>
-              </w:rPr>
-              <w:t>agreementPaymentItem.</w:t>
+              <w:spacing w:after="0"/>
+              <w:rPr>
+                <w:rFonts w:eastAsiaTheme="minorEastAsia"/>
+                <w:sz w:val="20"/>
+                <w:szCs w:val="20"/>
+              </w:rPr>
+            </w:pPr>
+            <w:r>
+              <w:rPr>
+                <w:rFonts w:hint="eastAsia" w:eastAsiaTheme="minorEastAsia"/>
+                <w:sz w:val="20"/>
+                <w:szCs w:val="20"/>
+              </w:rPr>
+              <w:t>{{agreementPaymentItem.</w:t>
             </w:r>
             <w:r>
               <w:rPr>
@@ -3529,10 +3280,9 @@
               </w:rPr>
               <w:t>currencyText</w:t>
             </w:r>
-            <w:proofErr w:type="spellEnd"/>
-            <w:r>
-              <w:rPr>
-                <w:rFonts w:eastAsiaTheme="minorEastAsia" w:hint="eastAsia"/>
+            <w:r>
+              <w:rPr>
+                <w:rFonts w:hint="eastAsia" w:eastAsiaTheme="minorEastAsia"/>
                 <w:sz w:val="20"/>
                 <w:szCs w:val="20"/>
               </w:rPr>
@@ -3555,7 +3305,7 @@
       </w:pPr>
       <w:r>
         <w:rPr>
-          <w:rFonts w:eastAsiaTheme="minorEastAsia" w:hint="eastAsia"/>
+          <w:rFonts w:hint="eastAsia" w:eastAsiaTheme="minorEastAsia"/>
           <w:b/>
           <w:bCs/>
           <w:sz w:val="36"/>
@@ -3567,11 +3317,24 @@
     </w:p>
     <w:tbl>
       <w:tblPr>
-        <w:tblStyle w:val="af2"/>
+        <w:tblStyle w:val="17"/>
         <w:tblW w:w="9781" w:type="dxa"/>
         <w:tblInd w:w="-5" w:type="dxa"/>
+        <w:tblBorders>
+          <w:top w:val="single" w:color="auto" w:sz="4" w:space="0"/>
+          <w:left w:val="single" w:color="auto" w:sz="4" w:space="0"/>
+          <w:bottom w:val="single" w:color="auto" w:sz="4" w:space="0"/>
+          <w:right w:val="single" w:color="auto" w:sz="4" w:space="0"/>
+          <w:insideH w:val="single" w:color="auto" w:sz="4" w:space="0"/>
+          <w:insideV w:val="single" w:color="auto" w:sz="4" w:space="0"/>
+        </w:tblBorders>
         <w:tblLayout w:type="fixed"/>
-        <w:tblLook w:val="04A0" w:firstRow="1" w:lastRow="0" w:firstColumn="1" w:lastColumn="0" w:noHBand="0" w:noVBand="1"/>
+        <w:tblCellMar>
+          <w:top w:w="0" w:type="dxa"/>
+          <w:left w:w="108" w:type="dxa"/>
+          <w:bottom w:w="0" w:type="dxa"/>
+          <w:right w:w="108" w:type="dxa"/>
+        </w:tblCellMar>
       </w:tblPr>
       <w:tblGrid>
         <w:gridCol w:w="1843"/>
@@ -3583,8 +3346,24 @@
         <w:gridCol w:w="1417"/>
       </w:tblGrid>
       <w:tr>
+        <w:tblPrEx>
+          <w:tblBorders>
+            <w:top w:val="single" w:color="auto" w:sz="4" w:space="0"/>
+            <w:left w:val="single" w:color="auto" w:sz="4" w:space="0"/>
+            <w:bottom w:val="single" w:color="auto" w:sz="4" w:space="0"/>
+            <w:right w:val="single" w:color="auto" w:sz="4" w:space="0"/>
+            <w:insideH w:val="single" w:color="auto" w:sz="4" w:space="0"/>
+            <w:insideV w:val="single" w:color="auto" w:sz="4" w:space="0"/>
+          </w:tblBorders>
+          <w:tblCellMar>
+            <w:top w:w="0" w:type="dxa"/>
+            <w:left w:w="108" w:type="dxa"/>
+            <w:bottom w:w="0" w:type="dxa"/>
+            <w:right w:w="108" w:type="dxa"/>
+          </w:tblCellMar>
+        </w:tblPrEx>
         <w:trPr>
-          <w:trHeight w:val="449"/>
+          <w:trHeight w:val="449" w:hRule="atLeast"/>
         </w:trPr>
         <w:tc>
           <w:tcPr>
@@ -3593,7 +3372,7 @@
           </w:tcPr>
           <w:p>
             <w:pPr>
-              <w:spacing w:line="360" w:lineRule="auto"/>
+              <w:spacing w:after="0" w:line="360" w:lineRule="auto"/>
               <w:jc w:val="center"/>
               <w:rPr>
                 <w:rFonts w:eastAsiaTheme="minorEastAsia"/>
@@ -3611,13 +3390,12 @@
             </w:r>
             <w:r>
               <w:rPr>
-                <w:rFonts w:eastAsiaTheme="minorEastAsia" w:hint="eastAsia"/>
+                <w:rFonts w:hint="eastAsia" w:eastAsiaTheme="minorEastAsia"/>
                 <w:b/>
                 <w:bCs/>
               </w:rPr>
               <w:t>{{</w:t>
             </w:r>
-            <w:proofErr w:type="spellStart"/>
             <w:r>
               <w:rPr>
                 <w:rFonts w:eastAsiaTheme="minorEastAsia"/>
@@ -3626,10 +3404,9 @@
               </w:rPr>
               <w:t>bpmLists</w:t>
             </w:r>
-            <w:proofErr w:type="spellEnd"/>
-            <w:r>
-              <w:rPr>
-                <w:rFonts w:eastAsiaTheme="minorEastAsia" w:hint="eastAsia"/>
+            <w:r>
+              <w:rPr>
+                <w:rFonts w:hint="eastAsia" w:eastAsiaTheme="minorEastAsia"/>
                 <w:b/>
                 <w:bCs/>
               </w:rPr>
@@ -3644,7 +3421,7 @@
           </w:tcPr>
           <w:p>
             <w:pPr>
-              <w:spacing w:line="360" w:lineRule="auto"/>
+              <w:spacing w:after="0" w:line="360" w:lineRule="auto"/>
               <w:jc w:val="center"/>
               <w:rPr>
                 <w:rFonts w:eastAsiaTheme="minorEastAsia"/>
@@ -3669,7 +3446,7 @@
           </w:tcPr>
           <w:p>
             <w:pPr>
-              <w:spacing w:line="360" w:lineRule="auto"/>
+              <w:spacing w:after="0" w:line="360" w:lineRule="auto"/>
               <w:jc w:val="center"/>
               <w:rPr>
                 <w:rFonts w:eastAsiaTheme="minorEastAsia"/>
@@ -3694,7 +3471,7 @@
           </w:tcPr>
           <w:p>
             <w:pPr>
-              <w:spacing w:line="360" w:lineRule="auto"/>
+              <w:spacing w:after="0" w:line="360" w:lineRule="auto"/>
               <w:jc w:val="center"/>
               <w:rPr>
                 <w:rFonts w:eastAsiaTheme="minorEastAsia"/>
@@ -3719,7 +3496,7 @@
           </w:tcPr>
           <w:p>
             <w:pPr>
-              <w:spacing w:line="360" w:lineRule="auto"/>
+              <w:spacing w:after="0" w:line="360" w:lineRule="auto"/>
               <w:jc w:val="center"/>
               <w:rPr>
                 <w:rFonts w:eastAsiaTheme="minorEastAsia"/>
@@ -3744,7 +3521,7 @@
           </w:tcPr>
           <w:p>
             <w:pPr>
-              <w:spacing w:line="360" w:lineRule="auto"/>
+              <w:spacing w:after="0" w:line="360" w:lineRule="auto"/>
               <w:jc w:val="center"/>
               <w:rPr>
                 <w:rFonts w:eastAsiaTheme="minorEastAsia"/>
@@ -3769,7 +3546,7 @@
           </w:tcPr>
           <w:p>
             <w:pPr>
-              <w:spacing w:line="360" w:lineRule="auto"/>
+              <w:spacing w:after="0" w:line="360" w:lineRule="auto"/>
               <w:jc w:val="center"/>
               <w:rPr>
                 <w:rFonts w:eastAsiaTheme="minorEastAsia"/>
@@ -3789,27 +3566,43 @@
         </w:tc>
       </w:tr>
       <w:tr>
+        <w:tblPrEx>
+          <w:tblBorders>
+            <w:top w:val="single" w:color="auto" w:sz="4" w:space="0"/>
+            <w:left w:val="single" w:color="auto" w:sz="4" w:space="0"/>
+            <w:bottom w:val="single" w:color="auto" w:sz="4" w:space="0"/>
+            <w:right w:val="single" w:color="auto" w:sz="4" w:space="0"/>
+            <w:insideH w:val="single" w:color="auto" w:sz="4" w:space="0"/>
+            <w:insideV w:val="single" w:color="auto" w:sz="4" w:space="0"/>
+          </w:tblBorders>
+          <w:tblCellMar>
+            <w:top w:w="0" w:type="dxa"/>
+            <w:left w:w="108" w:type="dxa"/>
+            <w:bottom w:w="0" w:type="dxa"/>
+            <w:right w:w="108" w:type="dxa"/>
+          </w:tblCellMar>
+        </w:tblPrEx>
         <w:tc>
           <w:tcPr>
             <w:tcW w:w="1843" w:type="dxa"/>
           </w:tcPr>
           <w:p>
             <w:pPr>
-              <w:rPr>
-                <w:rFonts w:eastAsiaTheme="minorEastAsia"/>
-                <w:sz w:val="18"/>
-                <w:szCs w:val="18"/>
-              </w:rPr>
-            </w:pPr>
-            <w:r>
-              <w:rPr>
-                <w:rFonts w:eastAsiaTheme="minorEastAsia" w:hint="eastAsia"/>
+              <w:spacing w:after="0"/>
+              <w:rPr>
+                <w:rFonts w:eastAsiaTheme="minorEastAsia"/>
+                <w:sz w:val="18"/>
+                <w:szCs w:val="18"/>
+              </w:rPr>
+            </w:pPr>
+            <w:r>
+              <w:rPr>
+                <w:rFonts w:hint="eastAsia" w:eastAsiaTheme="minorEastAsia"/>
                 <w:sz w:val="18"/>
                 <w:szCs w:val="18"/>
               </w:rPr>
               <w:t>[</w:t>
             </w:r>
-            <w:proofErr w:type="spellStart"/>
             <w:r>
               <w:rPr>
                 <w:rFonts w:eastAsiaTheme="minorEastAsia"/>
@@ -3818,10 +3611,9 @@
               </w:rPr>
               <w:t>taskName</w:t>
             </w:r>
-            <w:proofErr w:type="spellEnd"/>
-            <w:r>
-              <w:rPr>
-                <w:rFonts w:eastAsiaTheme="minorEastAsia" w:hint="eastAsia"/>
+            <w:r>
+              <w:rPr>
+                <w:rFonts w:hint="eastAsia" w:eastAsiaTheme="minorEastAsia"/>
                 <w:sz w:val="18"/>
                 <w:szCs w:val="18"/>
               </w:rPr>
@@ -3835,21 +3627,21 @@
           </w:tcPr>
           <w:p>
             <w:pPr>
-              <w:rPr>
-                <w:rFonts w:eastAsiaTheme="minorEastAsia"/>
-                <w:sz w:val="18"/>
-                <w:szCs w:val="18"/>
-              </w:rPr>
-            </w:pPr>
-            <w:r>
-              <w:rPr>
-                <w:rFonts w:eastAsiaTheme="minorEastAsia" w:hint="eastAsia"/>
+              <w:spacing w:after="0"/>
+              <w:rPr>
+                <w:rFonts w:eastAsiaTheme="minorEastAsia"/>
+                <w:sz w:val="18"/>
+                <w:szCs w:val="18"/>
+              </w:rPr>
+            </w:pPr>
+            <w:r>
+              <w:rPr>
+                <w:rFonts w:hint="eastAsia" w:eastAsiaTheme="minorEastAsia"/>
                 <w:sz w:val="18"/>
                 <w:szCs w:val="18"/>
               </w:rPr>
               <w:t>[</w:t>
             </w:r>
-            <w:proofErr w:type="spellStart"/>
             <w:r>
               <w:rPr>
                 <w:rFonts w:eastAsiaTheme="minorEastAsia"/>
@@ -3858,10 +3650,9 @@
               </w:rPr>
               <w:t>handlerName</w:t>
             </w:r>
-            <w:proofErr w:type="spellEnd"/>
-            <w:r>
-              <w:rPr>
-                <w:rFonts w:eastAsiaTheme="minorEastAsia" w:hint="eastAsia"/>
+            <w:r>
+              <w:rPr>
+                <w:rFonts w:hint="eastAsia" w:eastAsiaTheme="minorEastAsia"/>
                 <w:sz w:val="18"/>
                 <w:szCs w:val="18"/>
               </w:rPr>
@@ -3875,17 +3666,18 @@
           </w:tcPr>
           <w:p>
             <w:pPr>
-              <w:rPr>
-                <w:rFonts w:eastAsiaTheme="minorEastAsia"/>
-                <w:b/>
-                <w:bCs/>
-                <w:sz w:val="18"/>
-                <w:szCs w:val="18"/>
-              </w:rPr>
-            </w:pPr>
-            <w:r>
-              <w:rPr>
-                <w:rFonts w:eastAsiaTheme="minorEastAsia" w:hint="eastAsia"/>
+              <w:spacing w:after="0"/>
+              <w:rPr>
+                <w:rFonts w:eastAsiaTheme="minorEastAsia"/>
+                <w:b/>
+                <w:bCs/>
+                <w:sz w:val="18"/>
+                <w:szCs w:val="18"/>
+              </w:rPr>
+            </w:pPr>
+            <w:r>
+              <w:rPr>
+                <w:rFonts w:hint="eastAsia" w:eastAsiaTheme="minorEastAsia"/>
                 <w:b/>
                 <w:bCs/>
                 <w:sz w:val="18"/>
@@ -3893,7 +3685,6 @@
               </w:rPr>
               <w:t>[</w:t>
             </w:r>
-            <w:proofErr w:type="spellStart"/>
             <w:r>
               <w:rPr>
                 <w:rFonts w:eastAsiaTheme="minorEastAsia"/>
@@ -3904,10 +3695,9 @@
               </w:rPr>
               <w:t>operateName</w:t>
             </w:r>
-            <w:proofErr w:type="spellEnd"/>
-            <w:r>
-              <w:rPr>
-                <w:rFonts w:eastAsiaTheme="minorEastAsia" w:hint="eastAsia"/>
+            <w:r>
+              <w:rPr>
+                <w:rFonts w:hint="eastAsia" w:eastAsiaTheme="minorEastAsia"/>
                 <w:b/>
                 <w:bCs/>
                 <w:sz w:val="18"/>
@@ -3923,21 +3713,21 @@
           </w:tcPr>
           <w:p>
             <w:pPr>
-              <w:rPr>
-                <w:rFonts w:eastAsiaTheme="minorEastAsia"/>
-                <w:sz w:val="18"/>
-                <w:szCs w:val="18"/>
-              </w:rPr>
-            </w:pPr>
-            <w:r>
-              <w:rPr>
-                <w:rFonts w:eastAsiaTheme="minorEastAsia" w:hint="eastAsia"/>
+              <w:spacing w:after="0"/>
+              <w:rPr>
+                <w:rFonts w:eastAsiaTheme="minorEastAsia"/>
+                <w:sz w:val="18"/>
+                <w:szCs w:val="18"/>
+              </w:rPr>
+            </w:pPr>
+            <w:r>
+              <w:rPr>
+                <w:rFonts w:hint="eastAsia" w:eastAsiaTheme="minorEastAsia"/>
                 <w:sz w:val="18"/>
                 <w:szCs w:val="18"/>
               </w:rPr>
               <w:t>[</w:t>
             </w:r>
-            <w:proofErr w:type="spellStart"/>
             <w:r>
               <w:rPr>
                 <w:rFonts w:eastAsiaTheme="minorEastAsia"/>
@@ -3946,10 +3736,9 @@
               </w:rPr>
               <w:t>operateRemark</w:t>
             </w:r>
-            <w:proofErr w:type="spellEnd"/>
-            <w:r>
-              <w:rPr>
-                <w:rFonts w:eastAsiaTheme="minorEastAsia" w:hint="eastAsia"/>
+            <w:r>
+              <w:rPr>
+                <w:rFonts w:hint="eastAsia" w:eastAsiaTheme="minorEastAsia"/>
                 <w:sz w:val="18"/>
                 <w:szCs w:val="18"/>
               </w:rPr>
@@ -3963,21 +3752,21 @@
           </w:tcPr>
           <w:p>
             <w:pPr>
-              <w:rPr>
-                <w:rFonts w:eastAsiaTheme="minorEastAsia"/>
-                <w:sz w:val="18"/>
-                <w:szCs w:val="18"/>
-              </w:rPr>
-            </w:pPr>
-            <w:r>
-              <w:rPr>
-                <w:rFonts w:eastAsiaTheme="minorEastAsia" w:hint="eastAsia"/>
+              <w:spacing w:after="0"/>
+              <w:rPr>
+                <w:rFonts w:eastAsiaTheme="minorEastAsia"/>
+                <w:sz w:val="18"/>
+                <w:szCs w:val="18"/>
+              </w:rPr>
+            </w:pPr>
+            <w:r>
+              <w:rPr>
+                <w:rFonts w:hint="eastAsia" w:eastAsiaTheme="minorEastAsia"/>
                 <w:sz w:val="18"/>
                 <w:szCs w:val="18"/>
               </w:rPr>
               <w:t>[</w:t>
             </w:r>
-            <w:proofErr w:type="spellStart"/>
             <w:r>
               <w:rPr>
                 <w:rFonts w:eastAsiaTheme="minorEastAsia"/>
@@ -3986,10 +3775,9 @@
               </w:rPr>
               <w:t>operateComment</w:t>
             </w:r>
-            <w:proofErr w:type="spellEnd"/>
-            <w:r>
-              <w:rPr>
-                <w:rFonts w:eastAsiaTheme="minorEastAsia" w:hint="eastAsia"/>
+            <w:r>
+              <w:rPr>
+                <w:rFonts w:hint="eastAsia" w:eastAsiaTheme="minorEastAsia"/>
                 <w:sz w:val="18"/>
                 <w:szCs w:val="18"/>
               </w:rPr>
@@ -4003,21 +3791,21 @@
           </w:tcPr>
           <w:p>
             <w:pPr>
-              <w:rPr>
-                <w:rFonts w:eastAsiaTheme="minorEastAsia"/>
-                <w:sz w:val="18"/>
-                <w:szCs w:val="18"/>
-              </w:rPr>
-            </w:pPr>
-            <w:r>
-              <w:rPr>
-                <w:rFonts w:eastAsiaTheme="minorEastAsia" w:hint="eastAsia"/>
+              <w:spacing w:after="0"/>
+              <w:rPr>
+                <w:rFonts w:eastAsiaTheme="minorEastAsia"/>
+                <w:sz w:val="18"/>
+                <w:szCs w:val="18"/>
+              </w:rPr>
+            </w:pPr>
+            <w:r>
+              <w:rPr>
+                <w:rFonts w:hint="eastAsia" w:eastAsiaTheme="minorEastAsia"/>
                 <w:sz w:val="18"/>
                 <w:szCs w:val="18"/>
               </w:rPr>
               <w:t>[</w:t>
             </w:r>
-            <w:proofErr w:type="spellStart"/>
             <w:r>
               <w:rPr>
                 <w:rFonts w:eastAsiaTheme="minorEastAsia"/>
@@ -4026,10 +3814,9 @@
               </w:rPr>
               <w:t>startTime</w:t>
             </w:r>
-            <w:proofErr w:type="spellEnd"/>
-            <w:r>
-              <w:rPr>
-                <w:rFonts w:eastAsiaTheme="minorEastAsia" w:hint="eastAsia"/>
+            <w:r>
+              <w:rPr>
+                <w:rFonts w:hint="eastAsia" w:eastAsiaTheme="minorEastAsia"/>
                 <w:sz w:val="18"/>
                 <w:szCs w:val="18"/>
               </w:rPr>
@@ -4043,21 +3830,21 @@
           </w:tcPr>
           <w:p>
             <w:pPr>
-              <w:rPr>
-                <w:rFonts w:eastAsiaTheme="minorEastAsia"/>
-                <w:sz w:val="18"/>
-                <w:szCs w:val="18"/>
-              </w:rPr>
-            </w:pPr>
-            <w:r>
-              <w:rPr>
-                <w:rFonts w:eastAsiaTheme="minorEastAsia" w:hint="eastAsia"/>
+              <w:spacing w:after="0"/>
+              <w:rPr>
+                <w:rFonts w:eastAsiaTheme="minorEastAsia"/>
+                <w:sz w:val="18"/>
+                <w:szCs w:val="18"/>
+              </w:rPr>
+            </w:pPr>
+            <w:r>
+              <w:rPr>
+                <w:rFonts w:hint="eastAsia" w:eastAsiaTheme="minorEastAsia"/>
                 <w:sz w:val="18"/>
                 <w:szCs w:val="18"/>
               </w:rPr>
               <w:t>[</w:t>
             </w:r>
-            <w:proofErr w:type="spellStart"/>
             <w:r>
               <w:rPr>
                 <w:rFonts w:eastAsiaTheme="minorEastAsia"/>
@@ -4066,10 +3853,9 @@
               </w:rPr>
               <w:t>endTime</w:t>
             </w:r>
-            <w:proofErr w:type="spellEnd"/>
-            <w:r>
-              <w:rPr>
-                <w:rFonts w:eastAsiaTheme="minorEastAsia" w:hint="eastAsia"/>
+            <w:r>
+              <w:rPr>
+                <w:rFonts w:hint="eastAsia" w:eastAsiaTheme="minorEastAsia"/>
                 <w:sz w:val="18"/>
                 <w:szCs w:val="18"/>
               </w:rPr>
@@ -4092,7 +3878,7 @@
       </w:pPr>
       <w:r>
         <w:rPr>
-          <w:rFonts w:eastAsiaTheme="minorEastAsia" w:hint="eastAsia"/>
+          <w:rFonts w:hint="eastAsia" w:eastAsiaTheme="minorEastAsia"/>
           <w:b/>
           <w:bCs/>
           <w:sz w:val="36"/>
@@ -4104,17 +3890,48 @@
     </w:p>
     <w:tbl>
       <w:tblPr>
-        <w:tblStyle w:val="af2"/>
+        <w:tblStyle w:val="17"/>
         <w:tblW w:w="0" w:type="auto"/>
-        <w:tblLook w:val="04A0" w:firstRow="1" w:lastRow="0" w:firstColumn="1" w:lastColumn="0" w:noHBand="0" w:noVBand="1"/>
+        <w:tblInd w:w="0" w:type="dxa"/>
+        <w:tblBorders>
+          <w:top w:val="single" w:color="auto" w:sz="4" w:space="0"/>
+          <w:left w:val="single" w:color="auto" w:sz="4" w:space="0"/>
+          <w:bottom w:val="single" w:color="auto" w:sz="4" w:space="0"/>
+          <w:right w:val="single" w:color="auto" w:sz="4" w:space="0"/>
+          <w:insideH w:val="single" w:color="auto" w:sz="4" w:space="0"/>
+          <w:insideV w:val="single" w:color="auto" w:sz="4" w:space="0"/>
+        </w:tblBorders>
+        <w:tblLayout w:type="autofit"/>
+        <w:tblCellMar>
+          <w:top w:w="0" w:type="dxa"/>
+          <w:left w:w="108" w:type="dxa"/>
+          <w:bottom w:w="0" w:type="dxa"/>
+          <w:right w:w="108" w:type="dxa"/>
+        </w:tblCellMar>
       </w:tblPr>
       <w:tblGrid>
         <w:gridCol w:w="4871"/>
         <w:gridCol w:w="4871"/>
       </w:tblGrid>
       <w:tr>
+        <w:tblPrEx>
+          <w:tblBorders>
+            <w:top w:val="single" w:color="auto" w:sz="4" w:space="0"/>
+            <w:left w:val="single" w:color="auto" w:sz="4" w:space="0"/>
+            <w:bottom w:val="single" w:color="auto" w:sz="4" w:space="0"/>
+            <w:right w:val="single" w:color="auto" w:sz="4" w:space="0"/>
+            <w:insideH w:val="single" w:color="auto" w:sz="4" w:space="0"/>
+            <w:insideV w:val="single" w:color="auto" w:sz="4" w:space="0"/>
+          </w:tblBorders>
+          <w:tblCellMar>
+            <w:top w:w="0" w:type="dxa"/>
+            <w:left w:w="108" w:type="dxa"/>
+            <w:bottom w:w="0" w:type="dxa"/>
+            <w:right w:w="108" w:type="dxa"/>
+          </w:tblCellMar>
+        </w:tblPrEx>
         <w:trPr>
-          <w:trHeight w:val="619"/>
+          <w:trHeight w:val="619" w:hRule="atLeast"/>
         </w:trPr>
         <w:tc>
           <w:tcPr>
@@ -4123,7 +3940,7 @@
           </w:tcPr>
           <w:p>
             <w:pPr>
-              <w:spacing w:line="480" w:lineRule="auto"/>
+              <w:spacing w:after="0" w:line="480" w:lineRule="auto"/>
               <w:rPr>
                 <w:rFonts w:eastAsiaTheme="minorEastAsia"/>
                 <w:b/>
@@ -4133,7 +3950,7 @@
             </w:pPr>
             <w:r>
               <w:rPr>
-                <w:rFonts w:eastAsiaTheme="minorEastAsia" w:hint="eastAsia"/>
+                <w:rFonts w:hint="eastAsia" w:eastAsiaTheme="minorEastAsia"/>
                 <w:b/>
                 <w:bCs/>
                 <w:sz w:val="24"/>
@@ -4149,7 +3966,7 @@
           </w:tcPr>
           <w:p>
             <w:pPr>
-              <w:spacing w:line="480" w:lineRule="auto"/>
+              <w:spacing w:after="0" w:line="480" w:lineRule="auto"/>
               <w:rPr>
                 <w:rFonts w:eastAsiaTheme="minorEastAsia"/>
                 <w:b/>
@@ -4159,7 +3976,7 @@
             </w:pPr>
             <w:r>
               <w:rPr>
-                <w:rFonts w:eastAsiaTheme="minorEastAsia" w:hint="eastAsia"/>
+                <w:rFonts w:hint="eastAsia" w:eastAsiaTheme="minorEastAsia"/>
                 <w:b/>
                 <w:bCs/>
                 <w:sz w:val="24"/>
@@ -4170,8 +3987,24 @@
         </w:tc>
       </w:tr>
       <w:tr>
+        <w:tblPrEx>
+          <w:tblBorders>
+            <w:top w:val="single" w:color="auto" w:sz="4" w:space="0"/>
+            <w:left w:val="single" w:color="auto" w:sz="4" w:space="0"/>
+            <w:bottom w:val="single" w:color="auto" w:sz="4" w:space="0"/>
+            <w:right w:val="single" w:color="auto" w:sz="4" w:space="0"/>
+            <w:insideH w:val="single" w:color="auto" w:sz="4" w:space="0"/>
+            <w:insideV w:val="single" w:color="auto" w:sz="4" w:space="0"/>
+          </w:tblBorders>
+          <w:tblCellMar>
+            <w:top w:w="0" w:type="dxa"/>
+            <w:left w:w="108" w:type="dxa"/>
+            <w:bottom w:w="0" w:type="dxa"/>
+            <w:right w:w="108" w:type="dxa"/>
+          </w:tblCellMar>
+        </w:tblPrEx>
         <w:trPr>
-          <w:trHeight w:val="1261"/>
+          <w:trHeight w:val="1261" w:hRule="atLeast"/>
         </w:trPr>
         <w:tc>
           <w:tcPr>
@@ -4179,6 +4012,7 @@
           </w:tcPr>
           <w:p>
             <w:pPr>
+              <w:spacing w:after="0"/>
               <w:rPr>
                 <w:rFonts w:eastAsiaTheme="minorEastAsia"/>
               </w:rPr>
@@ -4191,6 +4025,7 @@
           </w:tcPr>
           <w:p>
             <w:pPr>
+              <w:spacing w:after="0"/>
               <w:rPr>
                 <w:rFonts w:eastAsiaTheme="minorEastAsia"/>
               </w:rPr>
@@ -4209,55 +4044,9 @@
       </w:pPr>
       <w:r>
         <w:rPr>
-          <w:rFonts w:eastAsiaTheme="minorEastAsia" w:hint="eastAsia"/>
+          <w:rFonts w:hint="eastAsia" w:eastAsiaTheme="minorEastAsia"/>
         </w:rPr>
-        <w:t>编制人：</w:t>
-      </w:r>
-      <w:r>
-        <w:rPr>
-          <w:rFonts w:eastAsiaTheme="minorEastAsia" w:hint="eastAsia"/>
-        </w:rPr>
-        <w:t xml:space="preserve"> {{</w:t>
-      </w:r>
-      <w:proofErr w:type="spellStart"/>
-      <w:r>
-        <w:rPr>
-          <w:rFonts w:eastAsiaTheme="minorEastAsia" w:hint="eastAsia"/>
-        </w:rPr>
-        <w:t>bianZhiRen</w:t>
-      </w:r>
-      <w:proofErr w:type="spellEnd"/>
-      <w:r>
-        <w:rPr>
-          <w:rFonts w:eastAsiaTheme="minorEastAsia" w:hint="eastAsia"/>
-        </w:rPr>
-        <w:t xml:space="preserve">}}  </w:t>
-      </w:r>
-      <w:r>
-        <w:rPr>
-          <w:rFonts w:eastAsiaTheme="minorEastAsia" w:hint="eastAsia"/>
-        </w:rPr>
-        <w:t>发起日期：</w:t>
-      </w:r>
-      <w:r>
-        <w:rPr>
-          <w:rFonts w:eastAsiaTheme="minorEastAsia" w:hint="eastAsia"/>
-        </w:rPr>
-        <w:t xml:space="preserve"> {{</w:t>
-      </w:r>
-      <w:proofErr w:type="spellStart"/>
-      <w:r>
-        <w:rPr>
-          <w:rFonts w:eastAsiaTheme="minorEastAsia" w:hint="eastAsia"/>
-        </w:rPr>
-        <w:t>faQiRiQi</w:t>
-      </w:r>
-      <w:proofErr w:type="spellEnd"/>
-      <w:r>
-        <w:rPr>
-          <w:rFonts w:eastAsiaTheme="minorEastAsia" w:hint="eastAsia"/>
-        </w:rPr>
-        <w:t xml:space="preserve">}} </w:t>
+        <w:t xml:space="preserve">编制人： {{bianZhiRen}}  发起日期： {{faQiRiQi}} </w:t>
       </w:r>
     </w:p>
     <w:p>
@@ -4268,37 +4057,37 @@
       </w:pPr>
     </w:p>
     <w:sectPr>
-      <w:headerReference w:type="even" r:id="rId6"/>
-      <w:headerReference w:type="default" r:id="rId7"/>
-      <w:footerReference w:type="even" r:id="rId8"/>
-      <w:footerReference w:type="default" r:id="rId9"/>
-      <w:headerReference w:type="first" r:id="rId10"/>
-      <w:footerReference w:type="first" r:id="rId11"/>
+      <w:headerReference r:id="rId7" w:type="first"/>
+      <w:footerReference r:id="rId10" w:type="first"/>
+      <w:headerReference r:id="rId5" w:type="default"/>
+      <w:footerReference r:id="rId8" w:type="default"/>
+      <w:headerReference r:id="rId6" w:type="even"/>
+      <w:footerReference r:id="rId9" w:type="even"/>
       <w:pgSz w:w="11906" w:h="16838"/>
       <w:pgMar w:top="873" w:right="1077" w:bottom="1440" w:left="1077" w:header="113" w:footer="0" w:gutter="0"/>
-      <w:cols w:space="425"/>
-      <w:docGrid w:type="lines" w:linePitch="312"/>
+      <w:cols w:space="425" w:num="1"/>
+      <w:docGrid w:type="lines" w:linePitch="312" w:charSpace="0"/>
     </w:sectPr>
   </w:body>
 </w:document>
 </file>
 
 <file path=word/endnotes.xml><?xml version="1.0" encoding="utf-8"?>
-<w:endnotes xmlns:wpc="http://schemas.microsoft.com/office/word/2010/wordprocessingCanvas" xmlns:cx="http://schemas.microsoft.com/office/drawing/2014/chartex" xmlns:cx1="http://schemas.microsoft.com/office/drawing/2015/9/8/chartex" xmlns:cx2="http://schemas.microsoft.com/office/drawing/2015/10/21/chartex" xmlns:cx3="http://schemas.microsoft.com/office/drawing/2016/5/9/chartex" xmlns:cx4="http://schemas.microsoft.com/office/drawing/2016/5/10/chartex" xmlns:cx5="http://schemas.microsoft.com/office/drawing/2016/5/11/chartex" xmlns:cx6="http://schemas.microsoft.com/office/drawing/2016/5/12/chartex" xmlns:cx7="http://schemas.microsoft.com/office/drawing/2016/5/13/chartex" xmlns:cx8="http://schemas.microsoft.com/office/drawing/2016/5/14/chartex" xmlns:mc="http://schemas.openxmlformats.org/markup-compatibility/2006" xmlns:aink="http://schemas.microsoft.com/office/drawing/2016/ink" xmlns:am3d="http://schemas.microsoft.com/office/drawing/2017/model3d" xmlns:o="urn:schemas-microsoft-com:office:office" xmlns:oel="http://schemas.microsoft.com/office/2019/extlst" xmlns:r="http://schemas.openxmlformats.org/officeDocument/2006/relationships" xmlns:m="http://schemas.openxmlformats.org/officeDocument/2006/math" xmlns:v="urn:schemas-microsoft-com:vml" xmlns:wp14="http://schemas.microsoft.com/office/word/2010/wordprocessingDrawing" xmlns:wp="http://schemas.openxmlformats.org/drawingml/2006/wordprocessingDrawing" xmlns:w10="urn:schemas-microsoft-com:office:word" xmlns:w="http://schemas.openxmlformats.org/wordprocessingml/2006/main" xmlns:w14="http://schemas.microsoft.com/office/word/2010/wordml" xmlns:w15="http://schemas.microsoft.com/office/word/2012/wordml" xmlns:w16cex="http://schemas.microsoft.com/office/word/2018/wordml/cex" xmlns:w16cid="http://schemas.microsoft.com/office/word/2016/wordml/cid" xmlns:w16="http://schemas.microsoft.com/office/word/2018/wordml" xmlns:w16du="http://schemas.microsoft.com/office/word/2023/wordml/word16du" xmlns:w16sdtdh="http://schemas.microsoft.com/office/word/2020/wordml/sdtdatahash" xmlns:w16sdtfl="http://schemas.microsoft.com/office/word/2024/wordml/sdtformatlock" xmlns:w16se="http://schemas.microsoft.com/office/word/2015/wordml/symex" xmlns:wpg="http://schemas.microsoft.com/office/word/2010/wordprocessingGroup" xmlns:wpi="http://schemas.microsoft.com/office/word/2010/wordprocessingInk" xmlns:wne="http://schemas.microsoft.com/office/word/2006/wordml" xmlns:wps="http://schemas.microsoft.com/office/word/2010/wordprocessingShape" mc:Ignorable="w14 w15 w16se w16cid w16 w16cex w16sdtdh w16sdtfl w16du wp14">
-  <w:endnote w:type="separator" w:id="-1">
+<w:endnotes xmlns:wpc="http://schemas.microsoft.com/office/word/2010/wordprocessingCanvas" xmlns:mc="http://schemas.openxmlformats.org/markup-compatibility/2006" xmlns:o="urn:schemas-microsoft-com:office:office" xmlns:r="http://schemas.openxmlformats.org/officeDocument/2006/relationships" xmlns:m="http://schemas.openxmlformats.org/officeDocument/2006/math" xmlns:v="urn:schemas-microsoft-com:vml" xmlns:wp14="http://schemas.microsoft.com/office/word/2010/wordprocessingDrawing" xmlns:wp="http://schemas.openxmlformats.org/drawingml/2006/wordprocessingDrawing" xmlns:w="http://schemas.openxmlformats.org/wordprocessingml/2006/main" xmlns:w14="http://schemas.microsoft.com/office/word/2010/wordml" xmlns:w15="http://schemas.microsoft.com/office/word/2012/wordml" xmlns:w10="urn:schemas-microsoft-com:office:word" xmlns:wpg="http://schemas.microsoft.com/office/word/2010/wordprocessingGroup" xmlns:wpi="http://schemas.microsoft.com/office/word/2010/wordprocessingInk" xmlns:wne="http://schemas.microsoft.com/office/word/2006/wordml" xmlns:wps="http://schemas.microsoft.com/office/word/2010/wordprocessingShape" xmlns:wpsCustomData="http://www.wps.cn/officeDocument/2013/wpsCustomData" mc:Ignorable="w14 w15 wp14">
+  <w:endnote w:type="separator" w:id="0">
     <w:p>
       <w:pPr>
-        <w:spacing w:after="0" w:line="240" w:lineRule="auto"/>
+        <w:spacing w:line="240" w:lineRule="auto"/>
       </w:pPr>
       <w:r>
         <w:separator/>
       </w:r>
     </w:p>
   </w:endnote>
-  <w:endnote w:type="continuationSeparator" w:id="0">
+  <w:endnote w:type="continuationSeparator" w:id="1">
     <w:p>
       <w:pPr>
-        <w:spacing w:after="0" w:line="240" w:lineRule="auto"/>
+        <w:spacing w:line="240" w:lineRule="auto"/>
       </w:pPr>
       <w:r>
         <w:continuationSeparator/>
@@ -4309,51 +4098,51 @@
 </file>
 
 <file path=word/footer1.xml><?xml version="1.0" encoding="utf-8"?>
-<w:ftr xmlns:wpc="http://schemas.microsoft.com/office/word/2010/wordprocessingCanvas" xmlns:cx="http://schemas.microsoft.com/office/drawing/2014/chartex" xmlns:cx1="http://schemas.microsoft.com/office/drawing/2015/9/8/chartex" xmlns:cx2="http://schemas.microsoft.com/office/drawing/2015/10/21/chartex" xmlns:cx3="http://schemas.microsoft.com/office/drawing/2016/5/9/chartex" xmlns:cx4="http://schemas.microsoft.com/office/drawing/2016/5/10/chartex" xmlns:cx5="http://schemas.microsoft.com/office/drawing/2016/5/11/chartex" xmlns:cx6="http://schemas.microsoft.com/office/drawing/2016/5/12/chartex" xmlns:cx7="http://schemas.microsoft.com/office/drawing/2016/5/13/chartex" xmlns:cx8="http://schemas.microsoft.com/office/drawing/2016/5/14/chartex" xmlns:mc="http://schemas.openxmlformats.org/markup-compatibility/2006" xmlns:aink="http://schemas.microsoft.com/office/drawing/2016/ink" xmlns:am3d="http://schemas.microsoft.com/office/drawing/2017/model3d" xmlns:o="urn:schemas-microsoft-com:office:office" xmlns:oel="http://schemas.microsoft.com/office/2019/extlst" xmlns:r="http://schemas.openxmlformats.org/officeDocument/2006/relationships" xmlns:m="http://schemas.openxmlformats.org/officeDocument/2006/math" xmlns:v="urn:schemas-microsoft-com:vml" xmlns:wp14="http://schemas.microsoft.com/office/word/2010/wordprocessingDrawing" xmlns:wp="http://schemas.openxmlformats.org/drawingml/2006/wordprocessingDrawing" xmlns:w10="urn:schemas-microsoft-com:office:word" xmlns:w="http://schemas.openxmlformats.org/wordprocessingml/2006/main" xmlns:w14="http://schemas.microsoft.com/office/word/2010/wordml" xmlns:w15="http://schemas.microsoft.com/office/word/2012/wordml" xmlns:w16cex="http://schemas.microsoft.com/office/word/2018/wordml/cex" xmlns:w16cid="http://schemas.microsoft.com/office/word/2016/wordml/cid" xmlns:w16="http://schemas.microsoft.com/office/word/2018/wordml" xmlns:w16du="http://schemas.microsoft.com/office/word/2023/wordml/word16du" xmlns:w16sdtdh="http://schemas.microsoft.com/office/word/2020/wordml/sdtdatahash" xmlns:w16sdtfl="http://schemas.microsoft.com/office/word/2024/wordml/sdtformatlock" xmlns:w16se="http://schemas.microsoft.com/office/word/2015/wordml/symex" xmlns:wpg="http://schemas.microsoft.com/office/word/2010/wordprocessingGroup" xmlns:wpi="http://schemas.microsoft.com/office/word/2010/wordprocessingInk" xmlns:wne="http://schemas.microsoft.com/office/word/2006/wordml" xmlns:wps="http://schemas.microsoft.com/office/word/2010/wordprocessingShape" mc:Ignorable="w14 w15 w16se w16cid w16 w16cex w16sdtdh w16sdtfl w16du wp14">
+<w:ftr xmlns:wpc="http://schemas.microsoft.com/office/word/2010/wordprocessingCanvas" xmlns:mc="http://schemas.openxmlformats.org/markup-compatibility/2006" xmlns:o="urn:schemas-microsoft-com:office:office" xmlns:r="http://schemas.openxmlformats.org/officeDocument/2006/relationships" xmlns:m="http://schemas.openxmlformats.org/officeDocument/2006/math" xmlns:v="urn:schemas-microsoft-com:vml" xmlns:wp14="http://schemas.microsoft.com/office/word/2010/wordprocessingDrawing" xmlns:wp="http://schemas.openxmlformats.org/drawingml/2006/wordprocessingDrawing" xmlns:w10="urn:schemas-microsoft-com:office:word" xmlns:w="http://schemas.openxmlformats.org/wordprocessingml/2006/main" xmlns:w14="http://schemas.microsoft.com/office/word/2010/wordml" xmlns:w15="http://schemas.microsoft.com/office/word/2012/wordml" xmlns:wpg="http://schemas.microsoft.com/office/word/2010/wordprocessingGroup" xmlns:wpi="http://schemas.microsoft.com/office/word/2010/wordprocessingInk" xmlns:wne="http://schemas.microsoft.com/office/word/2006/wordml" xmlns:wps="http://schemas.microsoft.com/office/word/2010/wordprocessingShape" xmlns:wpsCustomData="http://www.wps.cn/officeDocument/2013/wpsCustomData" mc:Ignorable="w14 w15 wp14">
   <w:p>
     <w:pPr>
-      <w:pStyle w:val="af0"/>
+      <w:pStyle w:val="11"/>
     </w:pPr>
   </w:p>
 </w:ftr>
 </file>
 
 <file path=word/footer2.xml><?xml version="1.0" encoding="utf-8"?>
-<w:ftr xmlns:wpc="http://schemas.microsoft.com/office/word/2010/wordprocessingCanvas" xmlns:cx="http://schemas.microsoft.com/office/drawing/2014/chartex" xmlns:cx1="http://schemas.microsoft.com/office/drawing/2015/9/8/chartex" xmlns:cx2="http://schemas.microsoft.com/office/drawing/2015/10/21/chartex" xmlns:cx3="http://schemas.microsoft.com/office/drawing/2016/5/9/chartex" xmlns:cx4="http://schemas.microsoft.com/office/drawing/2016/5/10/chartex" xmlns:cx5="http://schemas.microsoft.com/office/drawing/2016/5/11/chartex" xmlns:cx6="http://schemas.microsoft.com/office/drawing/2016/5/12/chartex" xmlns:cx7="http://schemas.microsoft.com/office/drawing/2016/5/13/chartex" xmlns:cx8="http://schemas.microsoft.com/office/drawing/2016/5/14/chartex" xmlns:mc="http://schemas.openxmlformats.org/markup-compatibility/2006" xmlns:aink="http://schemas.microsoft.com/office/drawing/2016/ink" xmlns:am3d="http://schemas.microsoft.com/office/drawing/2017/model3d" xmlns:o="urn:schemas-microsoft-com:office:office" xmlns:oel="http://schemas.microsoft.com/office/2019/extlst" xmlns:r="http://schemas.openxmlformats.org/officeDocument/2006/relationships" xmlns:m="http://schemas.openxmlformats.org/officeDocument/2006/math" xmlns:v="urn:schemas-microsoft-com:vml" xmlns:wp14="http://schemas.microsoft.com/office/word/2010/wordprocessingDrawing" xmlns:wp="http://schemas.openxmlformats.org/drawingml/2006/wordprocessingDrawing" xmlns:w10="urn:schemas-microsoft-com:office:word" xmlns:w="http://schemas.openxmlformats.org/wordprocessingml/2006/main" xmlns:w14="http://schemas.microsoft.com/office/word/2010/wordml" xmlns:w15="http://schemas.microsoft.com/office/word/2012/wordml" xmlns:w16cex="http://schemas.microsoft.com/office/word/2018/wordml/cex" xmlns:w16cid="http://schemas.microsoft.com/office/word/2016/wordml/cid" xmlns:w16="http://schemas.microsoft.com/office/word/2018/wordml" xmlns:w16du="http://schemas.microsoft.com/office/word/2023/wordml/word16du" xmlns:w16sdtdh="http://schemas.microsoft.com/office/word/2020/wordml/sdtdatahash" xmlns:w16sdtfl="http://schemas.microsoft.com/office/word/2024/wordml/sdtformatlock" xmlns:w16se="http://schemas.microsoft.com/office/word/2015/wordml/symex" xmlns:wpg="http://schemas.microsoft.com/office/word/2010/wordprocessingGroup" xmlns:wpi="http://schemas.microsoft.com/office/word/2010/wordprocessingInk" xmlns:wne="http://schemas.microsoft.com/office/word/2006/wordml" xmlns:wps="http://schemas.microsoft.com/office/word/2010/wordprocessingShape" mc:Ignorable="w14 w15 w16se w16cid w16 w16cex w16sdtdh w16sdtfl w16du wp14">
+<w:ftr xmlns:wpc="http://schemas.microsoft.com/office/word/2010/wordprocessingCanvas" xmlns:mc="http://schemas.openxmlformats.org/markup-compatibility/2006" xmlns:o="urn:schemas-microsoft-com:office:office" xmlns:r="http://schemas.openxmlformats.org/officeDocument/2006/relationships" xmlns:m="http://schemas.openxmlformats.org/officeDocument/2006/math" xmlns:v="urn:schemas-microsoft-com:vml" xmlns:wp14="http://schemas.microsoft.com/office/word/2010/wordprocessingDrawing" xmlns:wp="http://schemas.openxmlformats.org/drawingml/2006/wordprocessingDrawing" xmlns:w10="urn:schemas-microsoft-com:office:word" xmlns:w="http://schemas.openxmlformats.org/wordprocessingml/2006/main" xmlns:w14="http://schemas.microsoft.com/office/word/2010/wordml" xmlns:w15="http://schemas.microsoft.com/office/word/2012/wordml" xmlns:wpg="http://schemas.microsoft.com/office/word/2010/wordprocessingGroup" xmlns:wpi="http://schemas.microsoft.com/office/word/2010/wordprocessingInk" xmlns:wne="http://schemas.microsoft.com/office/word/2006/wordml" xmlns:wps="http://schemas.microsoft.com/office/word/2010/wordprocessingShape" xmlns:wpsCustomData="http://www.wps.cn/officeDocument/2013/wpsCustomData" mc:Ignorable="w14 w15 wp14">
   <w:p>
     <w:pPr>
-      <w:pStyle w:val="af0"/>
+      <w:pStyle w:val="11"/>
     </w:pPr>
   </w:p>
 </w:ftr>
 </file>
 
 <file path=word/footer3.xml><?xml version="1.0" encoding="utf-8"?>
-<w:ftr xmlns:wpc="http://schemas.microsoft.com/office/word/2010/wordprocessingCanvas" xmlns:cx="http://schemas.microsoft.com/office/drawing/2014/chartex" xmlns:cx1="http://schemas.microsoft.com/office/drawing/2015/9/8/chartex" xmlns:cx2="http://schemas.microsoft.com/office/drawing/2015/10/21/chartex" xmlns:cx3="http://schemas.microsoft.com/office/drawing/2016/5/9/chartex" xmlns:cx4="http://schemas.microsoft.com/office/drawing/2016/5/10/chartex" xmlns:cx5="http://schemas.microsoft.com/office/drawing/2016/5/11/chartex" xmlns:cx6="http://schemas.microsoft.com/office/drawing/2016/5/12/chartex" xmlns:cx7="http://schemas.microsoft.com/office/drawing/2016/5/13/chartex" xmlns:cx8="http://schemas.microsoft.com/office/drawing/2016/5/14/chartex" xmlns:mc="http://schemas.openxmlformats.org/markup-compatibility/2006" xmlns:aink="http://schemas.microsoft.com/office/drawing/2016/ink" xmlns:am3d="http://schemas.microsoft.com/office/drawing/2017/model3d" xmlns:o="urn:schemas-microsoft-com:office:office" xmlns:oel="http://schemas.microsoft.com/office/2019/extlst" xmlns:r="http://schemas.openxmlformats.org/officeDocument/2006/relationships" xmlns:m="http://schemas.openxmlformats.org/officeDocument/2006/math" xmlns:v="urn:schemas-microsoft-com:vml" xmlns:wp14="http://schemas.microsoft.com/office/word/2010/wordprocessingDrawing" xmlns:wp="http://schemas.openxmlformats.org/drawingml/2006/wordprocessingDrawing" xmlns:w10="urn:schemas-microsoft-com:office:word" xmlns:w="http://schemas.openxmlformats.org/wordprocessingml/2006/main" xmlns:w14="http://schemas.microsoft.com/office/word/2010/wordml" xmlns:w15="http://schemas.microsoft.com/office/word/2012/wordml" xmlns:w16cex="http://schemas.microsoft.com/office/word/2018/wordml/cex" xmlns:w16cid="http://schemas.microsoft.com/office/word/2016/wordml/cid" xmlns:w16="http://schemas.microsoft.com/office/word/2018/wordml" xmlns:w16du="http://schemas.microsoft.com/office/word/2023/wordml/word16du" xmlns:w16sdtdh="http://schemas.microsoft.com/office/word/2020/wordml/sdtdatahash" xmlns:w16sdtfl="http://schemas.microsoft.com/office/word/2024/wordml/sdtformatlock" xmlns:w16se="http://schemas.microsoft.com/office/word/2015/wordml/symex" xmlns:wpg="http://schemas.microsoft.com/office/word/2010/wordprocessingGroup" xmlns:wpi="http://schemas.microsoft.com/office/word/2010/wordprocessingInk" xmlns:wne="http://schemas.microsoft.com/office/word/2006/wordml" xmlns:wps="http://schemas.microsoft.com/office/word/2010/wordprocessingShape" mc:Ignorable="w14 w15 w16se w16cid w16 w16cex w16sdtdh w16sdtfl w16du wp14">
+<w:ftr xmlns:wpc="http://schemas.microsoft.com/office/word/2010/wordprocessingCanvas" xmlns:mc="http://schemas.openxmlformats.org/markup-compatibility/2006" xmlns:o="urn:schemas-microsoft-com:office:office" xmlns:r="http://schemas.openxmlformats.org/officeDocument/2006/relationships" xmlns:m="http://schemas.openxmlformats.org/officeDocument/2006/math" xmlns:v="urn:schemas-microsoft-com:vml" xmlns:wp14="http://schemas.microsoft.com/office/word/2010/wordprocessingDrawing" xmlns:wp="http://schemas.openxmlformats.org/drawingml/2006/wordprocessingDrawing" xmlns:w10="urn:schemas-microsoft-com:office:word" xmlns:w="http://schemas.openxmlformats.org/wordprocessingml/2006/main" xmlns:w14="http://schemas.microsoft.com/office/word/2010/wordml" xmlns:w15="http://schemas.microsoft.com/office/word/2012/wordml" xmlns:wpg="http://schemas.microsoft.com/office/word/2010/wordprocessingGroup" xmlns:wpi="http://schemas.microsoft.com/office/word/2010/wordprocessingInk" xmlns:wne="http://schemas.microsoft.com/office/word/2006/wordml" xmlns:wps="http://schemas.microsoft.com/office/word/2010/wordprocessingShape" xmlns:wpsCustomData="http://www.wps.cn/officeDocument/2013/wpsCustomData" mc:Ignorable="w14 w15 wp14">
   <w:p>
     <w:pPr>
-      <w:pStyle w:val="af0"/>
+      <w:pStyle w:val="11"/>
     </w:pPr>
   </w:p>
 </w:ftr>
 </file>
 
 <file path=word/footnotes.xml><?xml version="1.0" encoding="utf-8"?>
-<w:footnotes xmlns:wpc="http://schemas.microsoft.com/office/word/2010/wordprocessingCanvas" xmlns:cx="http://schemas.microsoft.com/office/drawing/2014/chartex" xmlns:cx1="http://schemas.microsoft.com/office/drawing/2015/9/8/chartex" xmlns:cx2="http://schemas.microsoft.com/office/drawing/2015/10/21/chartex" xmlns:cx3="http://schemas.microsoft.com/office/drawing/2016/5/9/chartex" xmlns:cx4="http://schemas.microsoft.com/office/drawing/2016/5/10/chartex" xmlns:cx5="http://schemas.microsoft.com/office/drawing/2016/5/11/chartex" xmlns:cx6="http://schemas.microsoft.com/office/drawing/2016/5/12/chartex" xmlns:cx7="http://schemas.microsoft.com/office/drawing/2016/5/13/chartex" xmlns:cx8="http://schemas.microsoft.com/office/drawing/2016/5/14/chartex" xmlns:mc="http://schemas.openxmlformats.org/markup-compatibility/2006" xmlns:aink="http://schemas.microsoft.com/office/drawing/2016/ink" xmlns:am3d="http://schemas.microsoft.com/office/drawing/2017/model3d" xmlns:o="urn:schemas-microsoft-com:office:office" xmlns:oel="http://schemas.microsoft.com/office/2019/extlst" xmlns:r="http://schemas.openxmlformats.org/officeDocument/2006/relationships" xmlns:m="http://schemas.openxmlformats.org/officeDocument/2006/math" xmlns:v="urn:schemas-microsoft-com:vml" xmlns:wp14="http://schemas.microsoft.com/office/word/2010/wordprocessingDrawing" xmlns:wp="http://schemas.openxmlformats.org/drawingml/2006/wordprocessingDrawing" xmlns:w10="urn:schemas-microsoft-com:office:word" xmlns:w="http://schemas.openxmlformats.org/wordprocessingml/2006/main" xmlns:w14="http://schemas.microsoft.com/office/word/2010/wordml" xmlns:w15="http://schemas.microsoft.com/office/word/2012/wordml" xmlns:w16cex="http://schemas.microsoft.com/office/word/2018/wordml/cex" xmlns:w16cid="http://schemas.microsoft.com/office/word/2016/wordml/cid" xmlns:w16="http://schemas.microsoft.com/office/word/2018/wordml" xmlns:w16du="http://schemas.microsoft.com/office/word/2023/wordml/word16du" xmlns:w16sdtdh="http://schemas.microsoft.com/office/word/2020/wordml/sdtdatahash" xmlns:w16sdtfl="http://schemas.microsoft.com/office/word/2024/wordml/sdtformatlock" xmlns:w16se="http://schemas.microsoft.com/office/word/2015/wordml/symex" xmlns:wpg="http://schemas.microsoft.com/office/word/2010/wordprocessingGroup" xmlns:wpi="http://schemas.microsoft.com/office/word/2010/wordprocessingInk" xmlns:wne="http://schemas.microsoft.com/office/word/2006/wordml" xmlns:wps="http://schemas.microsoft.com/office/word/2010/wordprocessingShape" mc:Ignorable="w14 w15 w16se w16cid w16 w16cex w16sdtdh w16sdtfl w16du wp14">
-  <w:footnote w:type="separator" w:id="-1">
+<w:footnotes xmlns:wpc="http://schemas.microsoft.com/office/word/2010/wordprocessingCanvas" xmlns:mc="http://schemas.openxmlformats.org/markup-compatibility/2006" xmlns:o="urn:schemas-microsoft-com:office:office" xmlns:r="http://schemas.openxmlformats.org/officeDocument/2006/relationships" xmlns:m="http://schemas.openxmlformats.org/officeDocument/2006/math" xmlns:v="urn:schemas-microsoft-com:vml" xmlns:wp14="http://schemas.microsoft.com/office/word/2010/wordprocessingDrawing" xmlns:wp="http://schemas.openxmlformats.org/drawingml/2006/wordprocessingDrawing" xmlns:w="http://schemas.openxmlformats.org/wordprocessingml/2006/main" xmlns:w14="http://schemas.microsoft.com/office/word/2010/wordml" xmlns:w15="http://schemas.microsoft.com/office/word/2012/wordml" xmlns:w10="urn:schemas-microsoft-com:office:word" xmlns:wpg="http://schemas.microsoft.com/office/word/2010/wordprocessingGroup" xmlns:wpi="http://schemas.microsoft.com/office/word/2010/wordprocessingInk" xmlns:wne="http://schemas.microsoft.com/office/word/2006/wordml" xmlns:wps="http://schemas.microsoft.com/office/word/2010/wordprocessingShape" xmlns:wpsCustomData="http://www.wps.cn/officeDocument/2013/wpsCustomData" mc:Ignorable="w14 w15 wp14">
+  <w:footnote w:type="separator" w:id="0">
     <w:p>
       <w:pPr>
-        <w:spacing w:after="0" w:line="240" w:lineRule="auto"/>
+        <w:spacing w:before="0" w:after="0" w:line="259" w:lineRule="auto"/>
       </w:pPr>
       <w:r>
         <w:separator/>
       </w:r>
     </w:p>
   </w:footnote>
-  <w:footnote w:type="continuationSeparator" w:id="0">
+  <w:footnote w:type="continuationSeparator" w:id="1">
     <w:p>
       <w:pPr>
-        <w:spacing w:after="0" w:line="240" w:lineRule="auto"/>
+        <w:spacing w:before="0" w:after="0" w:line="259" w:lineRule="auto"/>
       </w:pPr>
       <w:r>
         <w:continuationSeparator/>
@@ -4364,452 +4153,322 @@
 </file>
 
 <file path=word/header1.xml><?xml version="1.0" encoding="utf-8"?>
-<w:hdr xmlns:wpc="http://schemas.microsoft.com/office/word/2010/wordprocessingCanvas" xmlns:cx="http://schemas.microsoft.com/office/drawing/2014/chartex" xmlns:cx1="http://schemas.microsoft.com/office/drawing/2015/9/8/chartex" xmlns:cx2="http://schemas.microsoft.com/office/drawing/2015/10/21/chartex" xmlns:cx3="http://schemas.microsoft.com/office/drawing/2016/5/9/chartex" xmlns:cx4="http://schemas.microsoft.com/office/drawing/2016/5/10/chartex" xmlns:cx5="http://schemas.microsoft.com/office/drawing/2016/5/11/chartex" xmlns:cx6="http://schemas.microsoft.com/office/drawing/2016/5/12/chartex" xmlns:cx7="http://schemas.microsoft.com/office/drawing/2016/5/13/chartex" xmlns:cx8="http://schemas.microsoft.com/office/drawing/2016/5/14/chartex" xmlns:mc="http://schemas.openxmlformats.org/markup-compatibility/2006" xmlns:aink="http://schemas.microsoft.com/office/drawing/2016/ink" xmlns:am3d="http://schemas.microsoft.com/office/drawing/2017/model3d" xmlns:o="urn:schemas-microsoft-com:office:office" xmlns:oel="http://schemas.microsoft.com/office/2019/extlst" xmlns:r="http://schemas.openxmlformats.org/officeDocument/2006/relationships" xmlns:m="http://schemas.openxmlformats.org/officeDocument/2006/math" xmlns:v="urn:schemas-microsoft-com:vml" xmlns:wp14="http://schemas.microsoft.com/office/word/2010/wordprocessingDrawing" xmlns:wp="http://schemas.openxmlformats.org/drawingml/2006/wordprocessingDrawing" xmlns:w10="urn:schemas-microsoft-com:office:word" xmlns:w="http://schemas.openxmlformats.org/wordprocessingml/2006/main" xmlns:w14="http://schemas.microsoft.com/office/word/2010/wordml" xmlns:w15="http://schemas.microsoft.com/office/word/2012/wordml" xmlns:w16cex="http://schemas.microsoft.com/office/word/2018/wordml/cex" xmlns:w16cid="http://schemas.microsoft.com/office/word/2016/wordml/cid" xmlns:w16="http://schemas.microsoft.com/office/word/2018/wordml" xmlns:w16du="http://schemas.microsoft.com/office/word/2023/wordml/word16du" xmlns:w16sdtdh="http://schemas.microsoft.com/office/word/2020/wordml/sdtdatahash" xmlns:w16sdtfl="http://schemas.microsoft.com/office/word/2024/wordml/sdtformatlock" xmlns:w16se="http://schemas.microsoft.com/office/word/2015/wordml/symex" xmlns:wpg="http://schemas.microsoft.com/office/word/2010/wordprocessingGroup" xmlns:wpi="http://schemas.microsoft.com/office/word/2010/wordprocessingInk" xmlns:wne="http://schemas.microsoft.com/office/word/2006/wordml" xmlns:wps="http://schemas.microsoft.com/office/word/2010/wordprocessingShape" mc:Ignorable="w14 w15 w16se w16cid w16 w16cex w16sdtdh w16sdtfl w16du wp14">
+<w:hdr xmlns:wpc="http://schemas.microsoft.com/office/word/2010/wordprocessingCanvas" xmlns:mc="http://schemas.openxmlformats.org/markup-compatibility/2006" xmlns:o="urn:schemas-microsoft-com:office:office" xmlns:r="http://schemas.openxmlformats.org/officeDocument/2006/relationships" xmlns:m="http://schemas.openxmlformats.org/officeDocument/2006/math" xmlns:v="urn:schemas-microsoft-com:vml" xmlns:wp14="http://schemas.microsoft.com/office/word/2010/wordprocessingDrawing" xmlns:wp="http://schemas.openxmlformats.org/drawingml/2006/wordprocessingDrawing" xmlns:w10="urn:schemas-microsoft-com:office:word" xmlns:w="http://schemas.openxmlformats.org/wordprocessingml/2006/main" xmlns:w14="http://schemas.microsoft.com/office/word/2010/wordml" xmlns:w15="http://schemas.microsoft.com/office/word/2012/wordml" xmlns:wpg="http://schemas.microsoft.com/office/word/2010/wordprocessingGroup" xmlns:wpi="http://schemas.microsoft.com/office/word/2010/wordprocessingInk" xmlns:wne="http://schemas.microsoft.com/office/word/2006/wordml" xmlns:wps="http://schemas.microsoft.com/office/word/2010/wordprocessingShape" xmlns:wpsCustomData="http://www.wps.cn/officeDocument/2013/wpsCustomData" mc:Ignorable="w14 w15 wp14">
   <w:p>
     <w:pPr>
-      <w:pStyle w:val="ae"/>
+      <w:pStyle w:val="12"/>
     </w:pPr>
   </w:p>
 </w:hdr>
 </file>
 
 <file path=word/header2.xml><?xml version="1.0" encoding="utf-8"?>
-<w:hdr xmlns:wpc="http://schemas.microsoft.com/office/word/2010/wordprocessingCanvas" xmlns:cx="http://schemas.microsoft.com/office/drawing/2014/chartex" xmlns:cx1="http://schemas.microsoft.com/office/drawing/2015/9/8/chartex" xmlns:cx2="http://schemas.microsoft.com/office/drawing/2015/10/21/chartex" xmlns:cx3="http://schemas.microsoft.com/office/drawing/2016/5/9/chartex" xmlns:cx4="http://schemas.microsoft.com/office/drawing/2016/5/10/chartex" xmlns:cx5="http://schemas.microsoft.com/office/drawing/2016/5/11/chartex" xmlns:cx6="http://schemas.microsoft.com/office/drawing/2016/5/12/chartex" xmlns:cx7="http://schemas.microsoft.com/office/drawing/2016/5/13/chartex" xmlns:cx8="http://schemas.microsoft.com/office/drawing/2016/5/14/chartex" xmlns:mc="http://schemas.openxmlformats.org/markup-compatibility/2006" xmlns:aink="http://schemas.microsoft.com/office/drawing/2016/ink" xmlns:am3d="http://schemas.microsoft.com/office/drawing/2017/model3d" xmlns:o="urn:schemas-microsoft-com:office:office" xmlns:oel="http://schemas.microsoft.com/office/2019/extlst" xmlns:r="http://schemas.openxmlformats.org/officeDocument/2006/relationships" xmlns:m="http://schemas.openxmlformats.org/officeDocument/2006/math" xmlns:v="urn:schemas-microsoft-com:vml" xmlns:wp14="http://schemas.microsoft.com/office/word/2010/wordprocessingDrawing" xmlns:wp="http://schemas.openxmlformats.org/drawingml/2006/wordprocessingDrawing" xmlns:w10="urn:schemas-microsoft-com:office:word" xmlns:w="http://schemas.openxmlformats.org/wordprocessingml/2006/main" xmlns:w14="http://schemas.microsoft.com/office/word/2010/wordml" xmlns:w15="http://schemas.microsoft.com/office/word/2012/wordml" xmlns:w16cex="http://schemas.microsoft.com/office/word/2018/wordml/cex" xmlns:w16cid="http://schemas.microsoft.com/office/word/2016/wordml/cid" xmlns:w16="http://schemas.microsoft.com/office/word/2018/wordml" xmlns:w16du="http://schemas.microsoft.com/office/word/2023/wordml/word16du" xmlns:w16sdtdh="http://schemas.microsoft.com/office/word/2020/wordml/sdtdatahash" xmlns:w16sdtfl="http://schemas.microsoft.com/office/word/2024/wordml/sdtformatlock" xmlns:w16se="http://schemas.microsoft.com/office/word/2015/wordml/symex" xmlns:wpg="http://schemas.microsoft.com/office/word/2010/wordprocessingGroup" xmlns:wpi="http://schemas.microsoft.com/office/word/2010/wordprocessingInk" xmlns:wne="http://schemas.microsoft.com/office/word/2006/wordml" xmlns:wps="http://schemas.microsoft.com/office/word/2010/wordprocessingShape" mc:Ignorable="w14 w15 w16se w16cid w16 w16cex w16sdtdh w16sdtfl w16du wp14">
+<w:hdr xmlns:wpc="http://schemas.microsoft.com/office/word/2010/wordprocessingCanvas" xmlns:mc="http://schemas.openxmlformats.org/markup-compatibility/2006" xmlns:o="urn:schemas-microsoft-com:office:office" xmlns:r="http://schemas.openxmlformats.org/officeDocument/2006/relationships" xmlns:m="http://schemas.openxmlformats.org/officeDocument/2006/math" xmlns:v="urn:schemas-microsoft-com:vml" xmlns:wp14="http://schemas.microsoft.com/office/word/2010/wordprocessingDrawing" xmlns:wp="http://schemas.openxmlformats.org/drawingml/2006/wordprocessingDrawing" xmlns:w10="urn:schemas-microsoft-com:office:word" xmlns:w="http://schemas.openxmlformats.org/wordprocessingml/2006/main" xmlns:w14="http://schemas.microsoft.com/office/word/2010/wordml" xmlns:w15="http://schemas.microsoft.com/office/word/2012/wordml" xmlns:wpg="http://schemas.microsoft.com/office/word/2010/wordprocessingGroup" xmlns:wpi="http://schemas.microsoft.com/office/word/2010/wordprocessingInk" xmlns:wne="http://schemas.microsoft.com/office/word/2006/wordml" xmlns:wps="http://schemas.microsoft.com/office/word/2010/wordprocessingShape" xmlns:wpsCustomData="http://www.wps.cn/officeDocument/2013/wpsCustomData" mc:Ignorable="w14 w15 wp14">
   <w:p>
     <w:pPr>
-      <w:pStyle w:val="ae"/>
+      <w:pStyle w:val="12"/>
     </w:pPr>
   </w:p>
 </w:hdr>
 </file>
 
 <file path=word/header3.xml><?xml version="1.0" encoding="utf-8"?>
-<w:hdr xmlns:wpc="http://schemas.microsoft.com/office/word/2010/wordprocessingCanvas" xmlns:cx="http://schemas.microsoft.com/office/drawing/2014/chartex" xmlns:cx1="http://schemas.microsoft.com/office/drawing/2015/9/8/chartex" xmlns:cx2="http://schemas.microsoft.com/office/drawing/2015/10/21/chartex" xmlns:cx3="http://schemas.microsoft.com/office/drawing/2016/5/9/chartex" xmlns:cx4="http://schemas.microsoft.com/office/drawing/2016/5/10/chartex" xmlns:cx5="http://schemas.microsoft.com/office/drawing/2016/5/11/chartex" xmlns:cx6="http://schemas.microsoft.com/office/drawing/2016/5/12/chartex" xmlns:cx7="http://schemas.microsoft.com/office/drawing/2016/5/13/chartex" xmlns:cx8="http://schemas.microsoft.com/office/drawing/2016/5/14/chartex" xmlns:mc="http://schemas.openxmlformats.org/markup-compatibility/2006" xmlns:aink="http://schemas.microsoft.com/office/drawing/2016/ink" xmlns:am3d="http://schemas.microsoft.com/office/drawing/2017/model3d" xmlns:o="urn:schemas-microsoft-com:office:office" xmlns:oel="http://schemas.microsoft.com/office/2019/extlst" xmlns:r="http://schemas.openxmlformats.org/officeDocument/2006/relationships" xmlns:m="http://schemas.openxmlformats.org/officeDocument/2006/math" xmlns:v="urn:schemas-microsoft-com:vml" xmlns:wp14="http://schemas.microsoft.com/office/word/2010/wordprocessingDrawing" xmlns:wp="http://schemas.openxmlformats.org/drawingml/2006/wordprocessingDrawing" xmlns:w10="urn:schemas-microsoft-com:office:word" xmlns:w="http://schemas.openxmlformats.org/wordprocessingml/2006/main" xmlns:w14="http://schemas.microsoft.com/office/word/2010/wordml" xmlns:w15="http://schemas.microsoft.com/office/word/2012/wordml" xmlns:w16cex="http://schemas.microsoft.com/office/word/2018/wordml/cex" xmlns:w16cid="http://schemas.microsoft.com/office/word/2016/wordml/cid" xmlns:w16="http://schemas.microsoft.com/office/word/2018/wordml" xmlns:w16du="http://schemas.microsoft.com/office/word/2023/wordml/word16du" xmlns:w16sdtdh="http://schemas.microsoft.com/office/word/2020/wordml/sdtdatahash" xmlns:w16sdtfl="http://schemas.microsoft.com/office/word/2024/wordml/sdtformatlock" xmlns:w16se="http://schemas.microsoft.com/office/word/2015/wordml/symex" xmlns:wpg="http://schemas.microsoft.com/office/word/2010/wordprocessingGroup" xmlns:wpi="http://schemas.microsoft.com/office/word/2010/wordprocessingInk" xmlns:wne="http://schemas.microsoft.com/office/word/2006/wordml" xmlns:wps="http://schemas.microsoft.com/office/word/2010/wordprocessingShape" mc:Ignorable="w14 w15 w16se w16cid w16 w16cex w16sdtdh w16sdtfl w16du wp14">
+<w:hdr xmlns:wpc="http://schemas.microsoft.com/office/word/2010/wordprocessingCanvas" xmlns:mc="http://schemas.openxmlformats.org/markup-compatibility/2006" xmlns:o="urn:schemas-microsoft-com:office:office" xmlns:r="http://schemas.openxmlformats.org/officeDocument/2006/relationships" xmlns:m="http://schemas.openxmlformats.org/officeDocument/2006/math" xmlns:v="urn:schemas-microsoft-com:vml" xmlns:wp14="http://schemas.microsoft.com/office/word/2010/wordprocessingDrawing" xmlns:wp="http://schemas.openxmlformats.org/drawingml/2006/wordprocessingDrawing" xmlns:w10="urn:schemas-microsoft-com:office:word" xmlns:w="http://schemas.openxmlformats.org/wordprocessingml/2006/main" xmlns:w14="http://schemas.microsoft.com/office/word/2010/wordml" xmlns:w15="http://schemas.microsoft.com/office/word/2012/wordml" xmlns:wpg="http://schemas.microsoft.com/office/word/2010/wordprocessingGroup" xmlns:wpi="http://schemas.microsoft.com/office/word/2010/wordprocessingInk" xmlns:wne="http://schemas.microsoft.com/office/word/2006/wordml" xmlns:wps="http://schemas.microsoft.com/office/word/2010/wordprocessingShape" xmlns:wpsCustomData="http://www.wps.cn/officeDocument/2013/wpsCustomData" mc:Ignorable="w14 w15 wp14">
   <w:p>
     <w:pPr>
-      <w:pStyle w:val="ae"/>
+      <w:pStyle w:val="12"/>
     </w:pPr>
   </w:p>
 </w:hdr>
 </file>
 
 <file path=word/styles.xml><?xml version="1.0" encoding="utf-8"?>
-<w:styles xmlns:mc="http://schemas.openxmlformats.org/markup-compatibility/2006" xmlns:r="http://schemas.openxmlformats.org/officeDocument/2006/relationships" xmlns:w="http://schemas.openxmlformats.org/wordprocessingml/2006/main" xmlns:w14="http://schemas.microsoft.com/office/word/2010/wordml" xmlns:w15="http://schemas.microsoft.com/office/word/2012/wordml" xmlns:w16cex="http://schemas.microsoft.com/office/word/2018/wordml/cex" xmlns:w16cid="http://schemas.microsoft.com/office/word/2016/wordml/cid" xmlns:w16="http://schemas.microsoft.com/office/word/2018/wordml" xmlns:w16du="http://schemas.microsoft.com/office/word/2023/wordml/word16du" xmlns:w16sdtdh="http://schemas.microsoft.com/office/word/2020/wordml/sdtdatahash" xmlns:w16sdtfl="http://schemas.microsoft.com/office/word/2024/wordml/sdtformatlock" xmlns:w16se="http://schemas.microsoft.com/office/word/2015/wordml/symex" mc:Ignorable="w14 w15 w16se w16cid w16 w16cex w16sdtdh w16sdtfl w16du">
+<w:styles xmlns:mc="http://schemas.openxmlformats.org/markup-compatibility/2006" xmlns:o="urn:schemas-microsoft-com:office:office" xmlns:r="http://schemas.openxmlformats.org/officeDocument/2006/relationships" xmlns:m="http://schemas.openxmlformats.org/officeDocument/2006/math" xmlns:v="urn:schemas-microsoft-com:vml" xmlns:w="http://schemas.openxmlformats.org/wordprocessingml/2006/main" xmlns:w14="http://schemas.microsoft.com/office/word/2010/wordml" xmlns:w10="urn:schemas-microsoft-com:office:word" xmlns:sl="http://schemas.openxmlformats.org/schemaLibrary/2006/main" xmlns:wpsCustomData="http://www.wps.cn/officeDocument/2013/wpsCustomData" mc:Ignorable="w14">
   <w:docDefaults>
     <w:rPrDefault>
       <w:rPr>
-        <w:rFonts w:asciiTheme="minorHAnsi" w:eastAsiaTheme="minorEastAsia" w:hAnsiTheme="minorHAnsi" w:cstheme="minorBidi"/>
-        <w:kern w:val="2"/>
-        <w:sz w:val="22"/>
-        <w:szCs w:val="24"/>
-        <w:lang w:val="en-US" w:eastAsia="zh-CN" w:bidi="ar-SA"/>
-        <w14:ligatures w14:val="standardContextual"/>
+        <w:rFonts w:asciiTheme="minorHAnsi" w:hAnsiTheme="minorHAnsi" w:eastAsiaTheme="minorEastAsia" w:cstheme="minorBidi"/>
       </w:rPr>
     </w:rPrDefault>
-    <w:pPrDefault>
-      <w:pPr>
-        <w:spacing w:after="160" w:line="278" w:lineRule="auto"/>
-      </w:pPr>
-    </w:pPrDefault>
+    <w:pPrDefault/>
   </w:docDefaults>
-  <w:latentStyles w:defLockedState="0" w:defUIPriority="99" w:defSemiHidden="0" w:defUnhideWhenUsed="0" w:defQFormat="0" w:count="376">
-    <w:lsdException w:name="Normal" w:uiPriority="0" w:qFormat="1"/>
-    <w:lsdException w:name="heading 1" w:uiPriority="9" w:qFormat="1"/>
-    <w:lsdException w:name="heading 2" w:semiHidden="1" w:uiPriority="9" w:unhideWhenUsed="1" w:qFormat="1"/>
-    <w:lsdException w:name="heading 3" w:semiHidden="1" w:uiPriority="9" w:unhideWhenUsed="1" w:qFormat="1"/>
-    <w:lsdException w:name="heading 4" w:semiHidden="1" w:uiPriority="9" w:unhideWhenUsed="1" w:qFormat="1"/>
-    <w:lsdException w:name="heading 5" w:semiHidden="1" w:uiPriority="9" w:unhideWhenUsed="1" w:qFormat="1"/>
-    <w:lsdException w:name="heading 6" w:semiHidden="1" w:uiPriority="9" w:unhideWhenUsed="1" w:qFormat="1"/>
-    <w:lsdException w:name="heading 7" w:semiHidden="1" w:uiPriority="9" w:unhideWhenUsed="1" w:qFormat="1"/>
-    <w:lsdException w:name="heading 8" w:semiHidden="1" w:uiPriority="9" w:unhideWhenUsed="1" w:qFormat="1"/>
-    <w:lsdException w:name="heading 9" w:semiHidden="1" w:uiPriority="9" w:unhideWhenUsed="1" w:qFormat="1"/>
-    <w:lsdException w:name="index 1" w:semiHidden="1" w:unhideWhenUsed="1"/>
-    <w:lsdException w:name="index 2" w:semiHidden="1" w:unhideWhenUsed="1"/>
-    <w:lsdException w:name="index 3" w:semiHidden="1" w:unhideWhenUsed="1"/>
-    <w:lsdException w:name="index 4" w:semiHidden="1" w:unhideWhenUsed="1"/>
-    <w:lsdException w:name="index 5" w:semiHidden="1" w:unhideWhenUsed="1"/>
-    <w:lsdException w:name="index 6" w:semiHidden="1" w:unhideWhenUsed="1"/>
-    <w:lsdException w:name="index 7" w:semiHidden="1" w:unhideWhenUsed="1"/>
-    <w:lsdException w:name="index 8" w:semiHidden="1" w:unhideWhenUsed="1"/>
-    <w:lsdException w:name="index 9" w:semiHidden="1" w:unhideWhenUsed="1"/>
-    <w:lsdException w:name="toc 1" w:semiHidden="1" w:uiPriority="39" w:unhideWhenUsed="1"/>
-    <w:lsdException w:name="toc 2" w:semiHidden="1" w:uiPriority="39" w:unhideWhenUsed="1"/>
-    <w:lsdException w:name="toc 3" w:semiHidden="1" w:uiPriority="39" w:unhideWhenUsed="1"/>
-    <w:lsdException w:name="toc 4" w:semiHidden="1" w:uiPriority="39" w:unhideWhenUsed="1"/>
-    <w:lsdException w:name="toc 5" w:semiHidden="1" w:uiPriority="39" w:unhideWhenUsed="1"/>
-    <w:lsdException w:name="toc 6" w:semiHidden="1" w:uiPriority="39" w:unhideWhenUsed="1"/>
-    <w:lsdException w:name="toc 7" w:semiHidden="1" w:uiPriority="39" w:unhideWhenUsed="1"/>
-    <w:lsdException w:name="toc 8" w:semiHidden="1" w:uiPriority="39" w:unhideWhenUsed="1"/>
-    <w:lsdException w:name="toc 9" w:semiHidden="1" w:uiPriority="39" w:unhideWhenUsed="1"/>
-    <w:lsdException w:name="Normal Indent" w:semiHidden="1" w:unhideWhenUsed="1"/>
-    <w:lsdException w:name="footnote text" w:semiHidden="1" w:unhideWhenUsed="1"/>
-    <w:lsdException w:name="annotation text" w:semiHidden="1" w:unhideWhenUsed="1"/>
-    <w:lsdException w:name="header" w:semiHidden="1" w:unhideWhenUsed="1"/>
-    <w:lsdException w:name="footer" w:semiHidden="1" w:unhideWhenUsed="1"/>
-    <w:lsdException w:name="index heading" w:semiHidden="1" w:unhideWhenUsed="1"/>
-    <w:lsdException w:name="caption" w:semiHidden="1" w:uiPriority="35" w:unhideWhenUsed="1" w:qFormat="1"/>
-    <w:lsdException w:name="table of figures" w:semiHidden="1" w:unhideWhenUsed="1"/>
-    <w:lsdException w:name="envelope address" w:semiHidden="1" w:unhideWhenUsed="1"/>
-    <w:lsdException w:name="envelope return" w:semiHidden="1" w:unhideWhenUsed="1"/>
-    <w:lsdException w:name="footnote reference" w:semiHidden="1" w:unhideWhenUsed="1"/>
-    <w:lsdException w:name="annotation reference" w:semiHidden="1" w:unhideWhenUsed="1"/>
-    <w:lsdException w:name="line number" w:semiHidden="1" w:unhideWhenUsed="1"/>
-    <w:lsdException w:name="page number" w:semiHidden="1" w:unhideWhenUsed="1"/>
-    <w:lsdException w:name="endnote reference" w:semiHidden="1" w:unhideWhenUsed="1"/>
-    <w:lsdException w:name="endnote text" w:semiHidden="1" w:unhideWhenUsed="1"/>
-    <w:lsdException w:name="table of authorities" w:semiHidden="1" w:unhideWhenUsed="1"/>
-    <w:lsdException w:name="macro" w:semiHidden="1" w:unhideWhenUsed="1"/>
-    <w:lsdException w:name="toa heading" w:semiHidden="1" w:unhideWhenUsed="1"/>
-    <w:lsdException w:name="List" w:semiHidden="1" w:unhideWhenUsed="1"/>
-    <w:lsdException w:name="List Bullet" w:semiHidden="1" w:unhideWhenUsed="1"/>
-    <w:lsdException w:name="List Number" w:semiHidden="1" w:unhideWhenUsed="1"/>
-    <w:lsdException w:name="List 2" w:semiHidden="1" w:unhideWhenUsed="1"/>
-    <w:lsdException w:name="List 3" w:semiHidden="1" w:unhideWhenUsed="1"/>
-    <w:lsdException w:name="List 4" w:semiHidden="1" w:unhideWhenUsed="1"/>
-    <w:lsdException w:name="List 5" w:semiHidden="1" w:unhideWhenUsed="1"/>
-    <w:lsdException w:name="List Bullet 2" w:semiHidden="1" w:unhideWhenUsed="1"/>
-    <w:lsdException w:name="List Bullet 3" w:semiHidden="1" w:unhideWhenUsed="1"/>
-    <w:lsdException w:name="List Bullet 4" w:semiHidden="1" w:unhideWhenUsed="1"/>
-    <w:lsdException w:name="List Bullet 5" w:semiHidden="1" w:unhideWhenUsed="1"/>
-    <w:lsdException w:name="List Number 2" w:semiHidden="1" w:unhideWhenUsed="1"/>
-    <w:lsdException w:name="List Number 3" w:semiHidden="1" w:unhideWhenUsed="1"/>
-    <w:lsdException w:name="List Number 4" w:semiHidden="1" w:unhideWhenUsed="1"/>
-    <w:lsdException w:name="List Number 5" w:semiHidden="1" w:unhideWhenUsed="1"/>
-    <w:lsdException w:name="Title" w:uiPriority="10" w:qFormat="1"/>
-    <w:lsdException w:name="Closing" w:semiHidden="1" w:unhideWhenUsed="1"/>
-    <w:lsdException w:name="Signature" w:semiHidden="1" w:unhideWhenUsed="1"/>
-    <w:lsdException w:name="Default Paragraph Font" w:semiHidden="1" w:uiPriority="1" w:unhideWhenUsed="1"/>
-    <w:lsdException w:name="Body Text" w:semiHidden="1" w:unhideWhenUsed="1"/>
-    <w:lsdException w:name="Body Text Indent" w:semiHidden="1" w:unhideWhenUsed="1"/>
-    <w:lsdException w:name="List Continue" w:semiHidden="1" w:unhideWhenUsed="1"/>
-    <w:lsdException w:name="List Continue 2" w:semiHidden="1" w:unhideWhenUsed="1"/>
-    <w:lsdException w:name="List Continue 3" w:semiHidden="1" w:unhideWhenUsed="1"/>
-    <w:lsdException w:name="List Continue 4" w:semiHidden="1" w:unhideWhenUsed="1"/>
-    <w:lsdException w:name="List Continue 5" w:semiHidden="1" w:unhideWhenUsed="1"/>
-    <w:lsdException w:name="Message Header" w:semiHidden="1" w:unhideWhenUsed="1"/>
-    <w:lsdException w:name="Subtitle" w:uiPriority="11" w:qFormat="1"/>
-    <w:lsdException w:name="Salutation" w:semiHidden="1" w:unhideWhenUsed="1"/>
-    <w:lsdException w:name="Date" w:semiHidden="1" w:unhideWhenUsed="1"/>
-    <w:lsdException w:name="Body Text First Indent" w:semiHidden="1" w:unhideWhenUsed="1"/>
-    <w:lsdException w:name="Body Text First Indent 2" w:semiHidden="1" w:unhideWhenUsed="1"/>
-    <w:lsdException w:name="Note Heading" w:semiHidden="1" w:unhideWhenUsed="1"/>
-    <w:lsdException w:name="Body Text 2" w:semiHidden="1" w:unhideWhenUsed="1"/>
-    <w:lsdException w:name="Body Text 3" w:semiHidden="1" w:unhideWhenUsed="1"/>
-    <w:lsdException w:name="Body Text Indent 2" w:semiHidden="1" w:unhideWhenUsed="1"/>
-    <w:lsdException w:name="Body Text Indent 3" w:semiHidden="1" w:unhideWhenUsed="1"/>
-    <w:lsdException w:name="Block Text" w:semiHidden="1" w:unhideWhenUsed="1"/>
-    <w:lsdException w:name="Hyperlink" w:semiHidden="1" w:unhideWhenUsed="1"/>
-    <w:lsdException w:name="FollowedHyperlink" w:semiHidden="1" w:unhideWhenUsed="1"/>
-    <w:lsdException w:name="Strong" w:uiPriority="22" w:qFormat="1"/>
-    <w:lsdException w:name="Emphasis" w:uiPriority="20" w:qFormat="1"/>
-    <w:lsdException w:name="Document Map" w:semiHidden="1" w:unhideWhenUsed="1"/>
-    <w:lsdException w:name="Plain Text" w:semiHidden="1" w:unhideWhenUsed="1"/>
-    <w:lsdException w:name="E-mail Signature" w:semiHidden="1" w:unhideWhenUsed="1"/>
-    <w:lsdException w:name="HTML Top of Form" w:semiHidden="1" w:unhideWhenUsed="1"/>
-    <w:lsdException w:name="HTML Bottom of Form" w:semiHidden="1" w:unhideWhenUsed="1"/>
-    <w:lsdException w:name="Normal (Web)" w:semiHidden="1" w:unhideWhenUsed="1"/>
-    <w:lsdException w:name="HTML Acronym" w:semiHidden="1" w:unhideWhenUsed="1"/>
-    <w:lsdException w:name="HTML Address" w:semiHidden="1" w:unhideWhenUsed="1"/>
-    <w:lsdException w:name="HTML Cite" w:semiHidden="1" w:unhideWhenUsed="1"/>
-    <w:lsdException w:name="HTML Code" w:semiHidden="1" w:unhideWhenUsed="1"/>
-    <w:lsdException w:name="HTML Definition" w:semiHidden="1" w:unhideWhenUsed="1"/>
-    <w:lsdException w:name="HTML Keyboard" w:semiHidden="1" w:unhideWhenUsed="1"/>
-    <w:lsdException w:name="HTML Preformatted" w:semiHidden="1" w:unhideWhenUsed="1"/>
-    <w:lsdException w:name="HTML Sample" w:semiHidden="1" w:unhideWhenUsed="1"/>
-    <w:lsdException w:name="HTML Typewriter" w:semiHidden="1" w:unhideWhenUsed="1"/>
-    <w:lsdException w:name="HTML Variable" w:semiHidden="1" w:unhideWhenUsed="1"/>
-    <w:lsdException w:name="Normal Table" w:semiHidden="1" w:unhideWhenUsed="1"/>
-    <w:lsdException w:name="annotation subject" w:semiHidden="1" w:unhideWhenUsed="1"/>
-    <w:lsdException w:name="No List" w:semiHidden="1" w:unhideWhenUsed="1"/>
-    <w:lsdException w:name="Outline List 1" w:semiHidden="1" w:unhideWhenUsed="1"/>
-    <w:lsdException w:name="Outline List 2" w:semiHidden="1" w:unhideWhenUsed="1"/>
-    <w:lsdException w:name="Outline List 3" w:semiHidden="1" w:unhideWhenUsed="1"/>
-    <w:lsdException w:name="Table Simple 1" w:semiHidden="1" w:unhideWhenUsed="1"/>
-    <w:lsdException w:name="Table Simple 2" w:semiHidden="1" w:unhideWhenUsed="1"/>
-    <w:lsdException w:name="Table Simple 3" w:semiHidden="1" w:unhideWhenUsed="1"/>
-    <w:lsdException w:name="Table Classic 1" w:semiHidden="1" w:unhideWhenUsed="1"/>
-    <w:lsdException w:name="Table Classic 2" w:semiHidden="1" w:unhideWhenUsed="1"/>
-    <w:lsdException w:name="Table Classic 3" w:semiHidden="1" w:unhideWhenUsed="1"/>
-    <w:lsdException w:name="Table Classic 4" w:semiHidden="1" w:unhideWhenUsed="1"/>
-    <w:lsdException w:name="Table Colorful 1" w:semiHidden="1" w:unhideWhenUsed="1"/>
-    <w:lsdException w:name="Table Colorful 2" w:semiHidden="1" w:unhideWhenUsed="1"/>
-    <w:lsdException w:name="Table Colorful 3" w:semiHidden="1" w:unhideWhenUsed="1"/>
-    <w:lsdException w:name="Table Columns 1" w:semiHidden="1" w:unhideWhenUsed="1"/>
-    <w:lsdException w:name="Table Columns 2" w:semiHidden="1" w:unhideWhenUsed="1"/>
-    <w:lsdException w:name="Table Columns 3" w:semiHidden="1" w:unhideWhenUsed="1"/>
-    <w:lsdException w:name="Table Columns 4" w:semiHidden="1" w:unhideWhenUsed="1"/>
-    <w:lsdException w:name="Table Columns 5" w:semiHidden="1" w:unhideWhenUsed="1"/>
-    <w:lsdException w:name="Table Grid 1" w:semiHidden="1" w:unhideWhenUsed="1"/>
-    <w:lsdException w:name="Table Grid 2" w:semiHidden="1" w:unhideWhenUsed="1"/>
-    <w:lsdException w:name="Table Grid 3" w:semiHidden="1" w:unhideWhenUsed="1"/>
-    <w:lsdException w:name="Table Grid 4" w:semiHidden="1" w:unhideWhenUsed="1"/>
-    <w:lsdException w:name="Table Grid 5" w:semiHidden="1" w:unhideWhenUsed="1"/>
-    <w:lsdException w:name="Table Grid 6" w:semiHidden="1" w:unhideWhenUsed="1"/>
-    <w:lsdException w:name="Table Grid 7" w:semiHidden="1" w:unhideWhenUsed="1"/>
-    <w:lsdException w:name="Table Grid 8" w:semiHidden="1" w:unhideWhenUsed="1"/>
-    <w:lsdException w:name="Table List 1" w:semiHidden="1" w:unhideWhenUsed="1"/>
-    <w:lsdException w:name="Table List 2" w:semiHidden="1" w:unhideWhenUsed="1"/>
-    <w:lsdException w:name="Table List 3" w:semiHidden="1" w:unhideWhenUsed="1"/>
-    <w:lsdException w:name="Table List 4" w:semiHidden="1" w:unhideWhenUsed="1"/>
-    <w:lsdException w:name="Table List 5" w:semiHidden="1" w:unhideWhenUsed="1"/>
-    <w:lsdException w:name="Table List 6" w:semiHidden="1" w:unhideWhenUsed="1"/>
-    <w:lsdException w:name="Table List 7" w:semiHidden="1" w:unhideWhenUsed="1"/>
-    <w:lsdException w:name="Table List 8" w:semiHidden="1" w:unhideWhenUsed="1"/>
-    <w:lsdException w:name="Table 3D effects 1" w:semiHidden="1" w:unhideWhenUsed="1"/>
-    <w:lsdException w:name="Table 3D effects 2" w:semiHidden="1" w:unhideWhenUsed="1"/>
-    <w:lsdException w:name="Table 3D effects 3" w:semiHidden="1" w:unhideWhenUsed="1"/>
-    <w:lsdException w:name="Table Contemporary" w:semiHidden="1" w:unhideWhenUsed="1"/>
-    <w:lsdException w:name="Table Elegant" w:semiHidden="1" w:unhideWhenUsed="1"/>
-    <w:lsdException w:name="Table Professional" w:semiHidden="1" w:unhideWhenUsed="1"/>
-    <w:lsdException w:name="Table Subtle 1" w:semiHidden="1" w:unhideWhenUsed="1"/>
-    <w:lsdException w:name="Table Subtle 2" w:semiHidden="1" w:unhideWhenUsed="1"/>
-    <w:lsdException w:name="Table Web 1" w:semiHidden="1" w:unhideWhenUsed="1"/>
-    <w:lsdException w:name="Table Web 2" w:semiHidden="1" w:unhideWhenUsed="1"/>
-    <w:lsdException w:name="Table Web 3" w:semiHidden="1" w:unhideWhenUsed="1"/>
-    <w:lsdException w:name="Balloon Text" w:semiHidden="1" w:unhideWhenUsed="1"/>
-    <w:lsdException w:name="Table Grid" w:uiPriority="39"/>
-    <w:lsdException w:name="Table Theme" w:semiHidden="1" w:unhideWhenUsed="1"/>
-    <w:lsdException w:name="Placeholder Text" w:semiHidden="1"/>
-    <w:lsdException w:name="No Spacing" w:uiPriority="1" w:qFormat="1"/>
-    <w:lsdException w:name="Light Shading" w:uiPriority="60"/>
-    <w:lsdException w:name="Light List" w:uiPriority="61"/>
-    <w:lsdException w:name="Light Grid" w:uiPriority="62"/>
-    <w:lsdException w:name="Medium Shading 1" w:uiPriority="63"/>
-    <w:lsdException w:name="Medium Shading 2" w:uiPriority="64"/>
-    <w:lsdException w:name="Medium List 1" w:uiPriority="65"/>
-    <w:lsdException w:name="Medium List 2" w:uiPriority="66"/>
-    <w:lsdException w:name="Medium Grid 1" w:uiPriority="67"/>
-    <w:lsdException w:name="Medium Grid 2" w:uiPriority="68"/>
-    <w:lsdException w:name="Medium Grid 3" w:uiPriority="69"/>
-    <w:lsdException w:name="Dark List" w:uiPriority="70"/>
-    <w:lsdException w:name="Colorful Shading" w:uiPriority="71"/>
-    <w:lsdException w:name="Colorful List" w:uiPriority="72"/>
-    <w:lsdException w:name="Colorful Grid" w:uiPriority="73"/>
-    <w:lsdException w:name="Light Shading Accent 1" w:uiPriority="60"/>
-    <w:lsdException w:name="Light List Accent 1" w:uiPriority="61"/>
-    <w:lsdException w:name="Light Grid Accent 1" w:uiPriority="62"/>
-    <w:lsdException w:name="Medium Shading 1 Accent 1" w:uiPriority="63"/>
-    <w:lsdException w:name="Medium Shading 2 Accent 1" w:uiPriority="64"/>
-    <w:lsdException w:name="Medium List 1 Accent 1" w:uiPriority="65"/>
-    <w:lsdException w:name="Revision" w:semiHidden="1"/>
-    <w:lsdException w:name="List Paragraph" w:uiPriority="34" w:qFormat="1"/>
-    <w:lsdException w:name="Quote" w:uiPriority="29" w:qFormat="1"/>
-    <w:lsdException w:name="Intense Quote" w:uiPriority="30" w:qFormat="1"/>
-    <w:lsdException w:name="Medium List 2 Accent 1" w:uiPriority="66"/>
-    <w:lsdException w:name="Medium Grid 1 Accent 1" w:uiPriority="67"/>
-    <w:lsdException w:name="Medium Grid 2 Accent 1" w:uiPriority="68"/>
-    <w:lsdException w:name="Medium Grid 3 Accent 1" w:uiPriority="69"/>
-    <w:lsdException w:name="Dark List Accent 1" w:uiPriority="70"/>
-    <w:lsdException w:name="Colorful Shading Accent 1" w:uiPriority="71"/>
-    <w:lsdException w:name="Colorful List Accent 1" w:uiPriority="72"/>
-    <w:lsdException w:name="Colorful Grid Accent 1" w:uiPriority="73"/>
-    <w:lsdException w:name="Light Shading Accent 2" w:uiPriority="60"/>
-    <w:lsdException w:name="Light List Accent 2" w:uiPriority="61"/>
-    <w:lsdException w:name="Light Grid Accent 2" w:uiPriority="62"/>
-    <w:lsdException w:name="Medium Shading 1 Accent 2" w:uiPriority="63"/>
-    <w:lsdException w:name="Medium Shading 2 Accent 2" w:uiPriority="64"/>
-    <w:lsdException w:name="Medium List 1 Accent 2" w:uiPriority="65"/>
-    <w:lsdException w:name="Medium List 2 Accent 2" w:uiPriority="66"/>
-    <w:lsdException w:name="Medium Grid 1 Accent 2" w:uiPriority="67"/>
-    <w:lsdException w:name="Medium Grid 2 Accent 2" w:uiPriority="68"/>
-    <w:lsdException w:name="Medium Grid 3 Accent 2" w:uiPriority="69"/>
-    <w:lsdException w:name="Dark List Accent 2" w:uiPriority="70"/>
-    <w:lsdException w:name="Colorful Shading Accent 2" w:uiPriority="71"/>
-    <w:lsdException w:name="Colorful List Accent 2" w:uiPriority="72"/>
-    <w:lsdException w:name="Colorful Grid Accent 2" w:uiPriority="73"/>
-    <w:lsdException w:name="Light Shading Accent 3" w:uiPriority="60"/>
-    <w:lsdException w:name="Light List Accent 3" w:uiPriority="61"/>
-    <w:lsdException w:name="Light Grid Accent 3" w:uiPriority="62"/>
-    <w:lsdException w:name="Medium Shading 1 Accent 3" w:uiPriority="63"/>
-    <w:lsdException w:name="Medium Shading 2 Accent 3" w:uiPriority="64"/>
-    <w:lsdException w:name="Medium List 1 Accent 3" w:uiPriority="65"/>
-    <w:lsdException w:name="Medium List 2 Accent 3" w:uiPriority="66"/>
-    <w:lsdException w:name="Medium Grid 1 Accent 3" w:uiPriority="67"/>
-    <w:lsdException w:name="Medium Grid 2 Accent 3" w:uiPriority="68"/>
-    <w:lsdException w:name="Medium Grid 3 Accent 3" w:uiPriority="69"/>
-    <w:lsdException w:name="Dark List Accent 3" w:uiPriority="70"/>
-    <w:lsdException w:name="Colorful Shading Accent 3" w:uiPriority="71"/>
-    <w:lsdException w:name="Colorful List Accent 3" w:uiPriority="72"/>
-    <w:lsdException w:name="Colorful Grid Accent 3" w:uiPriority="73"/>
-    <w:lsdException w:name="Light Shading Accent 4" w:uiPriority="60"/>
-    <w:lsdException w:name="Light List Accent 4" w:uiPriority="61"/>
-    <w:lsdException w:name="Light Grid Accent 4" w:uiPriority="62"/>
-    <w:lsdException w:name="Medium Shading 1 Accent 4" w:uiPriority="63"/>
-    <w:lsdException w:name="Medium Shading 2 Accent 4" w:uiPriority="64"/>
-    <w:lsdException w:name="Medium List 1 Accent 4" w:uiPriority="65"/>
-    <w:lsdException w:name="Medium List 2 Accent 4" w:uiPriority="66"/>
-    <w:lsdException w:name="Medium Grid 1 Accent 4" w:uiPriority="67"/>
-    <w:lsdException w:name="Medium Grid 2 Accent 4" w:uiPriority="68"/>
-    <w:lsdException w:name="Medium Grid 3 Accent 4" w:uiPriority="69"/>
-    <w:lsdException w:name="Dark List Accent 4" w:uiPriority="70"/>
-    <w:lsdException w:name="Colorful Shading Accent 4" w:uiPriority="71"/>
-    <w:lsdException w:name="Colorful List Accent 4" w:uiPriority="72"/>
-    <w:lsdException w:name="Colorful Grid Accent 4" w:uiPriority="73"/>
-    <w:lsdException w:name="Light Shading Accent 5" w:uiPriority="60"/>
-    <w:lsdException w:name="Light List Accent 5" w:uiPriority="61"/>
-    <w:lsdException w:name="Light Grid Accent 5" w:uiPriority="62"/>
-    <w:lsdException w:name="Medium Shading 1 Accent 5" w:uiPriority="63"/>
-    <w:lsdException w:name="Medium Shading 2 Accent 5" w:uiPriority="64"/>
-    <w:lsdException w:name="Medium List 1 Accent 5" w:uiPriority="65"/>
-    <w:lsdException w:name="Medium List 2 Accent 5" w:uiPriority="66"/>
-    <w:lsdException w:name="Medium Grid 1 Accent 5" w:uiPriority="67"/>
-    <w:lsdException w:name="Medium Grid 2 Accent 5" w:uiPriority="68"/>
-    <w:lsdException w:name="Medium Grid 3 Accent 5" w:uiPriority="69"/>
-    <w:lsdException w:name="Dark List Accent 5" w:uiPriority="70"/>
-    <w:lsdException w:name="Colorful Shading Accent 5" w:uiPriority="71"/>
-    <w:lsdException w:name="Colorful List Accent 5" w:uiPriority="72"/>
-    <w:lsdException w:name="Colorful Grid Accent 5" w:uiPriority="73"/>
-    <w:lsdException w:name="Light Shading Accent 6" w:uiPriority="60"/>
-    <w:lsdException w:name="Light List Accent 6" w:uiPriority="61"/>
-    <w:lsdException w:name="Light Grid Accent 6" w:uiPriority="62"/>
-    <w:lsdException w:name="Medium Shading 1 Accent 6" w:uiPriority="63"/>
-    <w:lsdException w:name="Medium Shading 2 Accent 6" w:uiPriority="64"/>
-    <w:lsdException w:name="Medium List 1 Accent 6" w:uiPriority="65"/>
-    <w:lsdException w:name="Medium List 2 Accent 6" w:uiPriority="66"/>
-    <w:lsdException w:name="Medium Grid 1 Accent 6" w:uiPriority="67"/>
-    <w:lsdException w:name="Medium Grid 2 Accent 6" w:uiPriority="68"/>
-    <w:lsdException w:name="Medium Grid 3 Accent 6" w:uiPriority="69"/>
-    <w:lsdException w:name="Dark List Accent 6" w:uiPriority="70"/>
-    <w:lsdException w:name="Colorful Shading Accent 6" w:uiPriority="71"/>
-    <w:lsdException w:name="Colorful List Accent 6" w:uiPriority="72"/>
-    <w:lsdException w:name="Colorful Grid Accent 6" w:uiPriority="73"/>
-    <w:lsdException w:name="Subtle Emphasis" w:uiPriority="19" w:qFormat="1"/>
-    <w:lsdException w:name="Intense Emphasis" w:uiPriority="21" w:qFormat="1"/>
-    <w:lsdException w:name="Subtle Reference" w:uiPriority="31" w:qFormat="1"/>
-    <w:lsdException w:name="Intense Reference" w:uiPriority="32" w:qFormat="1"/>
-    <w:lsdException w:name="Book Title" w:uiPriority="33" w:qFormat="1"/>
-    <w:lsdException w:name="Bibliography" w:semiHidden="1" w:uiPriority="37" w:unhideWhenUsed="1"/>
-    <w:lsdException w:name="TOC Heading" w:semiHidden="1" w:uiPriority="39" w:unhideWhenUsed="1" w:qFormat="1"/>
-    <w:lsdException w:name="Plain Table 1" w:uiPriority="41"/>
-    <w:lsdException w:name="Plain Table 2" w:uiPriority="42"/>
-    <w:lsdException w:name="Plain Table 3" w:uiPriority="43"/>
-    <w:lsdException w:name="Plain Table 4" w:uiPriority="44"/>
-    <w:lsdException w:name="Plain Table 5" w:uiPriority="45"/>
-    <w:lsdException w:name="Grid Table Light" w:uiPriority="40"/>
-    <w:lsdException w:name="Grid Table 1 Light" w:uiPriority="46"/>
-    <w:lsdException w:name="Grid Table 2" w:uiPriority="47"/>
-    <w:lsdException w:name="Grid Table 3" w:uiPriority="48"/>
-    <w:lsdException w:name="Grid Table 4" w:uiPriority="49"/>
-    <w:lsdException w:name="Grid Table 5 Dark" w:uiPriority="50"/>
-    <w:lsdException w:name="Grid Table 6 Colorful" w:uiPriority="51"/>
-    <w:lsdException w:name="Grid Table 7 Colorful" w:uiPriority="52"/>
-    <w:lsdException w:name="Grid Table 1 Light Accent 1" w:uiPriority="46"/>
-    <w:lsdException w:name="Grid Table 2 Accent 1" w:uiPriority="47"/>
-    <w:lsdException w:name="Grid Table 3 Accent 1" w:uiPriority="48"/>
-    <w:lsdException w:name="Grid Table 4 Accent 1" w:uiPriority="49"/>
-    <w:lsdException w:name="Grid Table 5 Dark Accent 1" w:uiPriority="50"/>
-    <w:lsdException w:name="Grid Table 6 Colorful Accent 1" w:uiPriority="51"/>
-    <w:lsdException w:name="Grid Table 7 Colorful Accent 1" w:uiPriority="52"/>
-    <w:lsdException w:name="Grid Table 1 Light Accent 2" w:uiPriority="46"/>
-    <w:lsdException w:name="Grid Table 2 Accent 2" w:uiPriority="47"/>
-    <w:lsdException w:name="Grid Table 3 Accent 2" w:uiPriority="48"/>
-    <w:lsdException w:name="Grid Table 4 Accent 2" w:uiPriority="49"/>
-    <w:lsdException w:name="Grid Table 5 Dark Accent 2" w:uiPriority="50"/>
-    <w:lsdException w:name="Grid Table 6 Colorful Accent 2" w:uiPriority="51"/>
-    <w:lsdException w:name="Grid Table 7 Colorful Accent 2" w:uiPriority="52"/>
-    <w:lsdException w:name="Grid Table 1 Light Accent 3" w:uiPriority="46"/>
-    <w:lsdException w:name="Grid Table 2 Accent 3" w:uiPriority="47"/>
-    <w:lsdException w:name="Grid Table 3 Accent 3" w:uiPriority="48"/>
-    <w:lsdException w:name="Grid Table 4 Accent 3" w:uiPriority="49"/>
-    <w:lsdException w:name="Grid Table 5 Dark Accent 3" w:uiPriority="50"/>
-    <w:lsdException w:name="Grid Table 6 Colorful Accent 3" w:uiPriority="51"/>
-    <w:lsdException w:name="Grid Table 7 Colorful Accent 3" w:uiPriority="52"/>
-    <w:lsdException w:name="Grid Table 1 Light Accent 4" w:uiPriority="46"/>
-    <w:lsdException w:name="Grid Table 2 Accent 4" w:uiPriority="47"/>
-    <w:lsdException w:name="Grid Table 3 Accent 4" w:uiPriority="48"/>
-    <w:lsdException w:name="Grid Table 4 Accent 4" w:uiPriority="49"/>
-    <w:lsdException w:name="Grid Table 5 Dark Accent 4" w:uiPriority="50"/>
-    <w:lsdException w:name="Grid Table 6 Colorful Accent 4" w:uiPriority="51"/>
-    <w:lsdException w:name="Grid Table 7 Colorful Accent 4" w:uiPriority="52"/>
-    <w:lsdException w:name="Grid Table 1 Light Accent 5" w:uiPriority="46"/>
-    <w:lsdException w:name="Grid Table 2 Accent 5" w:uiPriority="47"/>
-    <w:lsdException w:name="Grid Table 3 Accent 5" w:uiPriority="48"/>
-    <w:lsdException w:name="Grid Table 4 Accent 5" w:uiPriority="49"/>
-    <w:lsdException w:name="Grid Table 5 Dark Accent 5" w:uiPriority="50"/>
-    <w:lsdException w:name="Grid Table 6 Colorful Accent 5" w:uiPriority="51"/>
-    <w:lsdException w:name="Grid Table 7 Colorful Accent 5" w:uiPriority="52"/>
-    <w:lsdException w:name="Grid Table 1 Light Accent 6" w:uiPriority="46"/>
-    <w:lsdException w:name="Grid Table 2 Accent 6" w:uiPriority="47"/>
-    <w:lsdException w:name="Grid Table 3 Accent 6" w:uiPriority="48"/>
-    <w:lsdException w:name="Grid Table 4 Accent 6" w:uiPriority="49"/>
-    <w:lsdException w:name="Grid Table 5 Dark Accent 6" w:uiPriority="50"/>
-    <w:lsdException w:name="Grid Table 6 Colorful Accent 6" w:uiPriority="51"/>
-    <w:lsdException w:name="Grid Table 7 Colorful Accent 6" w:uiPriority="52"/>
-    <w:lsdException w:name="List Table 1 Light" w:uiPriority="46"/>
-    <w:lsdException w:name="List Table 2" w:uiPriority="47"/>
-    <w:lsdException w:name="List Table 3" w:uiPriority="48"/>
-    <w:lsdException w:name="List Table 4" w:uiPriority="49"/>
-    <w:lsdException w:name="List Table 5 Dark" w:uiPriority="50"/>
-    <w:lsdException w:name="List Table 6 Colorful" w:uiPriority="51"/>
-    <w:lsdException w:name="List Table 7 Colorful" w:uiPriority="52"/>
-    <w:lsdException w:name="List Table 1 Light Accent 1" w:uiPriority="46"/>
-    <w:lsdException w:name="List Table 2 Accent 1" w:uiPriority="47"/>
-    <w:lsdException w:name="List Table 3 Accent 1" w:uiPriority="48"/>
-    <w:lsdException w:name="List Table 4 Accent 1" w:uiPriority="49"/>
-    <w:lsdException w:name="List Table 5 Dark Accent 1" w:uiPriority="50"/>
-    <w:lsdException w:name="List Table 6 Colorful Accent 1" w:uiPriority="51"/>
-    <w:lsdException w:name="List Table 7 Colorful Accent 1" w:uiPriority="52"/>
-    <w:lsdException w:name="List Table 1 Light Accent 2" w:uiPriority="46"/>
-    <w:lsdException w:name="List Table 2 Accent 2" w:uiPriority="47"/>
-    <w:lsdException w:name="List Table 3 Accent 2" w:uiPriority="48"/>
-    <w:lsdException w:name="List Table 4 Accent 2" w:uiPriority="49"/>
-    <w:lsdException w:name="List Table 5 Dark Accent 2" w:uiPriority="50"/>
-    <w:lsdException w:name="List Table 6 Colorful Accent 2" w:uiPriority="51"/>
-    <w:lsdException w:name="List Table 7 Colorful Accent 2" w:uiPriority="52"/>
-    <w:lsdException w:name="List Table 1 Light Accent 3" w:uiPriority="46"/>
-    <w:lsdException w:name="List Table 2 Accent 3" w:uiPriority="47"/>
-    <w:lsdException w:name="List Table 3 Accent 3" w:uiPriority="48"/>
-    <w:lsdException w:name="List Table 4 Accent 3" w:uiPriority="49"/>
-    <w:lsdException w:name="List Table 5 Dark Accent 3" w:uiPriority="50"/>
-    <w:lsdException w:name="List Table 6 Colorful Accent 3" w:uiPriority="51"/>
-    <w:lsdException w:name="List Table 7 Colorful Accent 3" w:uiPriority="52"/>
-    <w:lsdException w:name="List Table 1 Light Accent 4" w:uiPriority="46"/>
-    <w:lsdException w:name="List Table 2 Accent 4" w:uiPriority="47"/>
-    <w:lsdException w:name="List Table 3 Accent 4" w:uiPriority="48"/>
-    <w:lsdException w:name="List Table 4 Accent 4" w:uiPriority="49"/>
-    <w:lsdException w:name="List Table 5 Dark Accent 4" w:uiPriority="50"/>
-    <w:lsdException w:name="List Table 6 Colorful Accent 4" w:uiPriority="51"/>
-    <w:lsdException w:name="List Table 7 Colorful Accent 4" w:uiPriority="52"/>
-    <w:lsdException w:name="List Table 1 Light Accent 5" w:uiPriority="46"/>
-    <w:lsdException w:name="List Table 2 Accent 5" w:uiPriority="47"/>
-    <w:lsdException w:name="List Table 3 Accent 5" w:uiPriority="48"/>
-    <w:lsdException w:name="List Table 4 Accent 5" w:uiPriority="49"/>
-    <w:lsdException w:name="List Table 5 Dark Accent 5" w:uiPriority="50"/>
-    <w:lsdException w:name="List Table 6 Colorful Accent 5" w:uiPriority="51"/>
-    <w:lsdException w:name="List Table 7 Colorful Accent 5" w:uiPriority="52"/>
-    <w:lsdException w:name="List Table 1 Light Accent 6" w:uiPriority="46"/>
-    <w:lsdException w:name="List Table 2 Accent 6" w:uiPriority="47"/>
-    <w:lsdException w:name="List Table 3 Accent 6" w:uiPriority="48"/>
-    <w:lsdException w:name="List Table 4 Accent 6" w:uiPriority="49"/>
-    <w:lsdException w:name="List Table 5 Dark Accent 6" w:uiPriority="50"/>
-    <w:lsdException w:name="List Table 6 Colorful Accent 6" w:uiPriority="51"/>
-    <w:lsdException w:name="List Table 7 Colorful Accent 6" w:uiPriority="52"/>
-    <w:lsdException w:name="Mention" w:semiHidden="1" w:unhideWhenUsed="1"/>
-    <w:lsdException w:name="Smart Hyperlink" w:semiHidden="1" w:unhideWhenUsed="1"/>
-    <w:lsdException w:name="Hashtag" w:semiHidden="1" w:unhideWhenUsed="1"/>
-    <w:lsdException w:name="Unresolved Mention" w:semiHidden="1" w:unhideWhenUsed="1"/>
-    <w:lsdException w:name="Smart Link" w:semiHidden="1" w:unhideWhenUsed="1"/>
+  <w:latentStyles w:count="260" w:defQFormat="0" w:defUnhideWhenUsed="1" w:defSemiHidden="1" w:defUIPriority="99" w:defLockedState="0">
+    <w:lsdException w:qFormat="1" w:unhideWhenUsed="0" w:uiPriority="0" w:semiHidden="0" w:name="Normal"/>
+    <w:lsdException w:qFormat="1" w:unhideWhenUsed="0" w:uiPriority="9" w:semiHidden="0" w:name="heading 1"/>
+    <w:lsdException w:qFormat="1" w:uiPriority="9" w:name="heading 2"/>
+    <w:lsdException w:qFormat="1" w:uiPriority="9" w:name="heading 3"/>
+    <w:lsdException w:qFormat="1" w:uiPriority="9" w:name="heading 4"/>
+    <w:lsdException w:qFormat="1" w:uiPriority="9" w:name="heading 5"/>
+    <w:lsdException w:qFormat="1" w:uiPriority="9" w:name="heading 6"/>
+    <w:lsdException w:qFormat="1" w:uiPriority="9" w:name="heading 7"/>
+    <w:lsdException w:qFormat="1" w:uiPriority="9" w:name="heading 8"/>
+    <w:lsdException w:qFormat="1" w:uiPriority="9" w:name="heading 9"/>
+    <w:lsdException w:uiPriority="99" w:name="index 1"/>
+    <w:lsdException w:uiPriority="99" w:name="index 2"/>
+    <w:lsdException w:uiPriority="99" w:name="index 3"/>
+    <w:lsdException w:uiPriority="99" w:name="index 4"/>
+    <w:lsdException w:uiPriority="99" w:name="index 5"/>
+    <w:lsdException w:uiPriority="99" w:name="index 6"/>
+    <w:lsdException w:uiPriority="99" w:name="index 7"/>
+    <w:lsdException w:uiPriority="99" w:name="index 8"/>
+    <w:lsdException w:uiPriority="99" w:name="index 9"/>
+    <w:lsdException w:uiPriority="39" w:name="toc 1"/>
+    <w:lsdException w:uiPriority="39" w:name="toc 2"/>
+    <w:lsdException w:uiPriority="39" w:name="toc 3"/>
+    <w:lsdException w:uiPriority="39" w:name="toc 4"/>
+    <w:lsdException w:uiPriority="39" w:name="toc 5"/>
+    <w:lsdException w:uiPriority="39" w:name="toc 6"/>
+    <w:lsdException w:uiPriority="39" w:name="toc 7"/>
+    <w:lsdException w:uiPriority="39" w:name="toc 8"/>
+    <w:lsdException w:uiPriority="39" w:name="toc 9"/>
+    <w:lsdException w:uiPriority="99" w:name="Normal Indent"/>
+    <w:lsdException w:uiPriority="99" w:name="footnote text"/>
+    <w:lsdException w:uiPriority="99" w:name="annotation text"/>
+    <w:lsdException w:uiPriority="99" w:semiHidden="0" w:name="header"/>
+    <w:lsdException w:uiPriority="99" w:semiHidden="0" w:name="footer"/>
+    <w:lsdException w:uiPriority="99" w:name="index heading"/>
+    <w:lsdException w:qFormat="1" w:uiPriority="35" w:name="caption"/>
+    <w:lsdException w:uiPriority="99" w:name="table of figures"/>
+    <w:lsdException w:uiPriority="99" w:name="envelope address"/>
+    <w:lsdException w:uiPriority="99" w:name="envelope return"/>
+    <w:lsdException w:uiPriority="99" w:name="footnote reference"/>
+    <w:lsdException w:uiPriority="99" w:name="annotation reference"/>
+    <w:lsdException w:uiPriority="99" w:name="line number"/>
+    <w:lsdException w:uiPriority="99" w:name="page number"/>
+    <w:lsdException w:uiPriority="99" w:name="endnote reference"/>
+    <w:lsdException w:uiPriority="99" w:name="endnote text"/>
+    <w:lsdException w:uiPriority="99" w:name="table of authorities"/>
+    <w:lsdException w:uiPriority="99" w:name="macro"/>
+    <w:lsdException w:uiPriority="99" w:name="toa heading"/>
+    <w:lsdException w:uiPriority="99" w:name="List"/>
+    <w:lsdException w:uiPriority="99" w:name="List Bullet"/>
+    <w:lsdException w:uiPriority="99" w:name="List Number"/>
+    <w:lsdException w:uiPriority="99" w:name="List 2"/>
+    <w:lsdException w:uiPriority="99" w:name="List 3"/>
+    <w:lsdException w:uiPriority="99" w:name="List 4"/>
+    <w:lsdException w:uiPriority="99" w:name="List 5"/>
+    <w:lsdException w:uiPriority="99" w:name="List Bullet 2"/>
+    <w:lsdException w:uiPriority="99" w:name="List Bullet 3"/>
+    <w:lsdException w:uiPriority="99" w:name="List Bullet 4"/>
+    <w:lsdException w:uiPriority="99" w:name="List Bullet 5"/>
+    <w:lsdException w:uiPriority="99" w:name="List Number 2"/>
+    <w:lsdException w:uiPriority="99" w:name="List Number 3"/>
+    <w:lsdException w:uiPriority="99" w:name="List Number 4"/>
+    <w:lsdException w:uiPriority="99" w:name="List Number 5"/>
+    <w:lsdException w:qFormat="1" w:unhideWhenUsed="0" w:uiPriority="10" w:semiHidden="0" w:name="Title"/>
+    <w:lsdException w:uiPriority="99" w:name="Closing"/>
+    <w:lsdException w:uiPriority="99" w:name="Signature"/>
+    <w:lsdException w:uiPriority="1" w:name="Default Paragraph Font"/>
+    <w:lsdException w:uiPriority="99" w:name="Body Text"/>
+    <w:lsdException w:uiPriority="99" w:name="Body Text Indent"/>
+    <w:lsdException w:uiPriority="99" w:name="List Continue"/>
+    <w:lsdException w:uiPriority="99" w:name="List Continue 2"/>
+    <w:lsdException w:uiPriority="99" w:name="List Continue 3"/>
+    <w:lsdException w:uiPriority="99" w:name="List Continue 4"/>
+    <w:lsdException w:uiPriority="99" w:name="List Continue 5"/>
+    <w:lsdException w:uiPriority="99" w:name="Message Header"/>
+    <w:lsdException w:qFormat="1" w:unhideWhenUsed="0" w:uiPriority="11" w:semiHidden="0" w:name="Subtitle"/>
+    <w:lsdException w:uiPriority="99" w:name="Salutation"/>
+    <w:lsdException w:uiPriority="99" w:name="Date"/>
+    <w:lsdException w:uiPriority="99" w:name="Body Text First Indent"/>
+    <w:lsdException w:uiPriority="99" w:name="Body Text First Indent 2"/>
+    <w:lsdException w:uiPriority="99" w:name="Note Heading"/>
+    <w:lsdException w:uiPriority="99" w:name="Body Text 2"/>
+    <w:lsdException w:uiPriority="99" w:name="Body Text 3"/>
+    <w:lsdException w:uiPriority="99" w:name="Body Text Indent 2"/>
+    <w:lsdException w:uiPriority="99" w:name="Body Text Indent 3"/>
+    <w:lsdException w:uiPriority="99" w:name="Block Text"/>
+    <w:lsdException w:uiPriority="99" w:name="Hyperlink"/>
+    <w:lsdException w:uiPriority="99" w:name="FollowedHyperlink"/>
+    <w:lsdException w:qFormat="1" w:unhideWhenUsed="0" w:uiPriority="22" w:semiHidden="0" w:name="Strong"/>
+    <w:lsdException w:qFormat="1" w:unhideWhenUsed="0" w:uiPriority="20" w:semiHidden="0" w:name="Emphasis"/>
+    <w:lsdException w:uiPriority="99" w:name="Document Map"/>
+    <w:lsdException w:uiPriority="99" w:name="Plain Text"/>
+    <w:lsdException w:uiPriority="99" w:name="E-mail Signature"/>
+    <w:lsdException w:uiPriority="99" w:name="Normal (Web)"/>
+    <w:lsdException w:uiPriority="99" w:name="HTML Acronym"/>
+    <w:lsdException w:uiPriority="99" w:name="HTML Address"/>
+    <w:lsdException w:uiPriority="99" w:name="HTML Cite"/>
+    <w:lsdException w:uiPriority="99" w:name="HTML Code"/>
+    <w:lsdException w:uiPriority="99" w:name="HTML Definition"/>
+    <w:lsdException w:uiPriority="99" w:name="HTML Keyboard"/>
+    <w:lsdException w:uiPriority="99" w:name="HTML Preformatted"/>
+    <w:lsdException w:uiPriority="99" w:name="HTML Sample"/>
+    <w:lsdException w:uiPriority="99" w:name="HTML Typewriter"/>
+    <w:lsdException w:uiPriority="99" w:name="HTML Variable"/>
+    <w:lsdException w:uiPriority="99" w:name="Normal Table"/>
+    <w:lsdException w:uiPriority="99" w:name="annotation subject"/>
+    <w:lsdException w:uiPriority="99" w:name="Table Simple 1"/>
+    <w:lsdException w:uiPriority="99" w:name="Table Simple 2"/>
+    <w:lsdException w:uiPriority="99" w:name="Table Simple 3"/>
+    <w:lsdException w:uiPriority="99" w:name="Table Classic 1"/>
+    <w:lsdException w:uiPriority="99" w:name="Table Classic 2"/>
+    <w:lsdException w:uiPriority="99" w:name="Table Classic 3"/>
+    <w:lsdException w:uiPriority="99" w:name="Table Classic 4"/>
+    <w:lsdException w:uiPriority="99" w:name="Table Colorful 1"/>
+    <w:lsdException w:uiPriority="99" w:name="Table Colorful 2"/>
+    <w:lsdException w:uiPriority="99" w:name="Table Colorful 3"/>
+    <w:lsdException w:uiPriority="99" w:name="Table Columns 1"/>
+    <w:lsdException w:uiPriority="99" w:name="Table Columns 2"/>
+    <w:lsdException w:uiPriority="99" w:name="Table Columns 3"/>
+    <w:lsdException w:uiPriority="99" w:name="Table Columns 4"/>
+    <w:lsdException w:uiPriority="99" w:name="Table Columns 5"/>
+    <w:lsdException w:uiPriority="99" w:name="Table Grid 1"/>
+    <w:lsdException w:uiPriority="99" w:name="Table Grid 2"/>
+    <w:lsdException w:uiPriority="99" w:name="Table Grid 3"/>
+    <w:lsdException w:uiPriority="99" w:name="Table Grid 4"/>
+    <w:lsdException w:uiPriority="99" w:name="Table Grid 5"/>
+    <w:lsdException w:uiPriority="99" w:name="Table Grid 6"/>
+    <w:lsdException w:uiPriority="99" w:name="Table Grid 7"/>
+    <w:lsdException w:uiPriority="99" w:name="Table Grid 8"/>
+    <w:lsdException w:uiPriority="99" w:name="Table List 1"/>
+    <w:lsdException w:uiPriority="99" w:name="Table List 2"/>
+    <w:lsdException w:uiPriority="99" w:name="Table List 3"/>
+    <w:lsdException w:uiPriority="99" w:name="Table List 4"/>
+    <w:lsdException w:uiPriority="99" w:name="Table List 5"/>
+    <w:lsdException w:uiPriority="99" w:name="Table List 6"/>
+    <w:lsdException w:uiPriority="99" w:name="Table List 7"/>
+    <w:lsdException w:uiPriority="99" w:name="Table List 8"/>
+    <w:lsdException w:uiPriority="99" w:name="Table 3D effects 1"/>
+    <w:lsdException w:uiPriority="99" w:name="Table 3D effects 2"/>
+    <w:lsdException w:uiPriority="99" w:name="Table 3D effects 3"/>
+    <w:lsdException w:uiPriority="99" w:name="Table Contemporary"/>
+    <w:lsdException w:uiPriority="99" w:name="Table Elegant"/>
+    <w:lsdException w:uiPriority="99" w:name="Table Professional"/>
+    <w:lsdException w:uiPriority="99" w:name="Table Subtle 1"/>
+    <w:lsdException w:uiPriority="99" w:name="Table Subtle 2"/>
+    <w:lsdException w:uiPriority="99" w:name="Table Web 1"/>
+    <w:lsdException w:uiPriority="99" w:name="Table Web 2"/>
+    <w:lsdException w:uiPriority="99" w:name="Table Web 3"/>
+    <w:lsdException w:uiPriority="99" w:name="Balloon Text"/>
+    <w:lsdException w:unhideWhenUsed="0" w:uiPriority="39" w:semiHidden="0" w:name="Table Grid"/>
+    <w:lsdException w:uiPriority="99" w:name="Table Theme"/>
+    <w:lsdException w:unhideWhenUsed="0" w:uiPriority="60" w:semiHidden="0" w:name="Light Shading"/>
+    <w:lsdException w:unhideWhenUsed="0" w:uiPriority="61" w:semiHidden="0" w:name="Light List"/>
+    <w:lsdException w:unhideWhenUsed="0" w:uiPriority="62" w:semiHidden="0" w:name="Light Grid"/>
+    <w:lsdException w:unhideWhenUsed="0" w:uiPriority="63" w:semiHidden="0" w:name="Medium Shading 1"/>
+    <w:lsdException w:unhideWhenUsed="0" w:uiPriority="64" w:semiHidden="0" w:name="Medium Shading 2"/>
+    <w:lsdException w:unhideWhenUsed="0" w:uiPriority="65" w:semiHidden="0" w:name="Medium List 1"/>
+    <w:lsdException w:unhideWhenUsed="0" w:uiPriority="66" w:semiHidden="0" w:name="Medium List 2"/>
+    <w:lsdException w:unhideWhenUsed="0" w:uiPriority="67" w:semiHidden="0" w:name="Medium Grid 1"/>
+    <w:lsdException w:unhideWhenUsed="0" w:uiPriority="68" w:semiHidden="0" w:name="Medium Grid 2"/>
+    <w:lsdException w:unhideWhenUsed="0" w:uiPriority="69" w:semiHidden="0" w:name="Medium Grid 3"/>
+    <w:lsdException w:unhideWhenUsed="0" w:uiPriority="70" w:semiHidden="0" w:name="Dark List"/>
+    <w:lsdException w:unhideWhenUsed="0" w:uiPriority="71" w:semiHidden="0" w:name="Colorful Shading"/>
+    <w:lsdException w:unhideWhenUsed="0" w:uiPriority="72" w:semiHidden="0" w:name="Colorful List"/>
+    <w:lsdException w:unhideWhenUsed="0" w:uiPriority="73" w:semiHidden="0" w:name="Colorful Grid"/>
+    <w:lsdException w:unhideWhenUsed="0" w:uiPriority="60" w:semiHidden="0" w:name="Light Shading Accent 1"/>
+    <w:lsdException w:unhideWhenUsed="0" w:uiPriority="61" w:semiHidden="0" w:name="Light List Accent 1"/>
+    <w:lsdException w:unhideWhenUsed="0" w:uiPriority="62" w:semiHidden="0" w:name="Light Grid Accent 1"/>
+    <w:lsdException w:unhideWhenUsed="0" w:uiPriority="63" w:semiHidden="0" w:name="Medium Shading 1 Accent 1"/>
+    <w:lsdException w:unhideWhenUsed="0" w:uiPriority="64" w:semiHidden="0" w:name="Medium Shading 2 Accent 1"/>
+    <w:lsdException w:unhideWhenUsed="0" w:uiPriority="65" w:semiHidden="0" w:name="Medium List 1 Accent 1"/>
+    <w:lsdException w:qFormat="1" w:unhideWhenUsed="0" w:uiPriority="34" w:semiHidden="0" w:name="List Paragraph"/>
+    <w:lsdException w:qFormat="1" w:unhideWhenUsed="0" w:uiPriority="29" w:semiHidden="0" w:name="Quote"/>
+    <w:lsdException w:qFormat="1" w:unhideWhenUsed="0" w:uiPriority="30" w:semiHidden="0" w:name="Intense Quote"/>
+    <w:lsdException w:unhideWhenUsed="0" w:uiPriority="66" w:semiHidden="0" w:name="Medium List 2 Accent 1"/>
+    <w:lsdException w:unhideWhenUsed="0" w:uiPriority="67" w:semiHidden="0" w:name="Medium Grid 1 Accent 1"/>
+    <w:lsdException w:unhideWhenUsed="0" w:uiPriority="68" w:semiHidden="0" w:name="Medium Grid 2 Accent 1"/>
+    <w:lsdException w:unhideWhenUsed="0" w:uiPriority="69" w:semiHidden="0" w:name="Medium Grid 3 Accent 1"/>
+    <w:lsdException w:unhideWhenUsed="0" w:uiPriority="70" w:semiHidden="0" w:name="Dark List Accent 1"/>
+    <w:lsdException w:unhideWhenUsed="0" w:uiPriority="71" w:semiHidden="0" w:name="Colorful Shading Accent 1"/>
+    <w:lsdException w:unhideWhenUsed="0" w:uiPriority="72" w:semiHidden="0" w:name="Colorful List Accent 1"/>
+    <w:lsdException w:unhideWhenUsed="0" w:uiPriority="73" w:semiHidden="0" w:name="Colorful Grid Accent 1"/>
+    <w:lsdException w:unhideWhenUsed="0" w:uiPriority="60" w:semiHidden="0" w:name="Light Shading Accent 2"/>
+    <w:lsdException w:unhideWhenUsed="0" w:uiPriority="61" w:semiHidden="0" w:name="Light List Accent 2"/>
+    <w:lsdException w:unhideWhenUsed="0" w:uiPriority="62" w:semiHidden="0" w:name="Light Grid Accent 2"/>
+    <w:lsdException w:unhideWhenUsed="0" w:uiPriority="63" w:semiHidden="0" w:name="Medium Shading 1 Accent 2"/>
+    <w:lsdException w:unhideWhenUsed="0" w:uiPriority="64" w:semiHidden="0" w:name="Medium Shading 2 Accent 2"/>
+    <w:lsdException w:unhideWhenUsed="0" w:uiPriority="65" w:semiHidden="0" w:name="Medium List 1 Accent 2"/>
+    <w:lsdException w:unhideWhenUsed="0" w:uiPriority="66" w:semiHidden="0" w:name="Medium List 2 Accent 2"/>
+    <w:lsdException w:unhideWhenUsed="0" w:uiPriority="67" w:semiHidden="0" w:name="Medium Grid 1 Accent 2"/>
+    <w:lsdException w:unhideWhenUsed="0" w:uiPriority="68" w:semiHidden="0" w:name="Medium Grid 2 Accent 2"/>
+    <w:lsdException w:unhideWhenUsed="0" w:uiPriority="69" w:semiHidden="0" w:name="Medium Grid 3 Accent 2"/>
+    <w:lsdException w:unhideWhenUsed="0" w:uiPriority="70" w:semiHidden="0" w:name="Dark List Accent 2"/>
+    <w:lsdException w:unhideWhenUsed="0" w:uiPriority="71" w:semiHidden="0" w:name="Colorful Shading Accent 2"/>
+    <w:lsdException w:unhideWhenUsed="0" w:uiPriority="72" w:semiHidden="0" w:name="Colorful List Accent 2"/>
+    <w:lsdException w:unhideWhenUsed="0" w:uiPriority="73" w:semiHidden="0" w:name="Colorful Grid Accent 2"/>
+    <w:lsdException w:unhideWhenUsed="0" w:uiPriority="60" w:semiHidden="0" w:name="Light Shading Accent 3"/>
+    <w:lsdException w:unhideWhenUsed="0" w:uiPriority="61" w:semiHidden="0" w:name="Light List Accent 3"/>
+    <w:lsdException w:unhideWhenUsed="0" w:uiPriority="62" w:semiHidden="0" w:name="Light Grid Accent 3"/>
+    <w:lsdException w:unhideWhenUsed="0" w:uiPriority="63" w:semiHidden="0" w:name="Medium Shading 1 Accent 3"/>
+    <w:lsdException w:unhideWhenUsed="0" w:uiPriority="64" w:semiHidden="0" w:name="Medium Shading 2 Accent 3"/>
+    <w:lsdException w:unhideWhenUsed="0" w:uiPriority="65" w:semiHidden="0" w:name="Medium List 1 Accent 3"/>
+    <w:lsdException w:unhideWhenUsed="0" w:uiPriority="66" w:semiHidden="0" w:name="Medium List 2 Accent 3"/>
+    <w:lsdException w:unhideWhenUsed="0" w:uiPriority="67" w:semiHidden="0" w:name="Medium Grid 1 Accent 3"/>
+    <w:lsdException w:unhideWhenUsed="0" w:uiPriority="68" w:semiHidden="0" w:name="Medium Grid 2 Accent 3"/>
+    <w:lsdException w:unhideWhenUsed="0" w:uiPriority="69" w:semiHidden="0" w:name="Medium Grid 3 Accent 3"/>
+    <w:lsdException w:unhideWhenUsed="0" w:uiPriority="70" w:semiHidden="0" w:name="Dark List Accent 3"/>
+    <w:lsdException w:unhideWhenUsed="0" w:uiPriority="71" w:semiHidden="0" w:name="Colorful Shading Accent 3"/>
+    <w:lsdException w:unhideWhenUsed="0" w:uiPriority="72" w:semiHidden="0" w:name="Colorful List Accent 3"/>
+    <w:lsdException w:unhideWhenUsed="0" w:uiPriority="73" w:semiHidden="0" w:name="Colorful Grid Accent 3"/>
+    <w:lsdException w:unhideWhenUsed="0" w:uiPriority="60" w:semiHidden="0" w:name="Light Shading Accent 4"/>
+    <w:lsdException w:unhideWhenUsed="0" w:uiPriority="61" w:semiHidden="0" w:name="Light List Accent 4"/>
+    <w:lsdException w:unhideWhenUsed="0" w:uiPriority="62" w:semiHidden="0" w:name="Light Grid Accent 4"/>
+    <w:lsdException w:unhideWhenUsed="0" w:uiPriority="63" w:semiHidden="0" w:name="Medium Shading 1 Accent 4"/>
+    <w:lsdException w:unhideWhenUsed="0" w:uiPriority="64" w:semiHidden="0" w:name="Medium Shading 2 Accent 4"/>
+    <w:lsdException w:unhideWhenUsed="0" w:uiPriority="65" w:semiHidden="0" w:name="Medium List 1 Accent 4"/>
+    <w:lsdException w:unhideWhenUsed="0" w:uiPriority="66" w:semiHidden="0" w:name="Medium List 2 Accent 4"/>
+    <w:lsdException w:unhideWhenUsed="0" w:uiPriority="67" w:semiHidden="0" w:name="Medium Grid 1 Accent 4"/>
+    <w:lsdException w:unhideWhenUsed="0" w:uiPriority="68" w:semiHidden="0" w:name="Medium Grid 2 Accent 4"/>
+    <w:lsdException w:unhideWhenUsed="0" w:uiPriority="69" w:semiHidden="0" w:name="Medium Grid 3 Accent 4"/>
+    <w:lsdException w:unhideWhenUsed="0" w:uiPriority="70" w:semiHidden="0" w:name="Dark List Accent 4"/>
+    <w:lsdException w:unhideWhenUsed="0" w:uiPriority="71" w:semiHidden="0" w:name="Colorful Shading Accent 4"/>
+    <w:lsdException w:unhideWhenUsed="0" w:uiPriority="72" w:semiHidden="0" w:name="Colorful List Accent 4"/>
+    <w:lsdException w:unhideWhenUsed="0" w:uiPriority="73" w:semiHidden="0" w:name="Colorful Grid Accent 4"/>
+    <w:lsdException w:unhideWhenUsed="0" w:uiPriority="60" w:semiHidden="0" w:name="Light Shading Accent 5"/>
+    <w:lsdException w:unhideWhenUsed="0" w:uiPriority="61" w:semiHidden="0" w:name="Light List Accent 5"/>
+    <w:lsdException w:unhideWhenUsed="0" w:uiPriority="62" w:semiHidden="0" w:name="Light Grid Accent 5"/>
+    <w:lsdException w:unhideWhenUsed="0" w:uiPriority="63" w:semiHidden="0" w:name="Medium Shading 1 Accent 5"/>
+    <w:lsdException w:unhideWhenUsed="0" w:uiPriority="64" w:semiHidden="0" w:name="Medium Shading 2 Accent 5"/>
+    <w:lsdException w:unhideWhenUsed="0" w:uiPriority="65" w:semiHidden="0" w:name="Medium List 1 Accent 5"/>
+    <w:lsdException w:unhideWhenUsed="0" w:uiPriority="66" w:semiHidden="0" w:name="Medium List 2 Accent 5"/>
+    <w:lsdException w:unhideWhenUsed="0" w:uiPriority="67" w:semiHidden="0" w:name="Medium Grid 1 Accent 5"/>
+    <w:lsdException w:unhideWhenUsed="0" w:uiPriority="68" w:semiHidden="0" w:name="Medium Grid 2 Accent 5"/>
+    <w:lsdException w:unhideWhenUsed="0" w:uiPriority="69" w:semiHidden="0" w:name="Medium Grid 3 Accent 5"/>
+    <w:lsdException w:unhideWhenUsed="0" w:uiPriority="70" w:semiHidden="0" w:name="Dark List Accent 5"/>
+    <w:lsdException w:unhideWhenUsed="0" w:uiPriority="71" w:semiHidden="0" w:name="Colorful Shading Accent 5"/>
+    <w:lsdException w:unhideWhenUsed="0" w:uiPriority="72" w:semiHidden="0" w:name="Colorful List Accent 5"/>
+    <w:lsdException w:unhideWhenUsed="0" w:uiPriority="73" w:semiHidden="0" w:name="Colorful Grid Accent 5"/>
+    <w:lsdException w:unhideWhenUsed="0" w:uiPriority="60" w:semiHidden="0" w:name="Light Shading Accent 6"/>
+    <w:lsdException w:unhideWhenUsed="0" w:uiPriority="61" w:semiHidden="0" w:name="Light List Accent 6"/>
+    <w:lsdException w:unhideWhenUsed="0" w:uiPriority="62" w:semiHidden="0" w:name="Light Grid Accent 6"/>
+    <w:lsdException w:unhideWhenUsed="0" w:uiPriority="63" w:semiHidden="0" w:name="Medium Shading 1 Accent 6"/>
+    <w:lsdException w:unhideWhenUsed="0" w:uiPriority="64" w:semiHidden="0" w:name="Medium Shading 2 Accent 6"/>
+    <w:lsdException w:unhideWhenUsed="0" w:uiPriority="65" w:semiHidden="0" w:name="Medium List 1 Accent 6"/>
+    <w:lsdException w:unhideWhenUsed="0" w:uiPriority="66" w:semiHidden="0" w:name="Medium List 2 Accent 6"/>
+    <w:lsdException w:unhideWhenUsed="0" w:uiPriority="67" w:semiHidden="0" w:name="Medium Grid 1 Accent 6"/>
+    <w:lsdException w:unhideWhenUsed="0" w:uiPriority="68" w:semiHidden="0" w:name="Medium Grid 2 Accent 6"/>
+    <w:lsdException w:unhideWhenUsed="0" w:uiPriority="69" w:semiHidden="0" w:name="Medium Grid 3 Accent 6"/>
+    <w:lsdException w:unhideWhenUsed="0" w:uiPriority="70" w:semiHidden="0" w:name="Dark List Accent 6"/>
+    <w:lsdException w:unhideWhenUsed="0" w:uiPriority="71" w:semiHidden="0" w:name="Colorful Shading Accent 6"/>
+    <w:lsdException w:unhideWhenUsed="0" w:uiPriority="72" w:semiHidden="0" w:name="Colorful List Accent 6"/>
+    <w:lsdException w:unhideWhenUsed="0" w:uiPriority="73" w:semiHidden="0" w:name="Colorful Grid Accent 6"/>
   </w:latentStyles>
-  <w:style w:type="paragraph" w:default="1" w:styleId="a">
+  <w:style w:type="paragraph" w:default="1" w:styleId="1">
     <w:name w:val="Normal"/>
     <w:qFormat/>
-    <w:rsid w:val="00E30EF9"/>
+    <w:uiPriority w:val="0"/>
     <w:pPr>
-      <w:spacing w:line="259" w:lineRule="auto"/>
+      <w:spacing w:after="160" w:line="259" w:lineRule="auto"/>
     </w:pPr>
     <w:rPr>
-      <w:rFonts w:ascii="Calibri" w:eastAsia="Calibri" w:hAnsi="Calibri" w:cs="Calibri"/>
+      <w:rFonts w:ascii="Calibri" w:hAnsi="Calibri" w:eastAsia="Calibri" w:cs="Calibri"/>
       <w:color w:val="000000"/>
+      <w:kern w:val="2"/>
+      <w:sz w:val="22"/>
+      <w:szCs w:val="24"/>
+      <w:lang w:val="en-US" w:eastAsia="zh-CN" w:bidi="ar-SA"/>
+      <w14:ligatures w14:val="standardContextual"/>
     </w:rPr>
   </w:style>
-  <w:style w:type="paragraph" w:styleId="1">
+  <w:style w:type="paragraph" w:styleId="2">
     <w:name w:val="heading 1"/>
-    <w:basedOn w:val="a"/>
-    <w:next w:val="a"/>
-    <w:link w:val="10"/>
+    <w:basedOn w:val="1"/>
+    <w:next w:val="1"/>
+    <w:link w:val="19"/>
+    <w:qFormat/>
     <w:uiPriority w:val="9"/>
-    <w:qFormat/>
-    <w:rsid w:val="00126649"/>
     <w:pPr>
       <w:keepNext/>
       <w:keepLines/>
@@ -4817,22 +4476,21 @@
       <w:outlineLvl w:val="0"/>
     </w:pPr>
     <w:rPr>
-      <w:rFonts w:asciiTheme="majorHAnsi" w:eastAsiaTheme="majorEastAsia" w:hAnsiTheme="majorHAnsi" w:cstheme="majorBidi"/>
-      <w:color w:val="2F5496" w:themeColor="accent1" w:themeShade="BF"/>
+      <w:rFonts w:asciiTheme="majorHAnsi" w:hAnsiTheme="majorHAnsi" w:eastAsiaTheme="majorEastAsia" w:cstheme="majorBidi"/>
+      <w:color w:val="2F5597" w:themeColor="accent1" w:themeShade="BF"/>
       <w:sz w:val="48"/>
       <w:szCs w:val="48"/>
     </w:rPr>
   </w:style>
-  <w:style w:type="paragraph" w:styleId="2">
+  <w:style w:type="paragraph" w:styleId="3">
     <w:name w:val="heading 2"/>
-    <w:basedOn w:val="a"/>
-    <w:next w:val="a"/>
+    <w:basedOn w:val="1"/>
+    <w:next w:val="1"/>
     <w:link w:val="20"/>
-    <w:uiPriority w:val="9"/>
     <w:semiHidden/>
     <w:unhideWhenUsed/>
     <w:qFormat/>
-    <w:rsid w:val="00126649"/>
+    <w:uiPriority w:val="9"/>
     <w:pPr>
       <w:keepNext/>
       <w:keepLines/>
@@ -4840,22 +4498,21 @@
       <w:outlineLvl w:val="1"/>
     </w:pPr>
     <w:rPr>
-      <w:rFonts w:asciiTheme="majorHAnsi" w:eastAsiaTheme="majorEastAsia" w:hAnsiTheme="majorHAnsi" w:cstheme="majorBidi"/>
-      <w:color w:val="2F5496" w:themeColor="accent1" w:themeShade="BF"/>
+      <w:rFonts w:asciiTheme="majorHAnsi" w:hAnsiTheme="majorHAnsi" w:eastAsiaTheme="majorEastAsia" w:cstheme="majorBidi"/>
+      <w:color w:val="2F5597" w:themeColor="accent1" w:themeShade="BF"/>
       <w:sz w:val="40"/>
       <w:szCs w:val="40"/>
     </w:rPr>
   </w:style>
-  <w:style w:type="paragraph" w:styleId="3">
+  <w:style w:type="paragraph" w:styleId="4">
     <w:name w:val="heading 3"/>
-    <w:basedOn w:val="a"/>
-    <w:next w:val="a"/>
-    <w:link w:val="30"/>
-    <w:uiPriority w:val="9"/>
+    <w:basedOn w:val="1"/>
+    <w:next w:val="1"/>
+    <w:link w:val="21"/>
     <w:semiHidden/>
     <w:unhideWhenUsed/>
     <w:qFormat/>
-    <w:rsid w:val="00126649"/>
+    <w:uiPriority w:val="9"/>
     <w:pPr>
       <w:keepNext/>
       <w:keepLines/>
@@ -4863,22 +4520,21 @@
       <w:outlineLvl w:val="2"/>
     </w:pPr>
     <w:rPr>
-      <w:rFonts w:asciiTheme="majorHAnsi" w:eastAsiaTheme="majorEastAsia" w:hAnsiTheme="majorHAnsi" w:cstheme="majorBidi"/>
-      <w:color w:val="2F5496" w:themeColor="accent1" w:themeShade="BF"/>
+      <w:rFonts w:asciiTheme="majorHAnsi" w:hAnsiTheme="majorHAnsi" w:eastAsiaTheme="majorEastAsia" w:cstheme="majorBidi"/>
+      <w:color w:val="2F5597" w:themeColor="accent1" w:themeShade="BF"/>
       <w:sz w:val="32"/>
       <w:szCs w:val="32"/>
     </w:rPr>
   </w:style>
-  <w:style w:type="paragraph" w:styleId="4">
+  <w:style w:type="paragraph" w:styleId="5">
     <w:name w:val="heading 4"/>
-    <w:basedOn w:val="a"/>
-    <w:next w:val="a"/>
-    <w:link w:val="40"/>
-    <w:uiPriority w:val="9"/>
+    <w:basedOn w:val="1"/>
+    <w:next w:val="1"/>
+    <w:link w:val="22"/>
     <w:semiHidden/>
     <w:unhideWhenUsed/>
     <w:qFormat/>
-    <w:rsid w:val="00126649"/>
+    <w:uiPriority w:val="9"/>
     <w:pPr>
       <w:keepNext/>
       <w:keepLines/>
@@ -4887,21 +4543,20 @@
     </w:pPr>
     <w:rPr>
       <w:rFonts w:cstheme="majorBidi"/>
-      <w:color w:val="2F5496" w:themeColor="accent1" w:themeShade="BF"/>
+      <w:color w:val="2F5597" w:themeColor="accent1" w:themeShade="BF"/>
       <w:sz w:val="28"/>
       <w:szCs w:val="28"/>
     </w:rPr>
   </w:style>
-  <w:style w:type="paragraph" w:styleId="5">
+  <w:style w:type="paragraph" w:styleId="6">
     <w:name w:val="heading 5"/>
-    <w:basedOn w:val="a"/>
-    <w:next w:val="a"/>
-    <w:link w:val="50"/>
-    <w:uiPriority w:val="9"/>
+    <w:basedOn w:val="1"/>
+    <w:next w:val="1"/>
+    <w:link w:val="23"/>
     <w:semiHidden/>
     <w:unhideWhenUsed/>
     <w:qFormat/>
-    <w:rsid w:val="00126649"/>
+    <w:uiPriority w:val="9"/>
     <w:pPr>
       <w:keepNext/>
       <w:keepLines/>
@@ -4910,20 +4565,19 @@
     </w:pPr>
     <w:rPr>
       <w:rFonts w:cstheme="majorBidi"/>
-      <w:color w:val="2F5496" w:themeColor="accent1" w:themeShade="BF"/>
+      <w:color w:val="2F5597" w:themeColor="accent1" w:themeShade="BF"/>
       <w:sz w:val="24"/>
     </w:rPr>
   </w:style>
-  <w:style w:type="paragraph" w:styleId="6">
+  <w:style w:type="paragraph" w:styleId="7">
     <w:name w:val="heading 6"/>
-    <w:basedOn w:val="a"/>
-    <w:next w:val="a"/>
-    <w:link w:val="60"/>
-    <w:uiPriority w:val="9"/>
+    <w:basedOn w:val="1"/>
+    <w:next w:val="1"/>
+    <w:link w:val="24"/>
     <w:semiHidden/>
     <w:unhideWhenUsed/>
     <w:qFormat/>
-    <w:rsid w:val="00126649"/>
+    <w:uiPriority w:val="9"/>
     <w:pPr>
       <w:keepNext/>
       <w:keepLines/>
@@ -4934,19 +4588,18 @@
       <w:rFonts w:cstheme="majorBidi"/>
       <w:b/>
       <w:bCs/>
-      <w:color w:val="2F5496" w:themeColor="accent1" w:themeShade="BF"/>
+      <w:color w:val="2F5597" w:themeColor="accent1" w:themeShade="BF"/>
     </w:rPr>
   </w:style>
-  <w:style w:type="paragraph" w:styleId="7">
+  <w:style w:type="paragraph" w:styleId="8">
     <w:name w:val="heading 7"/>
-    <w:basedOn w:val="a"/>
-    <w:next w:val="a"/>
-    <w:link w:val="70"/>
-    <w:uiPriority w:val="9"/>
+    <w:basedOn w:val="1"/>
+    <w:next w:val="1"/>
+    <w:link w:val="25"/>
     <w:semiHidden/>
     <w:unhideWhenUsed/>
     <w:qFormat/>
-    <w:rsid w:val="00126649"/>
+    <w:uiPriority w:val="9"/>
     <w:pPr>
       <w:keepNext/>
       <w:keepLines/>
@@ -4958,18 +4611,25 @@
       <w:b/>
       <w:bCs/>
       <w:color w:val="595959" w:themeColor="text1" w:themeTint="A6"/>
+      <w14:textFill>
+        <w14:solidFill>
+          <w14:schemeClr w14:val="tx1">
+            <w14:lumMod w14:val="65000"/>
+            <w14:lumOff w14:val="35000"/>
+          </w14:schemeClr>
+        </w14:solidFill>
+      </w14:textFill>
     </w:rPr>
   </w:style>
-  <w:style w:type="paragraph" w:styleId="8">
+  <w:style w:type="paragraph" w:styleId="9">
     <w:name w:val="heading 8"/>
-    <w:basedOn w:val="a"/>
-    <w:next w:val="a"/>
-    <w:link w:val="80"/>
-    <w:uiPriority w:val="9"/>
+    <w:basedOn w:val="1"/>
+    <w:next w:val="1"/>
+    <w:link w:val="26"/>
     <w:semiHidden/>
     <w:unhideWhenUsed/>
     <w:qFormat/>
-    <w:rsid w:val="00126649"/>
+    <w:uiPriority w:val="9"/>
     <w:pPr>
       <w:keepNext/>
       <w:keepLines/>
@@ -4979,18 +4639,25 @@
     <w:rPr>
       <w:rFonts w:cstheme="majorBidi"/>
       <w:color w:val="595959" w:themeColor="text1" w:themeTint="A6"/>
+      <w14:textFill>
+        <w14:solidFill>
+          <w14:schemeClr w14:val="tx1">
+            <w14:lumMod w14:val="65000"/>
+            <w14:lumOff w14:val="35000"/>
+          </w14:schemeClr>
+        </w14:solidFill>
+      </w14:textFill>
     </w:rPr>
   </w:style>
-  <w:style w:type="paragraph" w:styleId="9">
+  <w:style w:type="paragraph" w:styleId="10">
     <w:name w:val="heading 9"/>
-    <w:basedOn w:val="a"/>
-    <w:next w:val="a"/>
-    <w:link w:val="90"/>
-    <w:uiPriority w:val="9"/>
+    <w:basedOn w:val="1"/>
+    <w:next w:val="1"/>
+    <w:link w:val="27"/>
     <w:semiHidden/>
     <w:unhideWhenUsed/>
     <w:qFormat/>
-    <w:rsid w:val="00126649"/>
+    <w:uiPriority w:val="9"/>
     <w:pPr>
       <w:keepNext/>
       <w:keepLines/>
@@ -5000,21 +4667,28 @@
     <w:rPr>
       <w:rFonts w:eastAsiaTheme="majorEastAsia" w:cstheme="majorBidi"/>
       <w:color w:val="595959" w:themeColor="text1" w:themeTint="A6"/>
+      <w14:textFill>
+        <w14:solidFill>
+          <w14:schemeClr w14:val="tx1">
+            <w14:lumMod w14:val="65000"/>
+            <w14:lumOff w14:val="35000"/>
+          </w14:schemeClr>
+        </w14:solidFill>
+      </w14:textFill>
     </w:rPr>
   </w:style>
-  <w:style w:type="character" w:default="1" w:styleId="a0">
+  <w:style w:type="character" w:default="1" w:styleId="18">
     <w:name w:val="Default Paragraph Font"/>
-    <w:uiPriority w:val="1"/>
     <w:semiHidden/>
     <w:unhideWhenUsed/>
+    <w:uiPriority w:val="1"/>
   </w:style>
-  <w:style w:type="table" w:default="1" w:styleId="a1">
+  <w:style w:type="table" w:default="1" w:styleId="16">
     <w:name w:val="Normal Table"/>
-    <w:uiPriority w:val="99"/>
     <w:semiHidden/>
     <w:unhideWhenUsed/>
+    <w:uiPriority w:val="99"/>
     <w:tblPr>
-      <w:tblInd w:w="0" w:type="dxa"/>
       <w:tblCellMar>
         <w:top w:w="0" w:type="dxa"/>
         <w:left w:w="108" w:type="dxa"/>
@@ -5023,312 +4697,31 @@
       </w:tblCellMar>
     </w:tblPr>
   </w:style>
-  <w:style w:type="numbering" w:default="1" w:styleId="a2">
-    <w:name w:val="No List"/>
+  <w:style w:type="paragraph" w:styleId="11">
+    <w:name w:val="footer"/>
+    <w:basedOn w:val="1"/>
+    <w:link w:val="38"/>
+    <w:unhideWhenUsed/>
     <w:uiPriority w:val="99"/>
-    <w:semiHidden/>
-    <w:unhideWhenUsed/>
-  </w:style>
-  <w:style w:type="character" w:customStyle="1" w:styleId="10">
-    <w:name w:val="标题 1 字符"/>
-    <w:basedOn w:val="a0"/>
-    <w:link w:val="1"/>
-    <w:uiPriority w:val="9"/>
-    <w:rsid w:val="00126649"/>
+    <w:pPr>
+      <w:tabs>
+        <w:tab w:val="center" w:pos="4153"/>
+        <w:tab w:val="right" w:pos="8306"/>
+      </w:tabs>
+      <w:snapToGrid w:val="0"/>
+      <w:spacing w:line="240" w:lineRule="auto"/>
+    </w:pPr>
     <w:rPr>
-      <w:rFonts w:asciiTheme="majorHAnsi" w:eastAsiaTheme="majorEastAsia" w:hAnsiTheme="majorHAnsi" w:cstheme="majorBidi"/>
-      <w:color w:val="2F5496" w:themeColor="accent1" w:themeShade="BF"/>
-      <w:sz w:val="48"/>
-      <w:szCs w:val="48"/>
+      <w:sz w:val="18"/>
+      <w:szCs w:val="18"/>
     </w:rPr>
   </w:style>
-  <w:style w:type="character" w:customStyle="1" w:styleId="20">
-    <w:name w:val="标题 2 字符"/>
-    <w:basedOn w:val="a0"/>
-    <w:link w:val="2"/>
-    <w:uiPriority w:val="9"/>
-    <w:semiHidden/>
-    <w:rsid w:val="00126649"/>
-    <w:rPr>
-      <w:rFonts w:asciiTheme="majorHAnsi" w:eastAsiaTheme="majorEastAsia" w:hAnsiTheme="majorHAnsi" w:cstheme="majorBidi"/>
-      <w:color w:val="2F5496" w:themeColor="accent1" w:themeShade="BF"/>
-      <w:sz w:val="40"/>
-      <w:szCs w:val="40"/>
-    </w:rPr>
-  </w:style>
-  <w:style w:type="character" w:customStyle="1" w:styleId="30">
-    <w:name w:val="标题 3 字符"/>
-    <w:basedOn w:val="a0"/>
-    <w:link w:val="3"/>
-    <w:uiPriority w:val="9"/>
-    <w:semiHidden/>
-    <w:rsid w:val="00126649"/>
-    <w:rPr>
-      <w:rFonts w:asciiTheme="majorHAnsi" w:eastAsiaTheme="majorEastAsia" w:hAnsiTheme="majorHAnsi" w:cstheme="majorBidi"/>
-      <w:color w:val="2F5496" w:themeColor="accent1" w:themeShade="BF"/>
-      <w:sz w:val="32"/>
-      <w:szCs w:val="32"/>
-    </w:rPr>
-  </w:style>
-  <w:style w:type="character" w:customStyle="1" w:styleId="40">
-    <w:name w:val="标题 4 字符"/>
-    <w:basedOn w:val="a0"/>
-    <w:link w:val="4"/>
-    <w:uiPriority w:val="9"/>
-    <w:semiHidden/>
-    <w:rsid w:val="00126649"/>
-    <w:rPr>
-      <w:rFonts w:cstheme="majorBidi"/>
-      <w:color w:val="2F5496" w:themeColor="accent1" w:themeShade="BF"/>
-      <w:sz w:val="28"/>
-      <w:szCs w:val="28"/>
-    </w:rPr>
-  </w:style>
-  <w:style w:type="character" w:customStyle="1" w:styleId="50">
-    <w:name w:val="标题 5 字符"/>
-    <w:basedOn w:val="a0"/>
-    <w:link w:val="5"/>
-    <w:uiPriority w:val="9"/>
-    <w:semiHidden/>
-    <w:rsid w:val="00126649"/>
-    <w:rPr>
-      <w:rFonts w:cstheme="majorBidi"/>
-      <w:color w:val="2F5496" w:themeColor="accent1" w:themeShade="BF"/>
-      <w:sz w:val="24"/>
-    </w:rPr>
-  </w:style>
-  <w:style w:type="character" w:customStyle="1" w:styleId="60">
-    <w:name w:val="标题 6 字符"/>
-    <w:basedOn w:val="a0"/>
-    <w:link w:val="6"/>
-    <w:uiPriority w:val="9"/>
-    <w:semiHidden/>
-    <w:rsid w:val="00126649"/>
-    <w:rPr>
-      <w:rFonts w:cstheme="majorBidi"/>
-      <w:b/>
-      <w:bCs/>
-      <w:color w:val="2F5496" w:themeColor="accent1" w:themeShade="BF"/>
-    </w:rPr>
-  </w:style>
-  <w:style w:type="character" w:customStyle="1" w:styleId="70">
-    <w:name w:val="标题 7 字符"/>
-    <w:basedOn w:val="a0"/>
-    <w:link w:val="7"/>
-    <w:uiPriority w:val="9"/>
-    <w:semiHidden/>
-    <w:rsid w:val="00126649"/>
-    <w:rPr>
-      <w:rFonts w:cstheme="majorBidi"/>
-      <w:b/>
-      <w:bCs/>
-      <w:color w:val="595959" w:themeColor="text1" w:themeTint="A6"/>
-    </w:rPr>
-  </w:style>
-  <w:style w:type="character" w:customStyle="1" w:styleId="80">
-    <w:name w:val="标题 8 字符"/>
-    <w:basedOn w:val="a0"/>
-    <w:link w:val="8"/>
-    <w:uiPriority w:val="9"/>
-    <w:semiHidden/>
-    <w:rsid w:val="00126649"/>
-    <w:rPr>
-      <w:rFonts w:cstheme="majorBidi"/>
-      <w:color w:val="595959" w:themeColor="text1" w:themeTint="A6"/>
-    </w:rPr>
-  </w:style>
-  <w:style w:type="character" w:customStyle="1" w:styleId="90">
-    <w:name w:val="标题 9 字符"/>
-    <w:basedOn w:val="a0"/>
-    <w:link w:val="9"/>
-    <w:uiPriority w:val="9"/>
-    <w:semiHidden/>
-    <w:rsid w:val="00126649"/>
-    <w:rPr>
-      <w:rFonts w:eastAsiaTheme="majorEastAsia" w:cstheme="majorBidi"/>
-      <w:color w:val="595959" w:themeColor="text1" w:themeTint="A6"/>
-    </w:rPr>
-  </w:style>
-  <w:style w:type="paragraph" w:styleId="a3">
-    <w:name w:val="Title"/>
-    <w:basedOn w:val="a"/>
-    <w:next w:val="a"/>
-    <w:link w:val="a4"/>
-    <w:uiPriority w:val="10"/>
-    <w:qFormat/>
-    <w:rsid w:val="00126649"/>
-    <w:pPr>
-      <w:spacing w:after="80" w:line="240" w:lineRule="auto"/>
-      <w:contextualSpacing/>
-      <w:jc w:val="center"/>
-    </w:pPr>
-    <w:rPr>
-      <w:rFonts w:asciiTheme="majorHAnsi" w:eastAsiaTheme="majorEastAsia" w:hAnsiTheme="majorHAnsi" w:cstheme="majorBidi"/>
-      <w:spacing w:val="-10"/>
-      <w:kern w:val="28"/>
-      <w:sz w:val="56"/>
-      <w:szCs w:val="56"/>
-    </w:rPr>
-  </w:style>
-  <w:style w:type="character" w:customStyle="1" w:styleId="a4">
-    <w:name w:val="标题 字符"/>
-    <w:basedOn w:val="a0"/>
-    <w:link w:val="a3"/>
-    <w:uiPriority w:val="10"/>
-    <w:rsid w:val="00126649"/>
-    <w:rPr>
-      <w:rFonts w:asciiTheme="majorHAnsi" w:eastAsiaTheme="majorEastAsia" w:hAnsiTheme="majorHAnsi" w:cstheme="majorBidi"/>
-      <w:spacing w:val="-10"/>
-      <w:kern w:val="28"/>
-      <w:sz w:val="56"/>
-      <w:szCs w:val="56"/>
-    </w:rPr>
-  </w:style>
-  <w:style w:type="paragraph" w:styleId="a5">
-    <w:name w:val="Subtitle"/>
-    <w:basedOn w:val="a"/>
-    <w:next w:val="a"/>
-    <w:link w:val="a6"/>
-    <w:uiPriority w:val="11"/>
-    <w:qFormat/>
-    <w:rsid w:val="00126649"/>
-    <w:pPr>
-      <w:numPr>
-        <w:ilvl w:val="1"/>
-      </w:numPr>
-      <w:jc w:val="center"/>
-    </w:pPr>
-    <w:rPr>
-      <w:rFonts w:asciiTheme="majorHAnsi" w:eastAsiaTheme="majorEastAsia" w:hAnsiTheme="majorHAnsi" w:cstheme="majorBidi"/>
-      <w:color w:val="595959" w:themeColor="text1" w:themeTint="A6"/>
-      <w:spacing w:val="15"/>
-      <w:sz w:val="28"/>
-      <w:szCs w:val="28"/>
-    </w:rPr>
-  </w:style>
-  <w:style w:type="character" w:customStyle="1" w:styleId="a6">
-    <w:name w:val="副标题 字符"/>
-    <w:basedOn w:val="a0"/>
-    <w:link w:val="a5"/>
-    <w:uiPriority w:val="11"/>
-    <w:rsid w:val="00126649"/>
-    <w:rPr>
-      <w:rFonts w:asciiTheme="majorHAnsi" w:eastAsiaTheme="majorEastAsia" w:hAnsiTheme="majorHAnsi" w:cstheme="majorBidi"/>
-      <w:color w:val="595959" w:themeColor="text1" w:themeTint="A6"/>
-      <w:spacing w:val="15"/>
-      <w:sz w:val="28"/>
-      <w:szCs w:val="28"/>
-    </w:rPr>
-  </w:style>
-  <w:style w:type="paragraph" w:styleId="a7">
-    <w:name w:val="Quote"/>
-    <w:basedOn w:val="a"/>
-    <w:next w:val="a"/>
-    <w:link w:val="a8"/>
-    <w:uiPriority w:val="29"/>
-    <w:qFormat/>
-    <w:rsid w:val="00126649"/>
-    <w:pPr>
-      <w:spacing w:before="160"/>
-      <w:jc w:val="center"/>
-    </w:pPr>
-    <w:rPr>
-      <w:i/>
-      <w:iCs/>
-      <w:color w:val="404040" w:themeColor="text1" w:themeTint="BF"/>
-    </w:rPr>
-  </w:style>
-  <w:style w:type="character" w:customStyle="1" w:styleId="a8">
-    <w:name w:val="引用 字符"/>
-    <w:basedOn w:val="a0"/>
-    <w:link w:val="a7"/>
-    <w:uiPriority w:val="29"/>
-    <w:rsid w:val="00126649"/>
-    <w:rPr>
-      <w:i/>
-      <w:iCs/>
-      <w:color w:val="404040" w:themeColor="text1" w:themeTint="BF"/>
-    </w:rPr>
-  </w:style>
-  <w:style w:type="paragraph" w:styleId="a9">
-    <w:name w:val="List Paragraph"/>
-    <w:basedOn w:val="a"/>
-    <w:uiPriority w:val="34"/>
-    <w:qFormat/>
-    <w:rsid w:val="00126649"/>
-    <w:pPr>
-      <w:ind w:left="720"/>
-      <w:contextualSpacing/>
-    </w:pPr>
-  </w:style>
-  <w:style w:type="character" w:styleId="aa">
-    <w:name w:val="Intense Emphasis"/>
-    <w:basedOn w:val="a0"/>
-    <w:uiPriority w:val="21"/>
-    <w:qFormat/>
-    <w:rsid w:val="00126649"/>
-    <w:rPr>
-      <w:i/>
-      <w:iCs/>
-      <w:color w:val="2F5496" w:themeColor="accent1" w:themeShade="BF"/>
-    </w:rPr>
-  </w:style>
-  <w:style w:type="paragraph" w:styleId="ab">
-    <w:name w:val="Intense Quote"/>
-    <w:basedOn w:val="a"/>
-    <w:next w:val="a"/>
-    <w:link w:val="ac"/>
-    <w:uiPriority w:val="30"/>
-    <w:qFormat/>
-    <w:rsid w:val="00126649"/>
-    <w:pPr>
-      <w:pBdr>
-        <w:top w:val="single" w:sz="4" w:space="10" w:color="2F5496" w:themeColor="accent1" w:themeShade="BF"/>
-        <w:bottom w:val="single" w:sz="4" w:space="10" w:color="2F5496" w:themeColor="accent1" w:themeShade="BF"/>
-      </w:pBdr>
-      <w:spacing w:before="360" w:after="360"/>
-      <w:ind w:left="864" w:right="864"/>
-      <w:jc w:val="center"/>
-    </w:pPr>
-    <w:rPr>
-      <w:i/>
-      <w:iCs/>
-      <w:color w:val="2F5496" w:themeColor="accent1" w:themeShade="BF"/>
-    </w:rPr>
-  </w:style>
-  <w:style w:type="character" w:customStyle="1" w:styleId="ac">
-    <w:name w:val="明显引用 字符"/>
-    <w:basedOn w:val="a0"/>
-    <w:link w:val="ab"/>
-    <w:uiPriority w:val="30"/>
-    <w:rsid w:val="00126649"/>
-    <w:rPr>
-      <w:i/>
-      <w:iCs/>
-      <w:color w:val="2F5496" w:themeColor="accent1" w:themeShade="BF"/>
-    </w:rPr>
-  </w:style>
-  <w:style w:type="character" w:styleId="ad">
-    <w:name w:val="Intense Reference"/>
-    <w:basedOn w:val="a0"/>
-    <w:uiPriority w:val="32"/>
-    <w:qFormat/>
-    <w:rsid w:val="00126649"/>
-    <w:rPr>
-      <w:b/>
-      <w:bCs/>
-      <w:smallCaps/>
-      <w:color w:val="2F5496" w:themeColor="accent1" w:themeShade="BF"/>
-      <w:spacing w:val="5"/>
-    </w:rPr>
-  </w:style>
-  <w:style w:type="paragraph" w:styleId="ae">
+  <w:style w:type="paragraph" w:styleId="12">
     <w:name w:val="header"/>
-    <w:basedOn w:val="a"/>
-    <w:link w:val="af"/>
+    <w:basedOn w:val="1"/>
+    <w:link w:val="37"/>
+    <w:unhideWhenUsed/>
     <w:uiPriority w:val="99"/>
-    <w:unhideWhenUsed/>
-    <w:rsid w:val="00E30EF9"/>
     <w:pPr>
       <w:tabs>
         <w:tab w:val="center" w:pos="4153"/>
@@ -5343,79 +4736,399 @@
       <w:szCs w:val="18"/>
     </w:rPr>
   </w:style>
-  <w:style w:type="character" w:customStyle="1" w:styleId="af">
-    <w:name w:val="页眉 字符"/>
-    <w:basedOn w:val="a0"/>
-    <w:link w:val="ae"/>
-    <w:uiPriority w:val="99"/>
-    <w:rsid w:val="00E30EF9"/>
+  <w:style w:type="paragraph" w:styleId="13">
+    <w:name w:val="Subtitle"/>
+    <w:basedOn w:val="1"/>
+    <w:next w:val="1"/>
+    <w:link w:val="29"/>
+    <w:qFormat/>
+    <w:uiPriority w:val="11"/>
+    <w:pPr>
+      <w:jc w:val="center"/>
+    </w:pPr>
     <w:rPr>
-      <w:sz w:val="18"/>
-      <w:szCs w:val="18"/>
+      <w:rFonts w:asciiTheme="majorHAnsi" w:hAnsiTheme="majorHAnsi" w:eastAsiaTheme="majorEastAsia" w:cstheme="majorBidi"/>
+      <w:color w:val="595959" w:themeColor="text1" w:themeTint="A6"/>
+      <w:spacing w:val="15"/>
+      <w:sz w:val="28"/>
+      <w:szCs w:val="28"/>
+      <w14:textFill>
+        <w14:solidFill>
+          <w14:schemeClr w14:val="tx1">
+            <w14:lumMod w14:val="65000"/>
+            <w14:lumOff w14:val="35000"/>
+          </w14:schemeClr>
+        </w14:solidFill>
+      </w14:textFill>
     </w:rPr>
   </w:style>
-  <w:style w:type="paragraph" w:styleId="af0">
-    <w:name w:val="footer"/>
-    <w:basedOn w:val="a"/>
-    <w:link w:val="af1"/>
-    <w:uiPriority w:val="99"/>
-    <w:unhideWhenUsed/>
-    <w:rsid w:val="00E30EF9"/>
-    <w:pPr>
-      <w:tabs>
-        <w:tab w:val="center" w:pos="4153"/>
-        <w:tab w:val="right" w:pos="8306"/>
-      </w:tabs>
-      <w:snapToGrid w:val="0"/>
-      <w:spacing w:line="240" w:lineRule="auto"/>
-    </w:pPr>
-    <w:rPr>
-      <w:sz w:val="18"/>
-      <w:szCs w:val="18"/>
-    </w:rPr>
-  </w:style>
-  <w:style w:type="character" w:customStyle="1" w:styleId="af1">
-    <w:name w:val="页脚 字符"/>
-    <w:basedOn w:val="a0"/>
-    <w:link w:val="af0"/>
-    <w:uiPriority w:val="99"/>
-    <w:rsid w:val="00E30EF9"/>
-    <w:rPr>
-      <w:sz w:val="18"/>
-      <w:szCs w:val="18"/>
-    </w:rPr>
-  </w:style>
-  <w:style w:type="paragraph" w:styleId="HTML">
+  <w:style w:type="paragraph" w:styleId="14">
     <w:name w:val="HTML Preformatted"/>
-    <w:basedOn w:val="a"/>
-    <w:link w:val="HTML0"/>
-    <w:uiPriority w:val="99"/>
+    <w:basedOn w:val="1"/>
+    <w:link w:val="39"/>
     <w:semiHidden/>
     <w:unhideWhenUsed/>
-    <w:rsid w:val="00E30EF9"/>
+    <w:uiPriority w:val="99"/>
     <w:rPr>
       <w:rFonts w:ascii="Courier New" w:hAnsi="Courier New" w:cs="Courier New"/>
       <w:sz w:val="20"/>
       <w:szCs w:val="20"/>
     </w:rPr>
   </w:style>
-  <w:style w:type="character" w:customStyle="1" w:styleId="HTML0">
+  <w:style w:type="paragraph" w:styleId="15">
+    <w:name w:val="Title"/>
+    <w:basedOn w:val="1"/>
+    <w:next w:val="1"/>
+    <w:link w:val="28"/>
+    <w:qFormat/>
+    <w:uiPriority w:val="10"/>
+    <w:pPr>
+      <w:spacing w:after="80" w:line="240" w:lineRule="auto"/>
+      <w:contextualSpacing/>
+      <w:jc w:val="center"/>
+    </w:pPr>
+    <w:rPr>
+      <w:rFonts w:asciiTheme="majorHAnsi" w:hAnsiTheme="majorHAnsi" w:eastAsiaTheme="majorEastAsia" w:cstheme="majorBidi"/>
+      <w:spacing w:val="-10"/>
+      <w:kern w:val="28"/>
+      <w:sz w:val="56"/>
+      <w:szCs w:val="56"/>
+    </w:rPr>
+  </w:style>
+  <w:style w:type="table" w:styleId="17">
+    <w:name w:val="Table Grid"/>
+    <w:basedOn w:val="16"/>
+    <w:uiPriority w:val="39"/>
+    <w:pPr>
+      <w:spacing w:after="0" w:line="240" w:lineRule="auto"/>
+    </w:pPr>
+    <w:tblPr>
+      <w:tblBorders>
+        <w:top w:val="single" w:color="auto" w:sz="4" w:space="0"/>
+        <w:left w:val="single" w:color="auto" w:sz="4" w:space="0"/>
+        <w:bottom w:val="single" w:color="auto" w:sz="4" w:space="0"/>
+        <w:right w:val="single" w:color="auto" w:sz="4" w:space="0"/>
+        <w:insideH w:val="single" w:color="auto" w:sz="4" w:space="0"/>
+        <w:insideV w:val="single" w:color="auto" w:sz="4" w:space="0"/>
+      </w:tblBorders>
+    </w:tblPr>
+  </w:style>
+  <w:style w:type="character" w:customStyle="1" w:styleId="19">
+    <w:name w:val="标题 1 字符"/>
+    <w:basedOn w:val="18"/>
+    <w:link w:val="2"/>
+    <w:uiPriority w:val="9"/>
+    <w:rPr>
+      <w:rFonts w:asciiTheme="majorHAnsi" w:hAnsiTheme="majorHAnsi" w:eastAsiaTheme="majorEastAsia" w:cstheme="majorBidi"/>
+      <w:color w:val="2F5597" w:themeColor="accent1" w:themeShade="BF"/>
+      <w:sz w:val="48"/>
+      <w:szCs w:val="48"/>
+    </w:rPr>
+  </w:style>
+  <w:style w:type="character" w:customStyle="1" w:styleId="20">
+    <w:name w:val="标题 2 字符"/>
+    <w:basedOn w:val="18"/>
+    <w:link w:val="3"/>
+    <w:semiHidden/>
+    <w:uiPriority w:val="9"/>
+    <w:rPr>
+      <w:rFonts w:asciiTheme="majorHAnsi" w:hAnsiTheme="majorHAnsi" w:eastAsiaTheme="majorEastAsia" w:cstheme="majorBidi"/>
+      <w:color w:val="2F5597" w:themeColor="accent1" w:themeShade="BF"/>
+      <w:sz w:val="40"/>
+      <w:szCs w:val="40"/>
+    </w:rPr>
+  </w:style>
+  <w:style w:type="character" w:customStyle="1" w:styleId="21">
+    <w:name w:val="标题 3 字符"/>
+    <w:basedOn w:val="18"/>
+    <w:link w:val="4"/>
+    <w:semiHidden/>
+    <w:uiPriority w:val="9"/>
+    <w:rPr>
+      <w:rFonts w:asciiTheme="majorHAnsi" w:hAnsiTheme="majorHAnsi" w:eastAsiaTheme="majorEastAsia" w:cstheme="majorBidi"/>
+      <w:color w:val="2F5597" w:themeColor="accent1" w:themeShade="BF"/>
+      <w:sz w:val="32"/>
+      <w:szCs w:val="32"/>
+    </w:rPr>
+  </w:style>
+  <w:style w:type="character" w:customStyle="1" w:styleId="22">
+    <w:name w:val="标题 4 字符"/>
+    <w:basedOn w:val="18"/>
+    <w:link w:val="5"/>
+    <w:semiHidden/>
+    <w:uiPriority w:val="9"/>
+    <w:rPr>
+      <w:rFonts w:cstheme="majorBidi"/>
+      <w:color w:val="2F5597" w:themeColor="accent1" w:themeShade="BF"/>
+      <w:sz w:val="28"/>
+      <w:szCs w:val="28"/>
+    </w:rPr>
+  </w:style>
+  <w:style w:type="character" w:customStyle="1" w:styleId="23">
+    <w:name w:val="标题 5 字符"/>
+    <w:basedOn w:val="18"/>
+    <w:link w:val="6"/>
+    <w:semiHidden/>
+    <w:uiPriority w:val="9"/>
+    <w:rPr>
+      <w:rFonts w:cstheme="majorBidi"/>
+      <w:color w:val="2F5597" w:themeColor="accent1" w:themeShade="BF"/>
+      <w:sz w:val="24"/>
+    </w:rPr>
+  </w:style>
+  <w:style w:type="character" w:customStyle="1" w:styleId="24">
+    <w:name w:val="标题 6 字符"/>
+    <w:basedOn w:val="18"/>
+    <w:link w:val="7"/>
+    <w:semiHidden/>
+    <w:uiPriority w:val="9"/>
+    <w:rPr>
+      <w:rFonts w:cstheme="majorBidi"/>
+      <w:b/>
+      <w:bCs/>
+      <w:color w:val="2F5597" w:themeColor="accent1" w:themeShade="BF"/>
+    </w:rPr>
+  </w:style>
+  <w:style w:type="character" w:customStyle="1" w:styleId="25">
+    <w:name w:val="标题 7 字符"/>
+    <w:basedOn w:val="18"/>
+    <w:link w:val="8"/>
+    <w:semiHidden/>
+    <w:uiPriority w:val="9"/>
+    <w:rPr>
+      <w:rFonts w:cstheme="majorBidi"/>
+      <w:b/>
+      <w:bCs/>
+      <w:color w:val="595959" w:themeColor="text1" w:themeTint="A6"/>
+      <w14:textFill>
+        <w14:solidFill>
+          <w14:schemeClr w14:val="tx1">
+            <w14:lumMod w14:val="65000"/>
+            <w14:lumOff w14:val="35000"/>
+          </w14:schemeClr>
+        </w14:solidFill>
+      </w14:textFill>
+    </w:rPr>
+  </w:style>
+  <w:style w:type="character" w:customStyle="1" w:styleId="26">
+    <w:name w:val="标题 8 字符"/>
+    <w:basedOn w:val="18"/>
+    <w:link w:val="9"/>
+    <w:semiHidden/>
+    <w:uiPriority w:val="9"/>
+    <w:rPr>
+      <w:rFonts w:cstheme="majorBidi"/>
+      <w:color w:val="595959" w:themeColor="text1" w:themeTint="A6"/>
+      <w14:textFill>
+        <w14:solidFill>
+          <w14:schemeClr w14:val="tx1">
+            <w14:lumMod w14:val="65000"/>
+            <w14:lumOff w14:val="35000"/>
+          </w14:schemeClr>
+        </w14:solidFill>
+      </w14:textFill>
+    </w:rPr>
+  </w:style>
+  <w:style w:type="character" w:customStyle="1" w:styleId="27">
+    <w:name w:val="标题 9 字符"/>
+    <w:basedOn w:val="18"/>
+    <w:link w:val="10"/>
+    <w:semiHidden/>
+    <w:uiPriority w:val="9"/>
+    <w:rPr>
+      <w:rFonts w:eastAsiaTheme="majorEastAsia" w:cstheme="majorBidi"/>
+      <w:color w:val="595959" w:themeColor="text1" w:themeTint="A6"/>
+      <w14:textFill>
+        <w14:solidFill>
+          <w14:schemeClr w14:val="tx1">
+            <w14:lumMod w14:val="65000"/>
+            <w14:lumOff w14:val="35000"/>
+          </w14:schemeClr>
+        </w14:solidFill>
+      </w14:textFill>
+    </w:rPr>
+  </w:style>
+  <w:style w:type="character" w:customStyle="1" w:styleId="28">
+    <w:name w:val="标题 字符"/>
+    <w:basedOn w:val="18"/>
+    <w:link w:val="15"/>
+    <w:uiPriority w:val="10"/>
+    <w:rPr>
+      <w:rFonts w:asciiTheme="majorHAnsi" w:hAnsiTheme="majorHAnsi" w:eastAsiaTheme="majorEastAsia" w:cstheme="majorBidi"/>
+      <w:spacing w:val="-10"/>
+      <w:kern w:val="28"/>
+      <w:sz w:val="56"/>
+      <w:szCs w:val="56"/>
+    </w:rPr>
+  </w:style>
+  <w:style w:type="character" w:customStyle="1" w:styleId="29">
+    <w:name w:val="副标题 字符"/>
+    <w:basedOn w:val="18"/>
+    <w:link w:val="13"/>
+    <w:uiPriority w:val="11"/>
+    <w:rPr>
+      <w:rFonts w:asciiTheme="majorHAnsi" w:hAnsiTheme="majorHAnsi" w:eastAsiaTheme="majorEastAsia" w:cstheme="majorBidi"/>
+      <w:color w:val="595959" w:themeColor="text1" w:themeTint="A6"/>
+      <w:spacing w:val="15"/>
+      <w:sz w:val="28"/>
+      <w:szCs w:val="28"/>
+      <w14:textFill>
+        <w14:solidFill>
+          <w14:schemeClr w14:val="tx1">
+            <w14:lumMod w14:val="65000"/>
+            <w14:lumOff w14:val="35000"/>
+          </w14:schemeClr>
+        </w14:solidFill>
+      </w14:textFill>
+    </w:rPr>
+  </w:style>
+  <w:style w:type="paragraph" w:styleId="30">
+    <w:name w:val="Quote"/>
+    <w:basedOn w:val="1"/>
+    <w:next w:val="1"/>
+    <w:link w:val="31"/>
+    <w:qFormat/>
+    <w:uiPriority w:val="29"/>
+    <w:pPr>
+      <w:spacing w:before="160"/>
+      <w:jc w:val="center"/>
+    </w:pPr>
+    <w:rPr>
+      <w:i/>
+      <w:iCs/>
+      <w:color w:val="404040" w:themeColor="text1" w:themeTint="BF"/>
+      <w14:textFill>
+        <w14:solidFill>
+          <w14:schemeClr w14:val="tx1">
+            <w14:lumMod w14:val="75000"/>
+            <w14:lumOff w14:val="25000"/>
+          </w14:schemeClr>
+        </w14:solidFill>
+      </w14:textFill>
+    </w:rPr>
+  </w:style>
+  <w:style w:type="character" w:customStyle="1" w:styleId="31">
+    <w:name w:val="引用 字符"/>
+    <w:basedOn w:val="18"/>
+    <w:link w:val="30"/>
+    <w:uiPriority w:val="29"/>
+    <w:rPr>
+      <w:i/>
+      <w:iCs/>
+      <w:color w:val="404040" w:themeColor="text1" w:themeTint="BF"/>
+      <w14:textFill>
+        <w14:solidFill>
+          <w14:schemeClr w14:val="tx1">
+            <w14:lumMod w14:val="75000"/>
+            <w14:lumOff w14:val="25000"/>
+          </w14:schemeClr>
+        </w14:solidFill>
+      </w14:textFill>
+    </w:rPr>
+  </w:style>
+  <w:style w:type="paragraph" w:styleId="32">
+    <w:name w:val="List Paragraph"/>
+    <w:basedOn w:val="1"/>
+    <w:qFormat/>
+    <w:uiPriority w:val="34"/>
+    <w:pPr>
+      <w:ind w:left="720"/>
+      <w:contextualSpacing/>
+    </w:pPr>
+  </w:style>
+  <w:style w:type="character" w:customStyle="1" w:styleId="33">
+    <w:name w:val="Intense Emphasis"/>
+    <w:basedOn w:val="18"/>
+    <w:qFormat/>
+    <w:uiPriority w:val="21"/>
+    <w:rPr>
+      <w:i/>
+      <w:iCs/>
+      <w:color w:val="2F5597" w:themeColor="accent1" w:themeShade="BF"/>
+    </w:rPr>
+  </w:style>
+  <w:style w:type="paragraph" w:styleId="34">
+    <w:name w:val="Intense Quote"/>
+    <w:basedOn w:val="1"/>
+    <w:next w:val="1"/>
+    <w:link w:val="35"/>
+    <w:qFormat/>
+    <w:uiPriority w:val="30"/>
+    <w:pPr>
+      <w:pBdr>
+        <w:top w:val="single" w:color="2F5496" w:themeColor="accent1" w:themeShade="BF" w:sz="4" w:space="10"/>
+        <w:bottom w:val="single" w:color="2F5496" w:themeColor="accent1" w:themeShade="BF" w:sz="4" w:space="10"/>
+      </w:pBdr>
+      <w:spacing w:before="360" w:after="360"/>
+      <w:ind w:left="864" w:right="864"/>
+      <w:jc w:val="center"/>
+    </w:pPr>
+    <w:rPr>
+      <w:i/>
+      <w:iCs/>
+      <w:color w:val="2F5597" w:themeColor="accent1" w:themeShade="BF"/>
+    </w:rPr>
+  </w:style>
+  <w:style w:type="character" w:customStyle="1" w:styleId="35">
+    <w:name w:val="明显引用 字符"/>
+    <w:basedOn w:val="18"/>
+    <w:link w:val="34"/>
+    <w:uiPriority w:val="30"/>
+    <w:rPr>
+      <w:i/>
+      <w:iCs/>
+      <w:color w:val="2F5597" w:themeColor="accent1" w:themeShade="BF"/>
+    </w:rPr>
+  </w:style>
+  <w:style w:type="character" w:customStyle="1" w:styleId="36">
+    <w:name w:val="Intense Reference"/>
+    <w:basedOn w:val="18"/>
+    <w:qFormat/>
+    <w:uiPriority w:val="32"/>
+    <w:rPr>
+      <w:b/>
+      <w:bCs/>
+      <w:smallCaps/>
+      <w:color w:val="2F5597" w:themeColor="accent1" w:themeShade="BF"/>
+      <w:spacing w:val="5"/>
+    </w:rPr>
+  </w:style>
+  <w:style w:type="character" w:customStyle="1" w:styleId="37">
+    <w:name w:val="页眉 字符"/>
+    <w:basedOn w:val="18"/>
+    <w:link w:val="12"/>
+    <w:uiPriority w:val="99"/>
+    <w:rPr>
+      <w:sz w:val="18"/>
+      <w:szCs w:val="18"/>
+    </w:rPr>
+  </w:style>
+  <w:style w:type="character" w:customStyle="1" w:styleId="38">
+    <w:name w:val="页脚 字符"/>
+    <w:basedOn w:val="18"/>
+    <w:link w:val="11"/>
+    <w:uiPriority w:val="99"/>
+    <w:rPr>
+      <w:sz w:val="18"/>
+      <w:szCs w:val="18"/>
+    </w:rPr>
+  </w:style>
+  <w:style w:type="character" w:customStyle="1" w:styleId="39">
     <w:name w:val="HTML 预设格式 字符"/>
-    <w:basedOn w:val="a0"/>
-    <w:link w:val="HTML"/>
+    <w:basedOn w:val="18"/>
+    <w:link w:val="14"/>
+    <w:semiHidden/>
     <w:uiPriority w:val="99"/>
-    <w:semiHidden/>
-    <w:rsid w:val="00E30EF9"/>
     <w:rPr>
-      <w:rFonts w:ascii="Courier New" w:eastAsia="Calibri" w:hAnsi="Courier New" w:cs="Courier New"/>
+      <w:rFonts w:ascii="Courier New" w:hAnsi="Courier New" w:eastAsia="Calibri" w:cs="Courier New"/>
       <w:color w:val="000000"/>
       <w:sz w:val="20"/>
       <w:szCs w:val="20"/>
     </w:rPr>
   </w:style>
-  <w:style w:type="table" w:customStyle="1" w:styleId="TableGrid">
+  <w:style w:type="table" w:customStyle="1" w:styleId="40">
     <w:name w:val="TableGrid"/>
-    <w:rsid w:val="00E30EF9"/>
+    <w:uiPriority w:val="0"/>
     <w:pPr>
       <w:spacing w:after="0" w:line="240" w:lineRule="auto"/>
     </w:pPr>
@@ -5426,25 +5139,6 @@
         <w:bottom w:w="0" w:type="dxa"/>
         <w:right w:w="0" w:type="dxa"/>
       </w:tblCellMar>
-    </w:tblPr>
-  </w:style>
-  <w:style w:type="table" w:styleId="af2">
-    <w:name w:val="Table Grid"/>
-    <w:basedOn w:val="a1"/>
-    <w:uiPriority w:val="39"/>
-    <w:rsid w:val="00BD7130"/>
-    <w:pPr>
-      <w:spacing w:after="0" w:line="240" w:lineRule="auto"/>
-    </w:pPr>
-    <w:tblPr>
-      <w:tblBorders>
-        <w:top w:val="single" w:sz="4" w:space="0" w:color="auto"/>
-        <w:left w:val="single" w:sz="4" w:space="0" w:color="auto"/>
-        <w:bottom w:val="single" w:sz="4" w:space="0" w:color="auto"/>
-        <w:right w:val="single" w:sz="4" w:space="0" w:color="auto"/>
-        <w:insideH w:val="single" w:sz="4" w:space="0" w:color="auto"/>
-        <w:insideV w:val="single" w:sz="4" w:space="0" w:color="auto"/>
-      </w:tblBorders>
     </w:tblPr>
   </w:style>
 </w:styles>
@@ -5493,7 +5187,7 @@
     </a:clrScheme>
     <a:fontScheme name="Office">
       <a:majorFont>
-        <a:latin typeface="等线 Light" panose="020F0302020204030204"/>
+        <a:latin typeface="等线 Light"/>
         <a:ea typeface=""/>
         <a:cs typeface=""/>
         <a:font script="Jpan" typeface="游ゴシック Light"/>
@@ -5526,26 +5220,9 @@
         <a:font script="Viet" typeface="Times New Roman"/>
         <a:font script="Uigh" typeface="Microsoft Uighur"/>
         <a:font script="Geor" typeface="Sylfaen"/>
-        <a:font script="Armn" typeface="Arial"/>
-        <a:font script="Bugi" typeface="Leelawadee UI"/>
-        <a:font script="Bopo" typeface="Microsoft JhengHei"/>
-        <a:font script="Java" typeface="Javanese Text"/>
-        <a:font script="Lisu" typeface="Segoe UI"/>
-        <a:font script="Mymr" typeface="Myanmar Text"/>
-        <a:font script="Nkoo" typeface="Ebrima"/>
-        <a:font script="Olck" typeface="Nirmala UI"/>
-        <a:font script="Osma" typeface="Ebrima"/>
-        <a:font script="Phag" typeface="Phagspa"/>
-        <a:font script="Syrn" typeface="Estrangelo Edessa"/>
-        <a:font script="Syrj" typeface="Estrangelo Edessa"/>
-        <a:font script="Syre" typeface="Estrangelo Edessa"/>
-        <a:font script="Sora" typeface="Nirmala UI"/>
-        <a:font script="Tale" typeface="Microsoft Tai Le"/>
-        <a:font script="Talu" typeface="Microsoft New Tai Lue"/>
-        <a:font script="Tfng" typeface="Ebrima"/>
       </a:majorFont>
       <a:minorFont>
-        <a:latin typeface="等线" panose="020F0502020204030204"/>
+        <a:latin typeface="等线"/>
         <a:ea typeface=""/>
         <a:cs typeface=""/>
         <a:font script="Jpan" typeface="游明朝"/>
@@ -5578,23 +5255,6 @@
         <a:font script="Viet" typeface="Arial"/>
         <a:font script="Uigh" typeface="Microsoft Uighur"/>
         <a:font script="Geor" typeface="Sylfaen"/>
-        <a:font script="Armn" typeface="Arial"/>
-        <a:font script="Bugi" typeface="Leelawadee UI"/>
-        <a:font script="Bopo" typeface="Microsoft JhengHei"/>
-        <a:font script="Java" typeface="Javanese Text"/>
-        <a:font script="Lisu" typeface="Segoe UI"/>
-        <a:font script="Mymr" typeface="Myanmar Text"/>
-        <a:font script="Nkoo" typeface="Ebrima"/>
-        <a:font script="Olck" typeface="Nirmala UI"/>
-        <a:font script="Osma" typeface="Ebrima"/>
-        <a:font script="Phag" typeface="Phagspa"/>
-        <a:font script="Syrn" typeface="Estrangelo Edessa"/>
-        <a:font script="Syrj" typeface="Estrangelo Edessa"/>
-        <a:font script="Syre" typeface="Estrangelo Edessa"/>
-        <a:font script="Sora" typeface="Nirmala UI"/>
-        <a:font script="Tale" typeface="Microsoft Tai Le"/>
-        <a:font script="Talu" typeface="Microsoft New Tai Lue"/>
-        <a:font script="Tfng" typeface="Ebrima"/>
       </a:minorFont>
     </a:fontScheme>
     <a:fmtScheme name="Office">
@@ -5736,11 +5396,5 @@
     </a:fmtScheme>
   </a:themeElements>
   <a:objectDefaults/>
-  <a:extraClrSchemeLst/>
-  <a:extLst>
-    <a:ext uri="{05A4C25C-085E-4340-85A3-A5531E510DB2}">
-      <thm15:themeFamily xmlns:thm15="http://schemas.microsoft.com/office/thememl/2012/main" name="Office Theme" id="{62F939B6-93AF-4DB8-9C6B-D6C7DFDC589F}" vid="{4A3C46E8-61CC-4603-A589-7422A47A8E4A}"/>
-    </a:ext>
-  </a:extLst>
 </a:theme>
 </file>